--- a/QC_report/module-c-report-v2.docx
+++ b/QC_report/module-c-report-v2.docx
@@ -20,61 +20,37 @@
       </w:pPr>
       <w:r>
         <w:rPr>
-          <w:rtl w:val="false"/>
-        </w:rPr>
-        <w:t xml:space="preserve">Date: 2026-09-28. </w:t>
-      </w:r>
-      <w:r>
-        <w:rPr>
           <w:b/>
           <w:bCs/>
           <w:rtl w:val="false"/>
         </w:rPr>
-        <w:t xml:space="preserve">Scope: Part A (vocabulary, </w:t>
-      </w:r>
-      <w:r>
-        <w:rPr>
-          <w:rFonts w:ascii="Consolas" w:cs="Consolas" w:eastAsia="Consolas" w:hAnsi="Consolas"/>
+        <w:t xml:space="preserve">Status as of 2026-09-29</w:t>
+      </w:r>
+      <w:r>
+        <w:rPr>
+          <w:rtl w:val="false"/>
+        </w:rPr>
+        <w:t xml:space="preserve"> (repo at commit d11097c). Reviewers: Claude and GPT, both reading the source. Owner: Yam Marco.</w:t>
+      </w:r>
+    </w:p>
+    <w:p>
+      <w:pPr>
+        <w:bidi w:val="false"/>
+        <w:spacing w:after="100"/>
+      </w:pPr>
+      <w:r>
+        <w:rPr>
           <w:b/>
           <w:bCs/>
-          <w:sz w:val="19"/>
-          <w:szCs w:val="19"/>
-          <w:rtl w:val="false"/>
-        </w:rPr>
-        <w:t xml:space="preserve">c-2</w:t>
-      </w:r>
-      <w:r>
-        <w:rPr>
-          <w:b/>
-          <w:bCs/>
-          <w:rtl w:val="false"/>
-        </w:rPr>
-        <w:t xml:space="preserve">) and Part B (reading, </w:t>
-      </w:r>
-      <w:r>
-        <w:rPr>
-          <w:rFonts w:ascii="Consolas" w:cs="Consolas" w:eastAsia="Consolas" w:hAnsi="Consolas"/>
-          <w:b/>
-          <w:bCs/>
-          <w:sz w:val="19"/>
-          <w:szCs w:val="19"/>
-          <w:rtl w:val="false"/>
-        </w:rPr>
-        <w:t xml:space="preserve">c-1</w:t>
-      </w:r>
-      <w:r>
-        <w:rPr>
-          <w:b/>
-          <w:bCs/>
-          <w:rtl w:val="false"/>
-        </w:rPr>
-        <w:t xml:space="preserve">).</w:t>
-      </w:r>
-      <w:r>
-        <w:rPr>
-          <w:rtl w:val="false"/>
-        </w:rPr>
-        <w:t xml:space="preserve"> Part C (writing, </w:t>
+          <w:rtl w:val="false"/>
+        </w:rPr>
+        <w:t xml:space="preserve">Scope:</w:t>
+      </w:r>
+      <w:r>
+        <w:rPr>
+          <w:rtl w:val="false"/>
+        </w:rPr>
+        <w:t xml:space="preserve"> Part A vocabulary (</w:t>
       </w:r>
       <w:r>
         <w:rPr>
@@ -83,13 +59,58 @@
           <w:szCs w:val="19"/>
           <w:rtl w:val="false"/>
         </w:rPr>
+        <w:t xml:space="preserve">c-2</w:t>
+      </w:r>
+      <w:r>
+        <w:rPr>
+          <w:rtl w:val="false"/>
+        </w:rPr>
+        <w:t xml:space="preserve">), Part B reading (</w:t>
+      </w:r>
+      <w:r>
+        <w:rPr>
+          <w:rFonts w:ascii="Consolas" w:cs="Consolas" w:eastAsia="Consolas" w:hAnsi="Consolas"/>
+          <w:sz w:val="19"/>
+          <w:szCs w:val="19"/>
+          <w:rtl w:val="false"/>
+        </w:rPr>
+        <w:t xml:space="preserve">c-1</w:t>
+      </w:r>
+      <w:r>
+        <w:rPr>
+          <w:rtl w:val="false"/>
+        </w:rPr>
+        <w:t xml:space="preserve">), Part C writing (</w:t>
+      </w:r>
+      <w:r>
+        <w:rPr>
+          <w:rFonts w:ascii="Consolas" w:cs="Consolas" w:eastAsia="Consolas" w:hAnsi="Consolas"/>
+          <w:sz w:val="19"/>
+          <w:szCs w:val="19"/>
+          <w:rtl w:val="false"/>
+        </w:rPr>
         <w:t xml:space="preserve">c-3</w:t>
       </w:r>
       <w:r>
         <w:rPr>
           <w:rtl w:val="false"/>
         </w:rPr>
-        <w:t xml:space="preserve">) is excluded for now.</w:t>
+        <w:t xml:space="preserve">), and the two Module C exam quizzes (</w:t>
+      </w:r>
+      <w:r>
+        <w:rPr>
+          <w:rFonts w:ascii="Consolas" w:cs="Consolas" w:eastAsia="Consolas" w:hAnsi="Consolas"/>
+          <w:sz w:val="19"/>
+          <w:szCs w:val="19"/>
+          <w:rtl w:val="false"/>
+        </w:rPr>
+        <w:t xml:space="preserve">quiz/c</w:t>
+      </w:r>
+      <w:r>
+        <w:rPr>
+          <w:rtl w:val="false"/>
+        </w:rPr>
+        <w:t xml:space="preserve">).</w:t>
       </w:r>
     </w:p>
     <w:p>
@@ -103,39 +124,7 @@
           <w:bCs/>
           <w:rtl w:val="false"/>
         </w:rPr>
-        <w:t xml:space="preserve">Scope update (2026-09-29):</w:t>
-      </w:r>
-      <w:r>
-        <w:rPr>
-          <w:rtl w:val="false"/>
-        </w:rPr>
-        <w:t xml:space="preserve"> Section 12 is a new post-fix review of Parts A, B </w:t>
-      </w:r>
-      <w:r>
-        <w:rPr>
-          <w:b/>
-          <w:bCs/>
-          <w:rtl w:val="false"/>
-        </w:rPr>
-        <w:t xml:space="preserve">and C</w:t>
-      </w:r>
-      <w:r>
-        <w:rPr>
-          <w:rtl w:val="false"/>
-        </w:rPr>
-        <w:t xml:space="preserve">, including the separate Module C exam quizzes. The opening scope and earlier grades are retained as historical snapshots, not current conclusions.</w:t>
-      </w:r>
-    </w:p>
-    <w:p>
-      <w:pPr>
-        <w:bidi w:val="false"/>
-        <w:spacing w:after="100"/>
-      </w:pPr>
-      <w:r>
-        <w:rPr>
-          <w:rtl w:val="false"/>
-        </w:rPr>
-        <w:t xml:space="preserve">This is the single working document for Module C quality. It combines two independent audits of the live content:</w:t>
+        <w:t xml:space="preserve">How to read this document</w:t>
       </w:r>
     </w:p>
     <w:p>
@@ -150,18 +139,17 @@
       </w:pPr>
       <w:r>
         <w:rPr>
-          <w:rFonts w:ascii="Consolas" w:cs="Consolas" w:eastAsia="Consolas" w:hAnsi="Consolas"/>
-          <w:sz w:val="19"/>
-          <w:szCs w:val="19"/>
-          <w:rtl w:val="false"/>
-        </w:rPr>
-        <w:t xml:space="preserve">claude_report.md</w:t>
-      </w:r>
-      <w:r>
-        <w:rPr>
-          <w:rtl w:val="false"/>
-        </w:rPr>
-        <w:t xml:space="preserve">: screen-by-screen read, with every broken item checked against the source.</w:t>
+          <w:b/>
+          <w:bCs/>
+          <w:rtl w:val="false"/>
+        </w:rPr>
+        <w:t xml:space="preserve">The upper part (Part 1) is the present.</w:t>
+      </w:r>
+      <w:r>
+        <w:rPr>
+          <w:rtl w:val="false"/>
+        </w:rPr>
+        <w:t xml:space="preserve"> It says where Module C stands today. It is rewritten whenever the situation changes.</w:t>
       </w:r>
     </w:p>
     <w:p>
@@ -176,70 +164,42 @@
       </w:pPr>
       <w:r>
         <w:rPr>
-          <w:rFonts w:ascii="Consolas" w:cs="Consolas" w:eastAsia="Consolas" w:hAnsi="Consolas"/>
-          <w:sz w:val="19"/>
-          <w:szCs w:val="19"/>
-          <w:rtl w:val="false"/>
-        </w:rPr>
-        <w:t xml:space="preserve">gpt_report.md</w:t>
-      </w:r>
-      <w:r>
-        <w:rPr>
-          <w:rtl w:val="false"/>
-        </w:rPr>
-        <w:t xml:space="preserve">: screen-by-screen read, compared against the official 2026 exam paper.</w:t>
-      </w:r>
-    </w:p>
-    <w:p>
-      <w:pPr>
-        <w:bidi w:val="false"/>
-        <w:spacing w:after="100"/>
-      </w:pPr>
-      <w:r>
-        <w:rPr>
-          <w:rtl w:val="false"/>
-        </w:rPr>
-        <w:t xml:space="preserve">Neither audit used the other. A claim that comes from only one of them is tagged </w:t>
-      </w:r>
-      <w:r>
-        <w:rPr>
           <w:b/>
           <w:bCs/>
           <w:rtl w:val="false"/>
         </w:rPr>
-        <w:t xml:space="preserve">[C]</w:t>
-      </w:r>
-      <w:r>
-        <w:rPr>
-          <w:rtl w:val="false"/>
-        </w:rPr>
-        <w:t xml:space="preserve"> (Claude) or </w:t>
-      </w:r>
+        <w:t xml:space="preserve">The lower part (Part 2) is the past:</w:t>
+      </w:r>
+      <w:r>
+        <w:rPr>
+          <w:rtl w:val="false"/>
+        </w:rPr>
+        <w:t xml:space="preserve"> the chain of reviews, decisions and fixes that led here, in order and never edited.</w:t>
+      </w:r>
+    </w:p>
+    <w:p>
+      <w:pPr>
+        <w:pStyle w:val="ListParagraph"/>
+        <w:numPr>
+          <w:ilvl w:val="0"/>
+          <w:numId w:val="2"/>
+        </w:numPr>
+        <w:bidi w:val="false"/>
+        <w:spacing w:after="60"/>
+      </w:pPr>
       <w:r>
         <w:rPr>
           <w:b/>
           <w:bCs/>
           <w:rtl w:val="false"/>
         </w:rPr>
-        <w:t xml:space="preserve">[G]</w:t>
-      </w:r>
-      <w:r>
-        <w:rPr>
-          <w:rtl w:val="false"/>
-        </w:rPr>
-        <w:t xml:space="preserve"> (GPT); untagged claims come from both. Section 9 is where each reviewer gives its own view.</w:t>
-      </w:r>
-    </w:p>
-    <w:p>
-      <w:pPr>
-        <w:bidi w:val="false"/>
-        <w:spacing w:after="100"/>
-      </w:pPr>
-      <w:r>
-        <w:rPr>
-          <w:rtl w:val="false"/>
-        </w:rPr>
-        <w:t xml:space="preserve">Content under review: 31 nodes (12 vocabulary, 19 reading), 142 rounds, 835 screens, about 555 scored questions.</w:t>
+        <w:t xml:space="preserve">Before Part 1 is rewritten,</w:t>
+      </w:r>
+      <w:r>
+        <w:rPr>
+          <w:rtl w:val="false"/>
+        </w:rPr>
+        <w:t xml:space="preserve"> the version being replaced is appended to Part 2 as a dated snapshot. Nothing is lost.</w:t>
       </w:r>
     </w:p>
     <w:p>
@@ -275,7 +235,7 @@
           <w:sz w:val="22"/>
           <w:szCs w:val="22"/>
         </w:rPr>
-        <w:t xml:space="preserve">1. Verdict</w:t>
+        <w:t xml:space="preserve">1. Verdict today</w:t>
       </w:r>
     </w:p>
     <w:p>
@@ -288,7 +248,7 @@
           <w:sz w:val="22"/>
           <w:szCs w:val="22"/>
         </w:rPr>
-        <w:t xml:space="preserve">2. The real exam</w:t>
+        <w:t xml:space="preserve">2. Module C compared with the real exam</w:t>
       </w:r>
     </w:p>
     <w:p>
@@ -301,7 +261,7 @@
           <w:sz w:val="22"/>
           <w:szCs w:val="22"/>
         </w:rPr>
-        <w:t xml:space="preserve">3. Scorecard by dimension</w:t>
+        <w:t xml:space="preserve">3. What works (keep it)</w:t>
       </w:r>
     </w:p>
     <w:p>
@@ -314,7 +274,7 @@
           <w:sz w:val="22"/>
           <w:szCs w:val="22"/>
         </w:rPr>
-        <w:t xml:space="preserve">4. Teacher's view</w:t>
+        <w:t xml:space="preserve">4. Open issues, most harmful first</w:t>
       </w:r>
     </w:p>
     <w:p>
@@ -327,7 +287,7 @@
           <w:sz w:val="22"/>
           <w:szCs w:val="22"/>
         </w:rPr>
-        <w:t xml:space="preserve">5. Student's view</w:t>
+        <w:t xml:space="preserve">5. Fixed so far</w:t>
       </w:r>
     </w:p>
     <w:p>
@@ -340,7 +300,7 @@
           <w:sz w:val="22"/>
           <w:szCs w:val="22"/>
         </w:rPr>
-        <w:t xml:space="preserve">6. Node-by-node grades</w:t>
+        <w:t xml:space="preserve">6. Work order (agreed by both reviewers)</w:t>
       </w:r>
     </w:p>
     <w:p>
@@ -353,7 +313,7 @@
           <w:sz w:val="22"/>
           <w:szCs w:val="22"/>
         </w:rPr>
-        <w:t xml:space="preserve">7. Plan</w:t>
+        <w:t xml:space="preserve">7. Decisions</w:t>
       </w:r>
     </w:p>
     <w:p>
@@ -366,7 +326,7 @@
           <w:sz w:val="22"/>
           <w:szCs w:val="22"/>
         </w:rPr>
-        <w:t xml:space="preserve">8. Open questions for you</w:t>
+        <w:t xml:space="preserve">8. Where the reviewers stand</w:t>
       </w:r>
     </w:p>
     <w:p>
@@ -379,101 +339,5828 @@
           <w:sz w:val="22"/>
           <w:szCs w:val="22"/>
         </w:rPr>
-        <w:t xml:space="preserve">9. Reviewers' views</w:t>
-      </w:r>
-    </w:p>
-    <w:p>
-      <w:pPr>
+        <w:t xml:space="preserve">Part 2: History (the past)</w:t>
+      </w:r>
+    </w:p>
+    <w:p>
+      <w:r>
+        <w:br w:type="page"/>
+      </w:r>
+    </w:p>
+    <w:p>
+      <w:pPr>
+        <w:pStyle w:val="Heading1"/>
+      </w:pPr>
+      <w:r>
+        <w:rPr>
+          <w:rtl w:val="false"/>
+        </w:rPr>
+        <w:t xml:space="preserve">1. Verdict today</w:t>
+      </w:r>
+    </w:p>
+    <w:tbl>
+      <w:tblPr>
+        <w:bidiVisual w:val="0"/>
+        <w:tblW w:type="dxa" w:w="9360"/>
+        <w:tblBorders>
+          <w:top w:val="single" w:color="auto" w:sz="4"/>
+          <w:left w:val="single" w:color="auto" w:sz="4"/>
+          <w:bottom w:val="single" w:color="auto" w:sz="4"/>
+          <w:right w:val="single" w:color="auto" w:sz="4"/>
+          <w:insideH w:val="single" w:color="auto" w:sz="4"/>
+          <w:insideV w:val="single" w:color="auto" w:sz="4"/>
+        </w:tblBorders>
+      </w:tblPr>
+      <w:tblGrid>
+        <w:gridCol w:w="1234"/>
+        <w:gridCol w:w="1106"/>
+        <w:gridCol w:w="979"/>
+        <w:gridCol w:w="6041"/>
+      </w:tblGrid>
+      <w:tr>
+        <w:trPr>
+          <w:tblHeader/>
+        </w:trPr>
+        <w:tc>
+          <w:tcPr>
+            <w:tcW w:type="dxa" w:w="1234"/>
+            <w:tcBorders>
+              <w:top w:val="single" w:color="BBBBBB" w:sz="4"/>
+              <w:left w:val="single" w:color="BBBBBB" w:sz="4"/>
+              <w:bottom w:val="single" w:color="BBBBBB" w:sz="4"/>
+              <w:right w:val="single" w:color="BBBBBB" w:sz="4"/>
+            </w:tcBorders>
+            <w:shd w:fill="E8EEF6" w:color="auto" w:val="clear"/>
+            <w:tcMar>
+              <w:top w:type="dxa" w:w="60"/>
+              <w:left w:type="dxa" w:w="90"/>
+              <w:bottom w:type="dxa" w:w="60"/>
+              <w:right w:type="dxa" w:w="90"/>
+            </w:tcMar>
+          </w:tcPr>
+          <w:p>
+            <w:pPr>
+              <w:bidi w:val="false"/>
+            </w:pPr>
+            <w:r>
+              <w:rPr>
+                <w:b/>
+                <w:bCs/>
+                <w:sz w:val="18"/>
+                <w:szCs w:val="18"/>
+                <w:rtl w:val="false"/>
+              </w:rPr>
+              <w:t xml:space="preserve">Area</w:t>
+            </w:r>
+          </w:p>
+        </w:tc>
+        <w:tc>
+          <w:tcPr>
+            <w:tcW w:type="dxa" w:w="1106"/>
+            <w:tcBorders>
+              <w:top w:val="single" w:color="BBBBBB" w:sz="4"/>
+              <w:left w:val="single" w:color="BBBBBB" w:sz="4"/>
+              <w:bottom w:val="single" w:color="BBBBBB" w:sz="4"/>
+              <w:right w:val="single" w:color="BBBBBB" w:sz="4"/>
+            </w:tcBorders>
+            <w:shd w:fill="E8EEF6" w:color="auto" w:val="clear"/>
+            <w:tcMar>
+              <w:top w:type="dxa" w:w="60"/>
+              <w:left w:type="dxa" w:w="90"/>
+              <w:bottom w:type="dxa" w:w="60"/>
+              <w:right w:type="dxa" w:w="90"/>
+            </w:tcMar>
+          </w:tcPr>
+          <w:p>
+            <w:pPr>
+              <w:bidi w:val="false"/>
+            </w:pPr>
+            <w:r>
+              <w:rPr>
+                <w:b/>
+                <w:bCs/>
+                <w:sz w:val="18"/>
+                <w:szCs w:val="18"/>
+                <w:rtl w:val="false"/>
+              </w:rPr>
+              <w:t xml:space="preserve">Claude (teacher / student)</w:t>
+            </w:r>
+          </w:p>
+        </w:tc>
+        <w:tc>
+          <w:tcPr>
+            <w:tcW w:type="dxa" w:w="979"/>
+            <w:tcBorders>
+              <w:top w:val="single" w:color="BBBBBB" w:sz="4"/>
+              <w:left w:val="single" w:color="BBBBBB" w:sz="4"/>
+              <w:bottom w:val="single" w:color="BBBBBB" w:sz="4"/>
+              <w:right w:val="single" w:color="BBBBBB" w:sz="4"/>
+            </w:tcBorders>
+            <w:shd w:fill="E8EEF6" w:color="auto" w:val="clear"/>
+            <w:tcMar>
+              <w:top w:type="dxa" w:w="60"/>
+              <w:left w:type="dxa" w:w="90"/>
+              <w:bottom w:type="dxa" w:w="60"/>
+              <w:right w:type="dxa" w:w="90"/>
+            </w:tcMar>
+          </w:tcPr>
+          <w:p>
+            <w:pPr>
+              <w:bidi w:val="false"/>
+            </w:pPr>
+            <w:r>
+              <w:rPr>
+                <w:b/>
+                <w:bCs/>
+                <w:sz w:val="18"/>
+                <w:szCs w:val="18"/>
+                <w:rtl w:val="false"/>
+              </w:rPr>
+              <w:t xml:space="preserve">GPT (teacher / student)</w:t>
+            </w:r>
+          </w:p>
+        </w:tc>
+        <w:tc>
+          <w:tcPr>
+            <w:tcW w:type="dxa" w:w="6041"/>
+            <w:tcBorders>
+              <w:top w:val="single" w:color="BBBBBB" w:sz="4"/>
+              <w:left w:val="single" w:color="BBBBBB" w:sz="4"/>
+              <w:bottom w:val="single" w:color="BBBBBB" w:sz="4"/>
+              <w:right w:val="single" w:color="BBBBBB" w:sz="4"/>
+            </w:tcBorders>
+            <w:shd w:fill="E8EEF6" w:color="auto" w:val="clear"/>
+            <w:tcMar>
+              <w:top w:type="dxa" w:w="60"/>
+              <w:left w:type="dxa" w:w="90"/>
+              <w:bottom w:type="dxa" w:w="60"/>
+              <w:right w:type="dxa" w:w="90"/>
+            </w:tcMar>
+          </w:tcPr>
+          <w:p>
+            <w:pPr>
+              <w:bidi w:val="false"/>
+            </w:pPr>
+            <w:r>
+              <w:rPr>
+                <w:b/>
+                <w:bCs/>
+                <w:sz w:val="18"/>
+                <w:szCs w:val="18"/>
+                <w:rtl w:val="false"/>
+              </w:rPr>
+              <w:t xml:space="preserve">In one line</w:t>
+            </w:r>
+          </w:p>
+        </w:tc>
+      </w:tr>
+      <w:tr>
+        <w:trPr>
+          <w:tblHeader w:val="off"/>
+        </w:trPr>
+        <w:tc>
+          <w:tcPr>
+            <w:tcW w:type="dxa" w:w="1234"/>
+            <w:tcBorders>
+              <w:top w:val="single" w:color="BBBBBB" w:sz="4"/>
+              <w:left w:val="single" w:color="BBBBBB" w:sz="4"/>
+              <w:bottom w:val="single" w:color="BBBBBB" w:sz="4"/>
+              <w:right w:val="single" w:color="BBBBBB" w:sz="4"/>
+            </w:tcBorders>
+            <w:tcMar>
+              <w:top w:type="dxa" w:w="60"/>
+              <w:left w:type="dxa" w:w="90"/>
+              <w:bottom w:type="dxa" w:w="60"/>
+              <w:right w:type="dxa" w:w="90"/>
+            </w:tcMar>
+          </w:tcPr>
+          <w:p>
+            <w:pPr>
+              <w:bidi w:val="false"/>
+            </w:pPr>
+            <w:r>
+              <w:rPr>
+                <w:sz w:val="18"/>
+                <w:szCs w:val="18"/>
+                <w:rtl w:val="false"/>
+              </w:rPr>
+              <w:t xml:space="preserve">Part A: vocabulary</w:t>
+            </w:r>
+          </w:p>
+        </w:tc>
+        <w:tc>
+          <w:tcPr>
+            <w:tcW w:type="dxa" w:w="1106"/>
+            <w:tcBorders>
+              <w:top w:val="single" w:color="BBBBBB" w:sz="4"/>
+              <w:left w:val="single" w:color="BBBBBB" w:sz="4"/>
+              <w:bottom w:val="single" w:color="BBBBBB" w:sz="4"/>
+              <w:right w:val="single" w:color="BBBBBB" w:sz="4"/>
+            </w:tcBorders>
+            <w:tcMar>
+              <w:top w:type="dxa" w:w="60"/>
+              <w:left w:type="dxa" w:w="90"/>
+              <w:bottom w:type="dxa" w:w="60"/>
+              <w:right w:type="dxa" w:w="90"/>
+            </w:tcMar>
+          </w:tcPr>
+          <w:p>
+            <w:pPr>
+              <w:bidi w:val="false"/>
+            </w:pPr>
+            <w:r>
+              <w:rPr>
+                <w:sz w:val="18"/>
+                <w:szCs w:val="18"/>
+                <w:rtl w:val="false"/>
+              </w:rPr>
+              <w:t xml:space="preserve">7.5 / 7.6</w:t>
+            </w:r>
+          </w:p>
+        </w:tc>
+        <w:tc>
+          <w:tcPr>
+            <w:tcW w:type="dxa" w:w="979"/>
+            <w:tcBorders>
+              <w:top w:val="single" w:color="BBBBBB" w:sz="4"/>
+              <w:left w:val="single" w:color="BBBBBB" w:sz="4"/>
+              <w:bottom w:val="single" w:color="BBBBBB" w:sz="4"/>
+              <w:right w:val="single" w:color="BBBBBB" w:sz="4"/>
+            </w:tcBorders>
+            <w:tcMar>
+              <w:top w:type="dxa" w:w="60"/>
+              <w:left w:type="dxa" w:w="90"/>
+              <w:bottom w:type="dxa" w:w="60"/>
+              <w:right w:type="dxa" w:w="90"/>
+            </w:tcMar>
+          </w:tcPr>
+          <w:p>
+            <w:pPr>
+              <w:bidi w:val="false"/>
+            </w:pPr>
+            <w:r>
+              <w:rPr>
+                <w:sz w:val="18"/>
+                <w:szCs w:val="18"/>
+                <w:rtl w:val="false"/>
+              </w:rPr>
+              <w:t xml:space="preserve">7.6 / 7.7</w:t>
+            </w:r>
+          </w:p>
+        </w:tc>
+        <w:tc>
+          <w:tcPr>
+            <w:tcW w:type="dxa" w:w="6041"/>
+            <w:tcBorders>
+              <w:top w:val="single" w:color="BBBBBB" w:sz="4"/>
+              <w:left w:val="single" w:color="BBBBBB" w:sz="4"/>
+              <w:bottom w:val="single" w:color="BBBBBB" w:sz="4"/>
+              <w:right w:val="single" w:color="BBBBBB" w:sz="4"/>
+            </w:tcBorders>
+            <w:tcMar>
+              <w:top w:type="dxa" w:w="60"/>
+              <w:left w:type="dxa" w:w="90"/>
+              <w:bottom w:type="dxa" w:w="60"/>
+              <w:right w:type="dxa" w:w="90"/>
+            </w:tcMar>
+          </w:tcPr>
+          <w:p>
+            <w:pPr>
+              <w:bidi w:val="false"/>
+            </w:pPr>
+            <w:r>
+              <w:rPr>
+                <w:sz w:val="18"/>
+                <w:szCs w:val="18"/>
+                <w:rtl w:val="false"/>
+              </w:rPr>
+              <w:t xml:space="preserve">Wrong keys and joke options are fixed; listen-spelling adds recall. Still MCQ-heavy (46 of 58 vocab-test items), no placement check</w:t>
+            </w:r>
+          </w:p>
+        </w:tc>
+      </w:tr>
+      <w:tr>
+        <w:trPr>
+          <w:tblHeader w:val="off"/>
+        </w:trPr>
+        <w:tc>
+          <w:tcPr>
+            <w:tcW w:type="dxa" w:w="1234"/>
+            <w:tcBorders>
+              <w:top w:val="single" w:color="BBBBBB" w:sz="4"/>
+              <w:left w:val="single" w:color="BBBBBB" w:sz="4"/>
+              <w:bottom w:val="single" w:color="BBBBBB" w:sz="4"/>
+              <w:right w:val="single" w:color="BBBBBB" w:sz="4"/>
+            </w:tcBorders>
+            <w:tcMar>
+              <w:top w:type="dxa" w:w="60"/>
+              <w:left w:type="dxa" w:w="90"/>
+              <w:bottom w:type="dxa" w:w="60"/>
+              <w:right w:type="dxa" w:w="90"/>
+            </w:tcMar>
+          </w:tcPr>
+          <w:p>
+            <w:pPr>
+              <w:bidi w:val="false"/>
+            </w:pPr>
+            <w:r>
+              <w:rPr>
+                <w:sz w:val="18"/>
+                <w:szCs w:val="18"/>
+                <w:rtl w:val="false"/>
+              </w:rPr>
+              <w:t xml:space="preserve">Part B: reading</w:t>
+            </w:r>
+          </w:p>
+        </w:tc>
+        <w:tc>
+          <w:tcPr>
+            <w:tcW w:type="dxa" w:w="1106"/>
+            <w:tcBorders>
+              <w:top w:val="single" w:color="BBBBBB" w:sz="4"/>
+              <w:left w:val="single" w:color="BBBBBB" w:sz="4"/>
+              <w:bottom w:val="single" w:color="BBBBBB" w:sz="4"/>
+              <w:right w:val="single" w:color="BBBBBB" w:sz="4"/>
+            </w:tcBorders>
+            <w:tcMar>
+              <w:top w:type="dxa" w:w="60"/>
+              <w:left w:type="dxa" w:w="90"/>
+              <w:bottom w:type="dxa" w:w="60"/>
+              <w:right w:type="dxa" w:w="90"/>
+            </w:tcMar>
+          </w:tcPr>
+          <w:p>
+            <w:pPr>
+              <w:bidi w:val="false"/>
+            </w:pPr>
+            <w:r>
+              <w:rPr>
+                <w:sz w:val="18"/>
+                <w:szCs w:val="18"/>
+                <w:rtl w:val="false"/>
+              </w:rPr>
+              <w:t xml:space="preserve">6.9 / 7.3</w:t>
+            </w:r>
+          </w:p>
+        </w:tc>
+        <w:tc>
+          <w:tcPr>
+            <w:tcW w:type="dxa" w:w="979"/>
+            <w:tcBorders>
+              <w:top w:val="single" w:color="BBBBBB" w:sz="4"/>
+              <w:left w:val="single" w:color="BBBBBB" w:sz="4"/>
+              <w:bottom w:val="single" w:color="BBBBBB" w:sz="4"/>
+              <w:right w:val="single" w:color="BBBBBB" w:sz="4"/>
+            </w:tcBorders>
+            <w:tcMar>
+              <w:top w:type="dxa" w:w="60"/>
+              <w:left w:type="dxa" w:w="90"/>
+              <w:bottom w:type="dxa" w:w="60"/>
+              <w:right w:type="dxa" w:w="90"/>
+            </w:tcMar>
+          </w:tcPr>
+          <w:p>
+            <w:pPr>
+              <w:bidi w:val="false"/>
+            </w:pPr>
+            <w:r>
+              <w:rPr>
+                <w:sz w:val="18"/>
+                <w:szCs w:val="18"/>
+                <w:rtl w:val="false"/>
+              </w:rPr>
+              <w:t xml:space="preserve">6.9 / 7.4</w:t>
+            </w:r>
+          </w:p>
+        </w:tc>
+        <w:tc>
+          <w:tcPr>
+            <w:tcW w:type="dxa" w:w="6041"/>
+            <w:tcBorders>
+              <w:top w:val="single" w:color="BBBBBB" w:sz="4"/>
+              <w:left w:val="single" w:color="BBBBBB" w:sz="4"/>
+              <w:bottom w:val="single" w:color="BBBBBB" w:sz="4"/>
+              <w:right w:val="single" w:color="BBBBBB" w:sz="4"/>
+            </w:tcBorders>
+            <w:tcMar>
+              <w:top w:type="dxa" w:w="60"/>
+              <w:left w:type="dxa" w:w="90"/>
+              <w:bottom w:type="dxa" w:w="60"/>
+              <w:right w:type="dxa" w:w="90"/>
+            </w:tcMar>
+          </w:tcPr>
+          <w:p>
+            <w:pPr>
+              <w:bidi w:val="false"/>
+            </w:pPr>
+            <w:r>
+              <w:rPr>
+                <w:sz w:val="18"/>
+                <w:szCs w:val="18"/>
+                <w:rtl w:val="false"/>
+              </w:rPr>
+              <w:t xml:space="preserve">The method is strong. 2 of 4 lesson pairs are rebuilt with required new-text rounds; the rest use the old progression</w:t>
+            </w:r>
+          </w:p>
+        </w:tc>
+      </w:tr>
+      <w:tr>
+        <w:trPr>
+          <w:tblHeader w:val="off"/>
+        </w:trPr>
+        <w:tc>
+          <w:tcPr>
+            <w:tcW w:type="dxa" w:w="1234"/>
+            <w:tcBorders>
+              <w:top w:val="single" w:color="BBBBBB" w:sz="4"/>
+              <w:left w:val="single" w:color="BBBBBB" w:sz="4"/>
+              <w:bottom w:val="single" w:color="BBBBBB" w:sz="4"/>
+              <w:right w:val="single" w:color="BBBBBB" w:sz="4"/>
+            </w:tcBorders>
+            <w:tcMar>
+              <w:top w:type="dxa" w:w="60"/>
+              <w:left w:type="dxa" w:w="90"/>
+              <w:bottom w:type="dxa" w:w="60"/>
+              <w:right w:type="dxa" w:w="90"/>
+            </w:tcMar>
+          </w:tcPr>
+          <w:p>
+            <w:pPr>
+              <w:bidi w:val="false"/>
+            </w:pPr>
+            <w:r>
+              <w:rPr>
+                <w:sz w:val="18"/>
+                <w:szCs w:val="18"/>
+                <w:rtl w:val="false"/>
+              </w:rPr>
+              <w:t xml:space="preserve">Part C: writing lessons</w:t>
+            </w:r>
+          </w:p>
+        </w:tc>
+        <w:tc>
+          <w:tcPr>
+            <w:tcW w:type="dxa" w:w="1106"/>
+            <w:tcBorders>
+              <w:top w:val="single" w:color="BBBBBB" w:sz="4"/>
+              <w:left w:val="single" w:color="BBBBBB" w:sz="4"/>
+              <w:bottom w:val="single" w:color="BBBBBB" w:sz="4"/>
+              <w:right w:val="single" w:color="BBBBBB" w:sz="4"/>
+            </w:tcBorders>
+            <w:tcMar>
+              <w:top w:type="dxa" w:w="60"/>
+              <w:left w:type="dxa" w:w="90"/>
+              <w:bottom w:type="dxa" w:w="60"/>
+              <w:right w:type="dxa" w:w="90"/>
+            </w:tcMar>
+          </w:tcPr>
+          <w:p>
+            <w:pPr>
+              <w:bidi w:val="false"/>
+            </w:pPr>
+            <w:r>
+              <w:rPr>
+                <w:sz w:val="18"/>
+                <w:szCs w:val="18"/>
+                <w:rtl w:val="false"/>
+              </w:rPr>
+              <w:t xml:space="preserve">5.5 / 6.5</w:t>
+            </w:r>
+          </w:p>
+        </w:tc>
+        <w:tc>
+          <w:tcPr>
+            <w:tcW w:type="dxa" w:w="979"/>
+            <w:tcBorders>
+              <w:top w:val="single" w:color="BBBBBB" w:sz="4"/>
+              <w:left w:val="single" w:color="BBBBBB" w:sz="4"/>
+              <w:bottom w:val="single" w:color="BBBBBB" w:sz="4"/>
+              <w:right w:val="single" w:color="BBBBBB" w:sz="4"/>
+            </w:tcBorders>
+            <w:tcMar>
+              <w:top w:type="dxa" w:w="60"/>
+              <w:left w:type="dxa" w:w="90"/>
+              <w:bottom w:type="dxa" w:w="60"/>
+              <w:right w:type="dxa" w:w="90"/>
+            </w:tcMar>
+          </w:tcPr>
+          <w:p>
+            <w:pPr>
+              <w:bidi w:val="false"/>
+            </w:pPr>
+            <w:r>
+              <w:rPr>
+                <w:sz w:val="18"/>
+                <w:szCs w:val="18"/>
+                <w:rtl w:val="false"/>
+              </w:rPr>
+              <w:t xml:space="preserve">5.8 / 6.6</w:t>
+            </w:r>
+          </w:p>
+        </w:tc>
+        <w:tc>
+          <w:tcPr>
+            <w:tcW w:type="dxa" w:w="6041"/>
+            <w:tcBorders>
+              <w:top w:val="single" w:color="BBBBBB" w:sz="4"/>
+              <w:left w:val="single" w:color="BBBBBB" w:sz="4"/>
+              <w:bottom w:val="single" w:color="BBBBBB" w:sz="4"/>
+              <w:right w:val="single" w:color="BBBBBB" w:sz="4"/>
+            </w:tcBorders>
+            <w:tcMar>
+              <w:top w:type="dxa" w:w="60"/>
+              <w:left w:type="dxa" w:w="90"/>
+              <w:bottom w:type="dxa" w:w="60"/>
+              <w:right w:type="dxa" w:w="90"/>
+            </w:tcMar>
+          </w:tcPr>
+          <w:p>
+            <w:pPr>
+              <w:bidi w:val="false"/>
+            </w:pPr>
+            <w:r>
+              <w:rPr>
+                <w:sz w:val="18"/>
+                <w:szCs w:val="18"/>
+                <w:rtl w:val="false"/>
+              </w:rPr>
+              <w:t xml:space="preserve">Good step-by-step frames, but the checker rewards linking words only, there's no paragraph box or word counter in lessons, and no model answer</w:t>
+            </w:r>
+          </w:p>
+        </w:tc>
+      </w:tr>
+      <w:tr>
+        <w:trPr>
+          <w:tblHeader w:val="off"/>
+        </w:trPr>
+        <w:tc>
+          <w:tcPr>
+            <w:tcW w:type="dxa" w:w="1234"/>
+            <w:tcBorders>
+              <w:top w:val="single" w:color="BBBBBB" w:sz="4"/>
+              <w:left w:val="single" w:color="BBBBBB" w:sz="4"/>
+              <w:bottom w:val="single" w:color="BBBBBB" w:sz="4"/>
+              <w:right w:val="single" w:color="BBBBBB" w:sz="4"/>
+            </w:tcBorders>
+            <w:tcMar>
+              <w:top w:type="dxa" w:w="60"/>
+              <w:left w:type="dxa" w:w="90"/>
+              <w:bottom w:type="dxa" w:w="60"/>
+              <w:right w:type="dxa" w:w="90"/>
+            </w:tcMar>
+          </w:tcPr>
+          <w:p>
+            <w:pPr>
+              <w:bidi w:val="false"/>
+            </w:pPr>
+            <w:r>
+              <w:rPr>
+                <w:sz w:val="18"/>
+                <w:szCs w:val="18"/>
+                <w:rtl w:val="false"/>
+              </w:rPr>
+              <w:t xml:space="preserve">Exam quizzes: content</w:t>
+            </w:r>
+          </w:p>
+        </w:tc>
+        <w:tc>
+          <w:tcPr>
+            <w:tcW w:type="dxa" w:w="1106"/>
+            <w:tcBorders>
+              <w:top w:val="single" w:color="BBBBBB" w:sz="4"/>
+              <w:left w:val="single" w:color="BBBBBB" w:sz="4"/>
+              <w:bottom w:val="single" w:color="BBBBBB" w:sz="4"/>
+              <w:right w:val="single" w:color="BBBBBB" w:sz="4"/>
+            </w:tcBorders>
+            <w:tcMar>
+              <w:top w:type="dxa" w:w="60"/>
+              <w:left w:type="dxa" w:w="90"/>
+              <w:bottom w:type="dxa" w:w="60"/>
+              <w:right w:type="dxa" w:w="90"/>
+            </w:tcMar>
+          </w:tcPr>
+          <w:p>
+            <w:pPr>
+              <w:bidi w:val="false"/>
+            </w:pPr>
+            <w:r>
+              <w:rPr>
+                <w:sz w:val="18"/>
+                <w:szCs w:val="18"/>
+                <w:rtl w:val="false"/>
+              </w:rPr>
+              <w:t xml:space="preserve">7.5 / 7.5</w:t>
+            </w:r>
+          </w:p>
+        </w:tc>
+        <w:tc>
+          <w:tcPr>
+            <w:tcW w:type="dxa" w:w="979"/>
+            <w:tcBorders>
+              <w:top w:val="single" w:color="BBBBBB" w:sz="4"/>
+              <w:left w:val="single" w:color="BBBBBB" w:sz="4"/>
+              <w:bottom w:val="single" w:color="BBBBBB" w:sz="4"/>
+              <w:right w:val="single" w:color="BBBBBB" w:sz="4"/>
+            </w:tcBorders>
+            <w:tcMar>
+              <w:top w:type="dxa" w:w="60"/>
+              <w:left w:type="dxa" w:w="90"/>
+              <w:bottom w:type="dxa" w:w="60"/>
+              <w:right w:type="dxa" w:w="90"/>
+            </w:tcMar>
+          </w:tcPr>
+          <w:p>
+            <w:pPr>
+              <w:bidi w:val="false"/>
+            </w:pPr>
+            <w:r>
+              <w:rPr>
+                <w:sz w:val="18"/>
+                <w:szCs w:val="18"/>
+                <w:rtl w:val="false"/>
+              </w:rPr>
+              <w:t xml:space="preserve">-</w:t>
+            </w:r>
+          </w:p>
+        </w:tc>
+        <w:tc>
+          <w:tcPr>
+            <w:tcW w:type="dxa" w:w="6041"/>
+            <w:tcBorders>
+              <w:top w:val="single" w:color="BBBBBB" w:sz="4"/>
+              <w:left w:val="single" w:color="BBBBBB" w:sz="4"/>
+              <w:bottom w:val="single" w:color="BBBBBB" w:sz="4"/>
+              <w:right w:val="single" w:color="BBBBBB" w:sz="4"/>
+            </w:tcBorders>
+            <w:tcMar>
+              <w:top w:type="dxa" w:w="60"/>
+              <w:left w:type="dxa" w:w="90"/>
+              <w:bottom w:type="dxa" w:w="60"/>
+              <w:right w:type="dxa" w:w="90"/>
+            </w:tcMar>
+          </w:tcPr>
+          <w:p>
+            <w:pPr>
+              <w:bidi w:val="false"/>
+            </w:pPr>
+            <w:r>
+              <w:rPr>
+                <w:sz w:val="18"/>
+                <w:szCs w:val="18"/>
+                <w:rtl w:val="false"/>
+              </w:rPr>
+              <w:t xml:space="preserve">Exam-shaped: 4 paragraphs, 9 questions in the paper's mix, 30-point essay</w:t>
+            </w:r>
+          </w:p>
+        </w:tc>
+      </w:tr>
+      <w:tr>
+        <w:trPr>
+          <w:tblHeader w:val="off"/>
+        </w:trPr>
+        <w:tc>
+          <w:tcPr>
+            <w:tcW w:type="dxa" w:w="1234"/>
+            <w:tcBorders>
+              <w:top w:val="single" w:color="BBBBBB" w:sz="4"/>
+              <w:left w:val="single" w:color="BBBBBB" w:sz="4"/>
+              <w:bottom w:val="single" w:color="BBBBBB" w:sz="4"/>
+              <w:right w:val="single" w:color="BBBBBB" w:sz="4"/>
+            </w:tcBorders>
+            <w:tcMar>
+              <w:top w:type="dxa" w:w="60"/>
+              <w:left w:type="dxa" w:w="90"/>
+              <w:bottom w:type="dxa" w:w="60"/>
+              <w:right w:type="dxa" w:w="90"/>
+            </w:tcMar>
+          </w:tcPr>
+          <w:p>
+            <w:pPr>
+              <w:bidi w:val="false"/>
+            </w:pPr>
+            <w:r>
+              <w:rPr>
+                <w:sz w:val="18"/>
+                <w:szCs w:val="18"/>
+                <w:rtl w:val="false"/>
+              </w:rPr>
+              <w:t xml:space="preserve">Exam quizzes: score reporting</w:t>
+            </w:r>
+          </w:p>
+        </w:tc>
+        <w:tc>
+          <w:tcPr>
+            <w:tcW w:type="dxa" w:w="1106"/>
+            <w:tcBorders>
+              <w:top w:val="single" w:color="BBBBBB" w:sz="4"/>
+              <w:left w:val="single" w:color="BBBBBB" w:sz="4"/>
+              <w:bottom w:val="single" w:color="BBBBBB" w:sz="4"/>
+              <w:right w:val="single" w:color="BBBBBB" w:sz="4"/>
+            </w:tcBorders>
+            <w:tcMar>
+              <w:top w:type="dxa" w:w="60"/>
+              <w:left w:type="dxa" w:w="90"/>
+              <w:bottom w:type="dxa" w:w="60"/>
+              <w:right w:type="dxa" w:w="90"/>
+            </w:tcMar>
+          </w:tcPr>
+          <w:p>
+            <w:pPr>
+              <w:bidi w:val="false"/>
+            </w:pPr>
+            <w:r>
+              <w:rPr>
+                <w:sz w:val="18"/>
+                <w:szCs w:val="18"/>
+                <w:rtl w:val="false"/>
+              </w:rPr>
+              <w:t xml:space="preserve">3.0 / 3.0</w:t>
+            </w:r>
+          </w:p>
+        </w:tc>
+        <w:tc>
+          <w:tcPr>
+            <w:tcW w:type="dxa" w:w="979"/>
+            <w:tcBorders>
+              <w:top w:val="single" w:color="BBBBBB" w:sz="4"/>
+              <w:left w:val="single" w:color="BBBBBB" w:sz="4"/>
+              <w:bottom w:val="single" w:color="BBBBBB" w:sz="4"/>
+              <w:right w:val="single" w:color="BBBBBB" w:sz="4"/>
+            </w:tcBorders>
+            <w:tcMar>
+              <w:top w:type="dxa" w:w="60"/>
+              <w:left w:type="dxa" w:w="90"/>
+              <w:bottom w:type="dxa" w:w="60"/>
+              <w:right w:type="dxa" w:w="90"/>
+            </w:tcMar>
+          </w:tcPr>
+          <w:p>
+            <w:pPr>
+              <w:bidi w:val="false"/>
+            </w:pPr>
+            <w:r>
+              <w:rPr>
+                <w:sz w:val="18"/>
+                <w:szCs w:val="18"/>
+                <w:rtl w:val="false"/>
+              </w:rPr>
+              <w:t xml:space="preserve">(a top finding)</w:t>
+            </w:r>
+          </w:p>
+        </w:tc>
+        <w:tc>
+          <w:tcPr>
+            <w:tcW w:type="dxa" w:w="6041"/>
+            <w:tcBorders>
+              <w:top w:val="single" w:color="BBBBBB" w:sz="4"/>
+              <w:left w:val="single" w:color="BBBBBB" w:sz="4"/>
+              <w:bottom w:val="single" w:color="BBBBBB" w:sz="4"/>
+              <w:right w:val="single" w:color="BBBBBB" w:sz="4"/>
+            </w:tcBorders>
+            <w:tcMar>
+              <w:top w:type="dxa" w:w="60"/>
+              <w:left w:type="dxa" w:w="90"/>
+              <w:bottom w:type="dxa" w:w="60"/>
+              <w:right w:type="dxa" w:w="90"/>
+            </w:tcMar>
+          </w:tcPr>
+          <w:p>
+            <w:pPr>
+              <w:bidi w:val="false"/>
+            </w:pPr>
+            <w:r>
+              <w:rPr>
+                <w:sz w:val="18"/>
+                <w:szCs w:val="18"/>
+                <w:rtl w:val="false"/>
+              </w:rPr>
+              <w:t xml:space="preserve">Says "passed" on 39 of 100 points; ungraded work shows as "0/30" and "32/70"</w:t>
+            </w:r>
+          </w:p>
+        </w:tc>
+      </w:tr>
+      <w:tr>
+        <w:trPr>
+          <w:tblHeader w:val="off"/>
+        </w:trPr>
+        <w:tc>
+          <w:tcPr>
+            <w:tcW w:type="dxa" w:w="1234"/>
+            <w:tcBorders>
+              <w:top w:val="single" w:color="BBBBBB" w:sz="4"/>
+              <w:left w:val="single" w:color="BBBBBB" w:sz="4"/>
+              <w:bottom w:val="single" w:color="BBBBBB" w:sz="4"/>
+              <w:right w:val="single" w:color="BBBBBB" w:sz="4"/>
+            </w:tcBorders>
+            <w:tcMar>
+              <w:top w:type="dxa" w:w="60"/>
+              <w:left w:type="dxa" w:w="90"/>
+              <w:bottom w:type="dxa" w:w="60"/>
+              <w:right w:type="dxa" w:w="90"/>
+            </w:tcMar>
+          </w:tcPr>
+          <w:p>
+            <w:pPr>
+              <w:bidi w:val="false"/>
+            </w:pPr>
+            <w:r>
+              <w:rPr>
+                <w:b/>
+                <w:bCs/>
+                <w:sz w:val="18"/>
+                <w:szCs w:val="18"/>
+                <w:rtl w:val="false"/>
+              </w:rPr>
+              <w:t xml:space="preserve">Whole module</w:t>
+            </w:r>
+          </w:p>
+        </w:tc>
+        <w:tc>
+          <w:tcPr>
+            <w:tcW w:type="dxa" w:w="1106"/>
+            <w:tcBorders>
+              <w:top w:val="single" w:color="BBBBBB" w:sz="4"/>
+              <w:left w:val="single" w:color="BBBBBB" w:sz="4"/>
+              <w:bottom w:val="single" w:color="BBBBBB" w:sz="4"/>
+              <w:right w:val="single" w:color="BBBBBB" w:sz="4"/>
+            </w:tcBorders>
+            <w:tcMar>
+              <w:top w:type="dxa" w:w="60"/>
+              <w:left w:type="dxa" w:w="90"/>
+              <w:bottom w:type="dxa" w:w="60"/>
+              <w:right w:type="dxa" w:w="90"/>
+            </w:tcMar>
+          </w:tcPr>
+          <w:p>
+            <w:pPr>
+              <w:bidi w:val="false"/>
+            </w:pPr>
+            <w:r>
+              <w:rPr>
+                <w:b/>
+                <w:bCs/>
+                <w:sz w:val="18"/>
+                <w:szCs w:val="18"/>
+                <w:rtl w:val="false"/>
+              </w:rPr>
+              <w:t xml:space="preserve">6.6 / 7.1</w:t>
+            </w:r>
+          </w:p>
+        </w:tc>
+        <w:tc>
+          <w:tcPr>
+            <w:tcW w:type="dxa" w:w="979"/>
+            <w:tcBorders>
+              <w:top w:val="single" w:color="BBBBBB" w:sz="4"/>
+              <w:left w:val="single" w:color="BBBBBB" w:sz="4"/>
+              <w:bottom w:val="single" w:color="BBBBBB" w:sz="4"/>
+              <w:right w:val="single" w:color="BBBBBB" w:sz="4"/>
+            </w:tcBorders>
+            <w:tcMar>
+              <w:top w:type="dxa" w:w="60"/>
+              <w:left w:type="dxa" w:w="90"/>
+              <w:bottom w:type="dxa" w:w="60"/>
+              <w:right w:type="dxa" w:w="90"/>
+            </w:tcMar>
+          </w:tcPr>
+          <w:p>
+            <w:pPr>
+              <w:bidi w:val="false"/>
+            </w:pPr>
+            <w:r>
+              <w:rPr>
+                <w:b/>
+                <w:bCs/>
+                <w:sz w:val="18"/>
+                <w:szCs w:val="18"/>
+                <w:rtl w:val="false"/>
+              </w:rPr>
+              <w:t xml:space="preserve">6.7 / 7.2</w:t>
+            </w:r>
+          </w:p>
+        </w:tc>
+        <w:tc>
+          <w:tcPr>
+            <w:tcW w:type="dxa" w:w="6041"/>
+            <w:tcBorders>
+              <w:top w:val="single" w:color="BBBBBB" w:sz="4"/>
+              <w:left w:val="single" w:color="BBBBBB" w:sz="4"/>
+              <w:bottom w:val="single" w:color="BBBBBB" w:sz="4"/>
+              <w:right w:val="single" w:color="BBBBBB" w:sz="4"/>
+            </w:tcBorders>
+            <w:tcMar>
+              <w:top w:type="dxa" w:w="60"/>
+              <w:left w:type="dxa" w:w="90"/>
+              <w:bottom w:type="dxa" w:w="60"/>
+              <w:right w:type="dxa" w:w="90"/>
+            </w:tcMar>
+          </w:tcPr>
+          <w:p>
+            <w:pPr>
+              <w:bidi w:val="false"/>
+            </w:pPr>
+            <w:r>
+              <w:rPr>
+                <w:b/>
+                <w:bCs/>
+                <w:sz w:val="18"/>
+                <w:szCs w:val="18"/>
+                <w:rtl w:val="false"/>
+              </w:rPr>
+              <w:t xml:space="preserve">About 7.0.</w:t>
+            </w:r>
+            <w:r>
+              <w:rPr>
+                <w:sz w:val="18"/>
+                <w:szCs w:val="18"/>
+                <w:rtl w:val="false"/>
+              </w:rPr>
+              <w:t xml:space="preserve"> Strong guided practice; not yet a trustworthy readiness signal</w:t>
+            </w:r>
+          </w:p>
+        </w:tc>
+      </w:tr>
+    </w:tbl>
+    <w:p>
+      <w:pPr>
+        <w:spacing w:after="80"/>
+      </w:pPr>
+    </w:p>
+    <w:p>
+      <w:pPr>
+        <w:bidi w:val="false"/>
+        <w:spacing w:after="100"/>
+      </w:pPr>
+      <w:r>
+        <w:rPr>
+          <w:rtl w:val="false"/>
+        </w:rPr>
+        <w:t xml:space="preserve">All grades are editorial judgements from reading the source. Nothing has been played by students yet.</w:t>
+      </w:r>
+    </w:p>
+    <w:p>
+      <w:pPr>
+        <w:bidi w:val="false"/>
+        <w:spacing w:after="100"/>
+      </w:pPr>
+      <w:r>
+        <w:rPr>
+          <w:b/>
+          <w:bCs/>
+          <w:rtl w:val="false"/>
+        </w:rPr>
+        <w:t xml:space="preserve">Recommended use today:</w:t>
+      </w:r>
+      <w:r>
+        <w:rPr>
+          <w:rtl w:val="false"/>
+        </w:rPr>
+        <w:t xml:space="preserve"> alongside classwork, not as a student's only preparation, and not as a pass/fail predictor.</w:t>
+      </w:r>
+    </w:p>
+    <w:p>
+      <w:pPr>
+        <w:pStyle w:val="Heading1"/>
+        <w:pageBreakBefore/>
+      </w:pPr>
+      <w:r>
+        <w:rPr>
+          <w:rtl w:val="false"/>
+        </w:rPr>
+        <w:t xml:space="preserve">2. Module C compared with the real exam</w:t>
+      </w:r>
+    </w:p>
+    <w:p>
+      <w:pPr>
+        <w:bidi w:val="false"/>
+        <w:spacing w:after="100"/>
+      </w:pPr>
+      <w:r>
+        <w:rPr>
+          <w:rtl w:val="false"/>
+        </w:rPr>
+        <w:t xml:space="preserve">The real exam is the official 2026 summer B paper.</w:t>
+      </w:r>
+    </w:p>
+    <w:tbl>
+      <w:tblPr>
+        <w:bidiVisual w:val="0"/>
+        <w:tblW w:type="dxa" w:w="9360"/>
+        <w:tblBorders>
+          <w:top w:val="single" w:color="auto" w:sz="4"/>
+          <w:left w:val="single" w:color="auto" w:sz="4"/>
+          <w:bottom w:val="single" w:color="auto" w:sz="4"/>
+          <w:right w:val="single" w:color="auto" w:sz="4"/>
+          <w:insideH w:val="single" w:color="auto" w:sz="4"/>
+          <w:insideV w:val="single" w:color="auto" w:sz="4"/>
+        </w:tblBorders>
+      </w:tblPr>
+      <w:tblGrid>
+        <w:gridCol w:w="884"/>
+        <w:gridCol w:w="2000"/>
+        <w:gridCol w:w="6476"/>
+      </w:tblGrid>
+      <w:tr>
+        <w:trPr>
+          <w:tblHeader/>
+        </w:trPr>
+        <w:tc>
+          <w:tcPr>
+            <w:tcW w:type="dxa" w:w="884"/>
+            <w:tcBorders>
+              <w:top w:val="single" w:color="BBBBBB" w:sz="4"/>
+              <w:left w:val="single" w:color="BBBBBB" w:sz="4"/>
+              <w:bottom w:val="single" w:color="BBBBBB" w:sz="4"/>
+              <w:right w:val="single" w:color="BBBBBB" w:sz="4"/>
+            </w:tcBorders>
+            <w:shd w:fill="E8EEF6" w:color="auto" w:val="clear"/>
+            <w:tcMar>
+              <w:top w:type="dxa" w:w="60"/>
+              <w:left w:type="dxa" w:w="90"/>
+              <w:bottom w:type="dxa" w:w="60"/>
+              <w:right w:type="dxa" w:w="90"/>
+            </w:tcMar>
+          </w:tcPr>
+          <w:p>
+            <w:pPr>
+              <w:bidi w:val="false"/>
+            </w:pPr>
+          </w:p>
+        </w:tc>
+        <w:tc>
+          <w:tcPr>
+            <w:tcW w:type="dxa" w:w="2000"/>
+            <w:tcBorders>
+              <w:top w:val="single" w:color="BBBBBB" w:sz="4"/>
+              <w:left w:val="single" w:color="BBBBBB" w:sz="4"/>
+              <w:bottom w:val="single" w:color="BBBBBB" w:sz="4"/>
+              <w:right w:val="single" w:color="BBBBBB" w:sz="4"/>
+            </w:tcBorders>
+            <w:shd w:fill="E8EEF6" w:color="auto" w:val="clear"/>
+            <w:tcMar>
+              <w:top w:type="dxa" w:w="60"/>
+              <w:left w:type="dxa" w:w="90"/>
+              <w:bottom w:type="dxa" w:w="60"/>
+              <w:right w:type="dxa" w:w="90"/>
+            </w:tcMar>
+          </w:tcPr>
+          <w:p>
+            <w:pPr>
+              <w:bidi w:val="false"/>
+            </w:pPr>
+            <w:r>
+              <w:rPr>
+                <w:b/>
+                <w:bCs/>
+                <w:sz w:val="18"/>
+                <w:szCs w:val="18"/>
+                <w:rtl w:val="false"/>
+              </w:rPr>
+              <w:t xml:space="preserve">Real exam</w:t>
+            </w:r>
+          </w:p>
+        </w:tc>
+        <w:tc>
+          <w:tcPr>
+            <w:tcW w:type="dxa" w:w="6476"/>
+            <w:tcBorders>
+              <w:top w:val="single" w:color="BBBBBB" w:sz="4"/>
+              <w:left w:val="single" w:color="BBBBBB" w:sz="4"/>
+              <w:bottom w:val="single" w:color="BBBBBB" w:sz="4"/>
+              <w:right w:val="single" w:color="BBBBBB" w:sz="4"/>
+            </w:tcBorders>
+            <w:shd w:fill="E8EEF6" w:color="auto" w:val="clear"/>
+            <w:tcMar>
+              <w:top w:type="dxa" w:w="60"/>
+              <w:left w:type="dxa" w:w="90"/>
+              <w:bottom w:type="dxa" w:w="60"/>
+              <w:right w:type="dxa" w:w="90"/>
+            </w:tcMar>
+          </w:tcPr>
+          <w:p>
+            <w:pPr>
+              <w:bidi w:val="false"/>
+            </w:pPr>
+            <w:r>
+              <w:rPr>
+                <w:b/>
+                <w:bCs/>
+                <w:sz w:val="18"/>
+                <w:szCs w:val="18"/>
+                <w:rtl w:val="false"/>
+              </w:rPr>
+              <w:t xml:space="preserve">Module C today</w:t>
+            </w:r>
+          </w:p>
+        </w:tc>
+      </w:tr>
+      <w:tr>
+        <w:trPr>
+          <w:tblHeader w:val="off"/>
+        </w:trPr>
+        <w:tc>
+          <w:tcPr>
+            <w:tcW w:type="dxa" w:w="884"/>
+            <w:tcBorders>
+              <w:top w:val="single" w:color="BBBBBB" w:sz="4"/>
+              <w:left w:val="single" w:color="BBBBBB" w:sz="4"/>
+              <w:bottom w:val="single" w:color="BBBBBB" w:sz="4"/>
+              <w:right w:val="single" w:color="BBBBBB" w:sz="4"/>
+            </w:tcBorders>
+            <w:tcMar>
+              <w:top w:type="dxa" w:w="60"/>
+              <w:left w:type="dxa" w:w="90"/>
+              <w:bottom w:type="dxa" w:w="60"/>
+              <w:right w:type="dxa" w:w="90"/>
+            </w:tcMar>
+          </w:tcPr>
+          <w:p>
+            <w:pPr>
+              <w:bidi w:val="false"/>
+            </w:pPr>
+            <w:r>
+              <w:rPr>
+                <w:sz w:val="18"/>
+                <w:szCs w:val="18"/>
+                <w:rtl w:val="false"/>
+              </w:rPr>
+              <w:t xml:space="preserve">Length and time</w:t>
+            </w:r>
+          </w:p>
+        </w:tc>
+        <w:tc>
+          <w:tcPr>
+            <w:tcW w:type="dxa" w:w="2000"/>
+            <w:tcBorders>
+              <w:top w:val="single" w:color="BBBBBB" w:sz="4"/>
+              <w:left w:val="single" w:color="BBBBBB" w:sz="4"/>
+              <w:bottom w:val="single" w:color="BBBBBB" w:sz="4"/>
+              <w:right w:val="single" w:color="BBBBBB" w:sz="4"/>
+            </w:tcBorders>
+            <w:tcMar>
+              <w:top w:type="dxa" w:w="60"/>
+              <w:left w:type="dxa" w:w="90"/>
+              <w:bottom w:type="dxa" w:w="60"/>
+              <w:right w:type="dxa" w:w="90"/>
+            </w:tcMar>
+          </w:tcPr>
+          <w:p>
+            <w:pPr>
+              <w:bidi w:val="false"/>
+            </w:pPr>
+            <w:r>
+              <w:rPr>
+                <w:sz w:val="18"/>
+                <w:szCs w:val="18"/>
+                <w:rtl w:val="false"/>
+              </w:rPr>
+              <w:t xml:space="preserve">1 hour 45 minutes, 70 reading + 30 writing</w:t>
+            </w:r>
+          </w:p>
+        </w:tc>
+        <w:tc>
+          <w:tcPr>
+            <w:tcW w:type="dxa" w:w="6476"/>
+            <w:tcBorders>
+              <w:top w:val="single" w:color="BBBBBB" w:sz="4"/>
+              <w:left w:val="single" w:color="BBBBBB" w:sz="4"/>
+              <w:bottom w:val="single" w:color="BBBBBB" w:sz="4"/>
+              <w:right w:val="single" w:color="BBBBBB" w:sz="4"/>
+            </w:tcBorders>
+            <w:tcMar>
+              <w:top w:type="dxa" w:w="60"/>
+              <w:left w:type="dxa" w:w="90"/>
+              <w:bottom w:type="dxa" w:w="60"/>
+              <w:right w:type="dxa" w:w="90"/>
+            </w:tcMar>
+          </w:tcPr>
+          <w:p>
+            <w:pPr>
+              <w:bidi w:val="false"/>
+            </w:pPr>
+            <w:r>
+              <w:rPr>
+                <w:sz w:val="18"/>
+                <w:szCs w:val="18"/>
+                <w:rtl w:val="false"/>
+              </w:rPr>
+              <w:t xml:space="preserve">Exam quizzes: 90 minutes, 70 + 30</w:t>
+            </w:r>
+          </w:p>
+        </w:tc>
+      </w:tr>
+      <w:tr>
+        <w:trPr>
+          <w:tblHeader w:val="off"/>
+        </w:trPr>
+        <w:tc>
+          <w:tcPr>
+            <w:tcW w:type="dxa" w:w="884"/>
+            <w:tcBorders>
+              <w:top w:val="single" w:color="BBBBBB" w:sz="4"/>
+              <w:left w:val="single" w:color="BBBBBB" w:sz="4"/>
+              <w:bottom w:val="single" w:color="BBBBBB" w:sz="4"/>
+              <w:right w:val="single" w:color="BBBBBB" w:sz="4"/>
+            </w:tcBorders>
+            <w:tcMar>
+              <w:top w:type="dxa" w:w="60"/>
+              <w:left w:type="dxa" w:w="90"/>
+              <w:bottom w:type="dxa" w:w="60"/>
+              <w:right w:type="dxa" w:w="90"/>
+            </w:tcMar>
+          </w:tcPr>
+          <w:p>
+            <w:pPr>
+              <w:bidi w:val="false"/>
+            </w:pPr>
+            <w:r>
+              <w:rPr>
+                <w:sz w:val="18"/>
+                <w:szCs w:val="18"/>
+                <w:rtl w:val="false"/>
+              </w:rPr>
+              <w:t xml:space="preserve">Reading text</w:t>
+            </w:r>
+          </w:p>
+        </w:tc>
+        <w:tc>
+          <w:tcPr>
+            <w:tcW w:type="dxa" w:w="2000"/>
+            <w:tcBorders>
+              <w:top w:val="single" w:color="BBBBBB" w:sz="4"/>
+              <w:left w:val="single" w:color="BBBBBB" w:sz="4"/>
+              <w:bottom w:val="single" w:color="BBBBBB" w:sz="4"/>
+              <w:right w:val="single" w:color="BBBBBB" w:sz="4"/>
+            </w:tcBorders>
+            <w:tcMar>
+              <w:top w:type="dxa" w:w="60"/>
+              <w:left w:type="dxa" w:w="90"/>
+              <w:bottom w:type="dxa" w:w="60"/>
+              <w:right w:type="dxa" w:w="90"/>
+            </w:tcMar>
+          </w:tcPr>
+          <w:p>
+            <w:pPr>
+              <w:bidi w:val="false"/>
+            </w:pPr>
+            <w:r>
+              <w:rPr>
+                <w:sz w:val="18"/>
+                <w:szCs w:val="18"/>
+                <w:rtl w:val="false"/>
+              </w:rPr>
+              <w:t xml:space="preserve">1 text, 4 paragraphs, 337 words</w:t>
+            </w:r>
+          </w:p>
+        </w:tc>
+        <w:tc>
+          <w:tcPr>
+            <w:tcW w:type="dxa" w:w="6476"/>
+            <w:tcBorders>
+              <w:top w:val="single" w:color="BBBBBB" w:sz="4"/>
+              <w:left w:val="single" w:color="BBBBBB" w:sz="4"/>
+              <w:bottom w:val="single" w:color="BBBBBB" w:sz="4"/>
+              <w:right w:val="single" w:color="BBBBBB" w:sz="4"/>
+            </w:tcBorders>
+            <w:tcMar>
+              <w:top w:type="dxa" w:w="60"/>
+              <w:left w:type="dxa" w:w="90"/>
+              <w:bottom w:type="dxa" w:w="60"/>
+              <w:right w:type="dxa" w:w="90"/>
+            </w:tcMar>
+          </w:tcPr>
+          <w:p>
+            <w:pPr>
+              <w:bidi w:val="false"/>
+            </w:pPr>
+            <w:r>
+              <w:rPr>
+                <w:sz w:val="18"/>
+                <w:szCs w:val="18"/>
+                <w:rtl w:val="false"/>
+              </w:rPr>
+              <w:t xml:space="preserve">Exam quizzes: 4 paragraphs, 233 and 276 words. Lessons: short texts, longest question text about 165 words; marking-only texts about 240</w:t>
+            </w:r>
+          </w:p>
+        </w:tc>
+      </w:tr>
+      <w:tr>
+        <w:trPr>
+          <w:tblHeader w:val="off"/>
+        </w:trPr>
+        <w:tc>
+          <w:tcPr>
+            <w:tcW w:type="dxa" w:w="884"/>
+            <w:tcBorders>
+              <w:top w:val="single" w:color="BBBBBB" w:sz="4"/>
+              <w:left w:val="single" w:color="BBBBBB" w:sz="4"/>
+              <w:bottom w:val="single" w:color="BBBBBB" w:sz="4"/>
+              <w:right w:val="single" w:color="BBBBBB" w:sz="4"/>
+            </w:tcBorders>
+            <w:tcMar>
+              <w:top w:type="dxa" w:w="60"/>
+              <w:left w:type="dxa" w:w="90"/>
+              <w:bottom w:type="dxa" w:w="60"/>
+              <w:right w:type="dxa" w:w="90"/>
+            </w:tcMar>
+          </w:tcPr>
+          <w:p>
+            <w:pPr>
+              <w:bidi w:val="false"/>
+            </w:pPr>
+            <w:r>
+              <w:rPr>
+                <w:sz w:val="18"/>
+                <w:szCs w:val="18"/>
+                <w:rtl w:val="false"/>
+              </w:rPr>
+              <w:t xml:space="preserve">Questions</w:t>
+            </w:r>
+          </w:p>
+        </w:tc>
+        <w:tc>
+          <w:tcPr>
+            <w:tcW w:type="dxa" w:w="2000"/>
+            <w:tcBorders>
+              <w:top w:val="single" w:color="BBBBBB" w:sz="4"/>
+              <w:left w:val="single" w:color="BBBBBB" w:sz="4"/>
+              <w:bottom w:val="single" w:color="BBBBBB" w:sz="4"/>
+              <w:right w:val="single" w:color="BBBBBB" w:sz="4"/>
+            </w:tcBorders>
+            <w:tcMar>
+              <w:top w:type="dxa" w:w="60"/>
+              <w:left w:type="dxa" w:w="90"/>
+              <w:bottom w:type="dxa" w:w="60"/>
+              <w:right w:type="dxa" w:w="90"/>
+            </w:tcMar>
+          </w:tcPr>
+          <w:p>
+            <w:pPr>
+              <w:bidi w:val="false"/>
+            </w:pPr>
+            <w:r>
+              <w:rPr>
+                <w:sz w:val="18"/>
+                <w:szCs w:val="18"/>
+                <w:rtl w:val="false"/>
+              </w:rPr>
+              <w:t xml:space="preserve">9 per text: 4 MCQ, 5 written</w:t>
+            </w:r>
+          </w:p>
+        </w:tc>
+        <w:tc>
+          <w:tcPr>
+            <w:tcW w:type="dxa" w:w="6476"/>
+            <w:tcBorders>
+              <w:top w:val="single" w:color="BBBBBB" w:sz="4"/>
+              <w:left w:val="single" w:color="BBBBBB" w:sz="4"/>
+              <w:bottom w:val="single" w:color="BBBBBB" w:sz="4"/>
+              <w:right w:val="single" w:color="BBBBBB" w:sz="4"/>
+            </w:tcBorders>
+            <w:tcMar>
+              <w:top w:type="dxa" w:w="60"/>
+              <w:left w:type="dxa" w:w="90"/>
+              <w:bottom w:type="dxa" w:w="60"/>
+              <w:right w:type="dxa" w:w="90"/>
+            </w:tcMar>
+          </w:tcPr>
+          <w:p>
+            <w:pPr>
+              <w:bidi w:val="false"/>
+            </w:pPr>
+            <w:r>
+              <w:rPr>
+                <w:sz w:val="18"/>
+                <w:szCs w:val="18"/>
+                <w:rtl w:val="false"/>
+              </w:rPr>
+              <w:t xml:space="preserve">Exam quizzes: 9 in the same mix. Lesson capstone (n-7c5330b8): 113 words, MCQ only</w:t>
+            </w:r>
+          </w:p>
+        </w:tc>
+      </w:tr>
+      <w:tr>
+        <w:trPr>
+          <w:tblHeader w:val="off"/>
+        </w:trPr>
+        <w:tc>
+          <w:tcPr>
+            <w:tcW w:type="dxa" w:w="884"/>
+            <w:tcBorders>
+              <w:top w:val="single" w:color="BBBBBB" w:sz="4"/>
+              <w:left w:val="single" w:color="BBBBBB" w:sz="4"/>
+              <w:bottom w:val="single" w:color="BBBBBB" w:sz="4"/>
+              <w:right w:val="single" w:color="BBBBBB" w:sz="4"/>
+            </w:tcBorders>
+            <w:tcMar>
+              <w:top w:type="dxa" w:w="60"/>
+              <w:left w:type="dxa" w:w="90"/>
+              <w:bottom w:type="dxa" w:w="60"/>
+              <w:right w:type="dxa" w:w="90"/>
+            </w:tcMar>
+          </w:tcPr>
+          <w:p>
+            <w:pPr>
+              <w:bidi w:val="false"/>
+            </w:pPr>
+            <w:r>
+              <w:rPr>
+                <w:sz w:val="18"/>
+                <w:szCs w:val="18"/>
+                <w:rtl w:val="false"/>
+              </w:rPr>
+              <w:t xml:space="preserve">Written answers</w:t>
+            </w:r>
+          </w:p>
+        </w:tc>
+        <w:tc>
+          <w:tcPr>
+            <w:tcW w:type="dxa" w:w="2000"/>
+            <w:tcBorders>
+              <w:top w:val="single" w:color="BBBBBB" w:sz="4"/>
+              <w:left w:val="single" w:color="BBBBBB" w:sz="4"/>
+              <w:bottom w:val="single" w:color="BBBBBB" w:sz="4"/>
+              <w:right w:val="single" w:color="BBBBBB" w:sz="4"/>
+            </w:tcBorders>
+            <w:tcMar>
+              <w:top w:type="dxa" w:w="60"/>
+              <w:left w:type="dxa" w:w="90"/>
+              <w:bottom w:type="dxa" w:w="60"/>
+              <w:right w:type="dxa" w:w="90"/>
+            </w:tcMar>
+          </w:tcPr>
+          <w:p>
+            <w:pPr>
+              <w:bidi w:val="false"/>
+            </w:pPr>
+            <w:r>
+              <w:rPr>
+                <w:sz w:val="18"/>
+                <w:szCs w:val="18"/>
+                <w:rtl w:val="false"/>
+              </w:rPr>
+              <w:t xml:space="preserve">Graded</w:t>
+            </w:r>
+          </w:p>
+        </w:tc>
+        <w:tc>
+          <w:tcPr>
+            <w:tcW w:type="dxa" w:w="6476"/>
+            <w:tcBorders>
+              <w:top w:val="single" w:color="BBBBBB" w:sz="4"/>
+              <w:left w:val="single" w:color="BBBBBB" w:sz="4"/>
+              <w:bottom w:val="single" w:color="BBBBBB" w:sz="4"/>
+              <w:right w:val="single" w:color="BBBBBB" w:sz="4"/>
+            </w:tcBorders>
+            <w:tcMar>
+              <w:top w:type="dxa" w:w="60"/>
+              <w:left w:type="dxa" w:w="90"/>
+              <w:bottom w:type="dxa" w:w="60"/>
+              <w:right w:type="dxa" w:w="90"/>
+            </w:tcMar>
+          </w:tcPr>
+          <w:p>
+            <w:pPr>
+              <w:bidi w:val="false"/>
+            </w:pPr>
+            <w:r>
+              <w:rPr>
+                <w:sz w:val="18"/>
+                <w:szCs w:val="18"/>
+                <w:rtl w:val="false"/>
+              </w:rPr>
+              <w:t xml:space="preserve">Lessons: never scored (self-check). Exam quizzes: collected but not graded (61 of 100 points)</w:t>
+            </w:r>
+          </w:p>
+        </w:tc>
+      </w:tr>
+      <w:tr>
+        <w:trPr>
+          <w:tblHeader w:val="off"/>
+        </w:trPr>
+        <w:tc>
+          <w:tcPr>
+            <w:tcW w:type="dxa" w:w="884"/>
+            <w:tcBorders>
+              <w:top w:val="single" w:color="BBBBBB" w:sz="4"/>
+              <w:left w:val="single" w:color="BBBBBB" w:sz="4"/>
+              <w:bottom w:val="single" w:color="BBBBBB" w:sz="4"/>
+              <w:right w:val="single" w:color="BBBBBB" w:sz="4"/>
+            </w:tcBorders>
+            <w:tcMar>
+              <w:top w:type="dxa" w:w="60"/>
+              <w:left w:type="dxa" w:w="90"/>
+              <w:bottom w:type="dxa" w:w="60"/>
+              <w:right w:type="dxa" w:w="90"/>
+            </w:tcMar>
+          </w:tcPr>
+          <w:p>
+            <w:pPr>
+              <w:bidi w:val="false"/>
+            </w:pPr>
+            <w:r>
+              <w:rPr>
+                <w:sz w:val="18"/>
+                <w:szCs w:val="18"/>
+                <w:rtl w:val="false"/>
+              </w:rPr>
+              <w:t xml:space="preserve">Writing task</w:t>
+            </w:r>
+          </w:p>
+        </w:tc>
+        <w:tc>
+          <w:tcPr>
+            <w:tcW w:type="dxa" w:w="2000"/>
+            <w:tcBorders>
+              <w:top w:val="single" w:color="BBBBBB" w:sz="4"/>
+              <w:left w:val="single" w:color="BBBBBB" w:sz="4"/>
+              <w:bottom w:val="single" w:color="BBBBBB" w:sz="4"/>
+              <w:right w:val="single" w:color="BBBBBB" w:sz="4"/>
+            </w:tcBorders>
+            <w:tcMar>
+              <w:top w:type="dxa" w:w="60"/>
+              <w:left w:type="dxa" w:w="90"/>
+              <w:bottom w:type="dxa" w:w="60"/>
+              <w:right w:type="dxa" w:w="90"/>
+            </w:tcMar>
+          </w:tcPr>
+          <w:p>
+            <w:pPr>
+              <w:bidi w:val="false"/>
+            </w:pPr>
+            <w:r>
+              <w:rPr>
+                <w:sz w:val="18"/>
+                <w:szCs w:val="18"/>
+                <w:rtl w:val="false"/>
+              </w:rPr>
+              <w:t xml:space="preserve">70-90 words, 30 points</w:t>
+            </w:r>
+          </w:p>
+        </w:tc>
+        <w:tc>
+          <w:tcPr>
+            <w:tcW w:type="dxa" w:w="6476"/>
+            <w:tcBorders>
+              <w:top w:val="single" w:color="BBBBBB" w:sz="4"/>
+              <w:left w:val="single" w:color="BBBBBB" w:sz="4"/>
+              <w:bottom w:val="single" w:color="BBBBBB" w:sz="4"/>
+              <w:right w:val="single" w:color="BBBBBB" w:sz="4"/>
+            </w:tcBorders>
+            <w:tcMar>
+              <w:top w:type="dxa" w:w="60"/>
+              <w:left w:type="dxa" w:w="90"/>
+              <w:bottom w:type="dxa" w:w="60"/>
+              <w:right w:type="dxa" w:w="90"/>
+            </w:tcMar>
+          </w:tcPr>
+          <w:p>
+            <w:pPr>
+              <w:bidi w:val="false"/>
+            </w:pPr>
+            <w:r>
+              <w:rPr>
+                <w:sz w:val="18"/>
+                <w:szCs w:val="18"/>
+                <w:rtl w:val="false"/>
+              </w:rPr>
+              <w:t xml:space="preserve">Lessons: sentence-by-sentence boxes, no word count. Exam quizzes: paragraph box with word counter, not graded</w:t>
+            </w:r>
+          </w:p>
+        </w:tc>
+      </w:tr>
+    </w:tbl>
+    <w:p>
+      <w:pPr>
+        <w:spacing w:after="80"/>
+      </w:pPr>
+    </w:p>
+    <w:p>
+      <w:pPr>
+        <w:pStyle w:val="Heading1"/>
+        <w:pageBreakBefore/>
+      </w:pPr>
+      <w:r>
+        <w:rPr>
+          <w:rtl w:val="false"/>
+        </w:rPr>
+        <w:t xml:space="preserve">3. What works (keep it)</w:t>
+      </w:r>
+    </w:p>
+    <w:p>
+      <w:pPr>
+        <w:pStyle w:val="ListParagraph"/>
+        <w:numPr>
+          <w:ilvl w:val="0"/>
+          <w:numId w:val="2"/>
+        </w:numPr>
+        <w:bidi w:val="false"/>
         <w:spacing w:after="60"/>
-        <w:ind w:left="240"/>
-      </w:pPr>
-      <w:r>
-        <w:rPr>
-          <w:sz w:val="22"/>
-          <w:szCs w:val="22"/>
-        </w:rPr>
-        <w:t xml:space="preserve">10. Change record</w:t>
-      </w:r>
-    </w:p>
-    <w:p>
-      <w:pPr>
+      </w:pPr>
+      <w:r>
+        <w:rPr>
+          <w:b/>
+          <w:bCs/>
+          <w:rtl w:val="false"/>
+        </w:rPr>
+        <w:t xml:space="preserve">The reading method, l00-l03:</w:t>
+      </w:r>
+      <w:r>
+        <w:rPr>
+          <w:rtl w:val="false"/>
+        </w:rPr>
+        <w:t xml:space="preserve"> search mindset, title + first paragraph as a map, the traffic light, then keyword to evidence.</w:t>
+      </w:r>
+    </w:p>
+    <w:p>
+      <w:pPr>
+        <w:pStyle w:val="ListParagraph"/>
+        <w:numPr>
+          <w:ilvl w:val="0"/>
+          <w:numId w:val="2"/>
+        </w:numPr>
+        <w:bidi w:val="false"/>
         <w:spacing w:after="60"/>
-        <w:ind w:left="240"/>
-      </w:pPr>
-      <w:r>
-        <w:rPr>
-          <w:sz w:val="22"/>
-          <w:szCs w:val="22"/>
-        </w:rPr>
-        <w:t xml:space="preserve">11. Implementation status</w:t>
-      </w:r>
-    </w:p>
-    <w:p>
-      <w:pPr>
+      </w:pPr>
+      <w:r>
+        <w:rPr>
+          <w:b/>
+          <w:bCs/>
+          <w:rtl w:val="false"/>
+        </w:rPr>
+        <w:t xml:space="preserve">Instruction words taught in their own right</w:t>
+      </w:r>
+      <w:r>
+        <w:rPr>
+          <w:rtl w:val="false"/>
+        </w:rPr>
+        <w:t xml:space="preserve"> (q-words-1/2): according to, give ONE/TWO, complete, circle, because vs. in order to.</w:t>
+      </w:r>
+    </w:p>
+    <w:p>
+      <w:pPr>
+        <w:pStyle w:val="ListParagraph"/>
+        <w:numPr>
+          <w:ilvl w:val="0"/>
+          <w:numId w:val="2"/>
+        </w:numPr>
+        <w:bidi w:val="false"/>
         <w:spacing w:after="60"/>
-        <w:ind w:left="240"/>
-      </w:pPr>
-      <w:r>
-        <w:rPr>
-          <w:sz w:val="22"/>
-          <w:szCs w:val="22"/>
-        </w:rPr>
-        <w:t xml:space="preserve">12. GPT post-fix review — now including writing</w:t>
-      </w:r>
-    </w:p>
-    <w:p>
-      <w:pPr>
+      </w:pPr>
+      <w:r>
+        <w:rPr>
+          <w:b/>
+          <w:bCs/>
+          <w:rtl w:val="false"/>
+        </w:rPr>
+        <w:t xml:space="preserve">Hebrew scaffolding and short screens,</w:t>
+      </w:r>
+      <w:r>
+        <w:rPr>
+          <w:rtl w:val="false"/>
+        </w:rPr>
+        <w:t xml:space="preserve"> which reach weak and anxious students.</w:t>
+      </w:r>
+    </w:p>
+    <w:p>
+      <w:pPr>
+        <w:pStyle w:val="ListParagraph"/>
+        <w:numPr>
+          <w:ilvl w:val="0"/>
+          <w:numId w:val="2"/>
+        </w:numPr>
+        <w:bidi w:val="false"/>
         <w:spacing w:after="60"/>
-        <w:ind w:left="240"/>
-      </w:pPr>
-      <w:r>
-        <w:rPr>
-          <w:sz w:val="22"/>
-          <w:szCs w:val="22"/>
-        </w:rPr>
-        <w:t xml:space="preserve">13. Claude post-fix review, round 6: Parts A, B, C and the exam quizzes</w:t>
-      </w:r>
-    </w:p>
-    <w:p>
-      <w:pPr>
+      </w:pPr>
+      <w:r>
+        <w:rPr>
+          <w:b/>
+          <w:bCs/>
+          <w:rtl w:val="false"/>
+        </w:rPr>
+        <w:t xml:space="preserve">Vocabulary items built the content-2c way:</w:t>
+      </w:r>
+      <w:r>
+        <w:rPr>
+          <w:rtl w:val="false"/>
+        </w:rPr>
+        <w:t xml:space="preserve"> word forms, collocations, and explanations of why each wrong option fails.</w:t>
+      </w:r>
+    </w:p>
+    <w:p>
+      <w:pPr>
+        <w:pStyle w:val="ListParagraph"/>
+        <w:numPr>
+          <w:ilvl w:val="0"/>
+          <w:numId w:val="2"/>
+        </w:numPr>
+        <w:bidi w:val="false"/>
         <w:spacing w:after="60"/>
-        <w:ind w:left="240"/>
-      </w:pPr>
-      <w:r>
-        <w:rPr>
-          <w:sz w:val="22"/>
-          <w:szCs w:val="22"/>
-        </w:rPr>
-        <w:t xml:space="preserve">14. GPT, round 7: response to Claude's post-fix review</w:t>
-      </w:r>
-    </w:p>
-    <w:p>
-      <w:pPr>
+      </w:pPr>
+      <w:r>
+        <w:rPr>
+          <w:b/>
+          <w:bCs/>
+          <w:rtl w:val="false"/>
+        </w:rPr>
+        <w:t xml:space="preserve">Listen-spelling</w:t>
+      </w:r>
+      <w:r>
+        <w:rPr>
+          <w:rtl w:val="false"/>
+        </w:rPr>
+        <w:t xml:space="preserve"> in every vocab review round and in vocab-test, with copy-spelling kept for weak students.</w:t>
+      </w:r>
+    </w:p>
+    <w:p>
+      <w:pPr>
+        <w:pStyle w:val="ListParagraph"/>
+        <w:numPr>
+          <w:ilvl w:val="0"/>
+          <w:numId w:val="2"/>
+        </w:numPr>
+        <w:bidi w:val="false"/>
         <w:spacing w:after="60"/>
-        <w:ind w:left="240"/>
-      </w:pPr>
-      <w:r>
-        <w:rPr>
-          <w:sz w:val="22"/>
-          <w:szCs w:val="22"/>
-        </w:rPr>
-        <w:t xml:space="preserve">15. Claude, round 7: response to GPT's section 14</w:t>
-      </w:r>
-    </w:p>
-    <w:p>
-      <w:r>
-        <w:br w:type="page"/>
+      </w:pPr>
+      <w:r>
+        <w:rPr>
+          <w:b/>
+          <w:bCs/>
+          <w:rtl w:val="false"/>
+        </w:rPr>
+        <w:t xml:space="preserve">The rebuilt reading pairs</w:t>
+      </w:r>
+      <w:r>
+        <w:rPr>
+          <w:rtl w:val="false"/>
+        </w:rPr>
+        <w:t xml:space="preserve"> (l06 + not-q, l08 + n-b46b7e2b): required rounds up to the exam level, including a new text.</w:t>
+      </w:r>
+    </w:p>
+    <w:p>
+      <w:pPr>
+        <w:pStyle w:val="ListParagraph"/>
+        <w:numPr>
+          <w:ilvl w:val="0"/>
+          <w:numId w:val="2"/>
+        </w:numPr>
+        <w:bidi w:val="false"/>
+        <w:spacing w:after="60"/>
+      </w:pPr>
+      <w:r>
+        <w:rPr>
+          <w:b/>
+          <w:bCs/>
+          <w:rtl w:val="false"/>
+        </w:rPr>
+        <w:t xml:space="preserve">The writing sequence:</w:t>
+      </w:r>
+      <w:r>
+        <w:rPr>
+          <w:rtl w:val="false"/>
+        </w:rPr>
+        <w:t xml:space="preserve"> stance, reason, addition, example, conclusion, full sentences, word count, then 4 topic types.</w:t>
       </w:r>
     </w:p>
     <w:p>
       <w:pPr>
         <w:pStyle w:val="Heading1"/>
-      </w:pPr>
-      <w:r>
-        <w:rPr>
-          <w:rtl w:val="false"/>
-        </w:rPr>
-        <w:t xml:space="preserve">1. Verdict</w:t>
+        <w:pageBreakBefore/>
+      </w:pPr>
+      <w:r>
+        <w:rPr>
+          <w:rtl w:val="false"/>
+        </w:rPr>
+        <w:t xml:space="preserve">4. Open issues, most harmful first</w:t>
+      </w:r>
+    </w:p>
+    <w:tbl>
+      <w:tblPr>
+        <w:bidiVisual w:val="0"/>
+        <w:tblW w:type="dxa" w:w="9360"/>
+        <w:tblBorders>
+          <w:top w:val="single" w:color="auto" w:sz="4"/>
+          <w:left w:val="single" w:color="auto" w:sz="4"/>
+          <w:bottom w:val="single" w:color="auto" w:sz="4"/>
+          <w:right w:val="single" w:color="auto" w:sz="4"/>
+          <w:insideH w:val="single" w:color="auto" w:sz="4"/>
+          <w:insideV w:val="single" w:color="auto" w:sz="4"/>
+        </w:tblBorders>
+      </w:tblPr>
+      <w:tblGrid>
+        <w:gridCol w:w="828"/>
+        <w:gridCol w:w="7183"/>
+        <w:gridCol w:w="1349"/>
+      </w:tblGrid>
+      <w:tr>
+        <w:trPr>
+          <w:tblHeader/>
+        </w:trPr>
+        <w:tc>
+          <w:tcPr>
+            <w:tcW w:type="dxa" w:w="828"/>
+            <w:tcBorders>
+              <w:top w:val="single" w:color="BBBBBB" w:sz="4"/>
+              <w:left w:val="single" w:color="BBBBBB" w:sz="4"/>
+              <w:bottom w:val="single" w:color="BBBBBB" w:sz="4"/>
+              <w:right w:val="single" w:color="BBBBBB" w:sz="4"/>
+            </w:tcBorders>
+            <w:shd w:fill="E8EEF6" w:color="auto" w:val="clear"/>
+            <w:tcMar>
+              <w:top w:type="dxa" w:w="60"/>
+              <w:left w:type="dxa" w:w="90"/>
+              <w:bottom w:type="dxa" w:w="60"/>
+              <w:right w:type="dxa" w:w="90"/>
+            </w:tcMar>
+          </w:tcPr>
+          <w:p>
+            <w:pPr>
+              <w:bidi w:val="false"/>
+            </w:pPr>
+            <w:r>
+              <w:rPr>
+                <w:b/>
+                <w:bCs/>
+                <w:sz w:val="18"/>
+                <w:szCs w:val="18"/>
+                <w:rtl w:val="false"/>
+              </w:rPr>
+              <w:t xml:space="preserve">#</w:t>
+            </w:r>
+          </w:p>
+        </w:tc>
+        <w:tc>
+          <w:tcPr>
+            <w:tcW w:type="dxa" w:w="7183"/>
+            <w:tcBorders>
+              <w:top w:val="single" w:color="BBBBBB" w:sz="4"/>
+              <w:left w:val="single" w:color="BBBBBB" w:sz="4"/>
+              <w:bottom w:val="single" w:color="BBBBBB" w:sz="4"/>
+              <w:right w:val="single" w:color="BBBBBB" w:sz="4"/>
+            </w:tcBorders>
+            <w:shd w:fill="E8EEF6" w:color="auto" w:val="clear"/>
+            <w:tcMar>
+              <w:top w:type="dxa" w:w="60"/>
+              <w:left w:type="dxa" w:w="90"/>
+              <w:bottom w:type="dxa" w:w="60"/>
+              <w:right w:type="dxa" w:w="90"/>
+            </w:tcMar>
+          </w:tcPr>
+          <w:p>
+            <w:pPr>
+              <w:bidi w:val="false"/>
+            </w:pPr>
+            <w:r>
+              <w:rPr>
+                <w:b/>
+                <w:bCs/>
+                <w:sz w:val="18"/>
+                <w:szCs w:val="18"/>
+                <w:rtl w:val="false"/>
+              </w:rPr>
+              <w:t xml:space="preserve">Issue</w:t>
+            </w:r>
+          </w:p>
+        </w:tc>
+        <w:tc>
+          <w:tcPr>
+            <w:tcW w:type="dxa" w:w="1349"/>
+            <w:tcBorders>
+              <w:top w:val="single" w:color="BBBBBB" w:sz="4"/>
+              <w:left w:val="single" w:color="BBBBBB" w:sz="4"/>
+              <w:bottom w:val="single" w:color="BBBBBB" w:sz="4"/>
+              <w:right w:val="single" w:color="BBBBBB" w:sz="4"/>
+            </w:tcBorders>
+            <w:shd w:fill="E8EEF6" w:color="auto" w:val="clear"/>
+            <w:tcMar>
+              <w:top w:type="dxa" w:w="60"/>
+              <w:left w:type="dxa" w:w="90"/>
+              <w:bottom w:type="dxa" w:w="60"/>
+              <w:right w:type="dxa" w:w="90"/>
+            </w:tcMar>
+          </w:tcPr>
+          <w:p>
+            <w:pPr>
+              <w:bidi w:val="false"/>
+            </w:pPr>
+            <w:r>
+              <w:rPr>
+                <w:b/>
+                <w:bCs/>
+                <w:sz w:val="18"/>
+                <w:szCs w:val="18"/>
+                <w:rtl w:val="false"/>
+              </w:rPr>
+              <w:t xml:space="preserve">Where</w:t>
+            </w:r>
+          </w:p>
+        </w:tc>
+      </w:tr>
+      <w:tr>
+        <w:trPr>
+          <w:tblHeader w:val="off"/>
+        </w:trPr>
+        <w:tc>
+          <w:tcPr>
+            <w:tcW w:type="dxa" w:w="828"/>
+            <w:tcBorders>
+              <w:top w:val="single" w:color="BBBBBB" w:sz="4"/>
+              <w:left w:val="single" w:color="BBBBBB" w:sz="4"/>
+              <w:bottom w:val="single" w:color="BBBBBB" w:sz="4"/>
+              <w:right w:val="single" w:color="BBBBBB" w:sz="4"/>
+            </w:tcBorders>
+            <w:tcMar>
+              <w:top w:type="dxa" w:w="60"/>
+              <w:left w:type="dxa" w:w="90"/>
+              <w:bottom w:type="dxa" w:w="60"/>
+              <w:right w:type="dxa" w:w="90"/>
+            </w:tcMar>
+          </w:tcPr>
+          <w:p>
+            <w:pPr>
+              <w:bidi w:val="false"/>
+            </w:pPr>
+            <w:r>
+              <w:rPr>
+                <w:sz w:val="18"/>
+                <w:szCs w:val="18"/>
+                <w:rtl w:val="false"/>
+              </w:rPr>
+              <w:t xml:space="preserve">1</w:t>
+            </w:r>
+          </w:p>
+        </w:tc>
+        <w:tc>
+          <w:tcPr>
+            <w:tcW w:type="dxa" w:w="7183"/>
+            <w:tcBorders>
+              <w:top w:val="single" w:color="BBBBBB" w:sz="4"/>
+              <w:left w:val="single" w:color="BBBBBB" w:sz="4"/>
+              <w:bottom w:val="single" w:color="BBBBBB" w:sz="4"/>
+              <w:right w:val="single" w:color="BBBBBB" w:sz="4"/>
+            </w:tcBorders>
+            <w:tcMar>
+              <w:top w:type="dxa" w:w="60"/>
+              <w:left w:type="dxa" w:w="90"/>
+              <w:bottom w:type="dxa" w:w="60"/>
+              <w:right w:type="dxa" w:w="90"/>
+            </w:tcMar>
+          </w:tcPr>
+          <w:p>
+            <w:pPr>
+              <w:bidi w:val="false"/>
+            </w:pPr>
+            <w:r>
+              <w:rPr>
+                <w:b/>
+                <w:bCs/>
+                <w:sz w:val="18"/>
+                <w:szCs w:val="18"/>
+                <w:rtl w:val="false"/>
+              </w:rPr>
+              <w:t xml:space="preserve">Quiz results mislead.</w:t>
+            </w:r>
+            <w:r>
+              <w:rPr>
+                <w:sz w:val="18"/>
+                <w:szCs w:val="18"/>
+                <w:rtl w:val="false"/>
+              </w:rPr>
+              <w:t xml:space="preserve"> "Passed" is computed on the 39 auto-graded points only. Ungraded parts show as "0/30" (writing) and for example "32/70" (reading). The saved attempt later shows a bare "X/39"</w:t>
+            </w:r>
+          </w:p>
+        </w:tc>
+        <w:tc>
+          <w:tcPr>
+            <w:tcW w:type="dxa" w:w="1349"/>
+            <w:tcBorders>
+              <w:top w:val="single" w:color="BBBBBB" w:sz="4"/>
+              <w:left w:val="single" w:color="BBBBBB" w:sz="4"/>
+              <w:bottom w:val="single" w:color="BBBBBB" w:sz="4"/>
+              <w:right w:val="single" w:color="BBBBBB" w:sz="4"/>
+            </w:tcBorders>
+            <w:tcMar>
+              <w:top w:type="dxa" w:w="60"/>
+              <w:left w:type="dxa" w:w="90"/>
+              <w:bottom w:type="dxa" w:w="60"/>
+              <w:right w:type="dxa" w:w="90"/>
+            </w:tcMar>
+          </w:tcPr>
+          <w:p>
+            <w:pPr>
+              <w:bidi w:val="false"/>
+            </w:pPr>
+            <w:r>
+              <w:rPr>
+                <w:rFonts w:ascii="Consolas" w:cs="Consolas" w:eastAsia="Consolas" w:hAnsi="Consolas"/>
+                <w:sz w:val="19"/>
+                <w:szCs w:val="19"/>
+                <w:rtl w:val="false"/>
+              </w:rPr>
+              <w:t xml:space="preserve">quiz/scoring.ts</w:t>
+            </w:r>
+            <w:r>
+              <w:rPr>
+                <w:sz w:val="18"/>
+                <w:szCs w:val="18"/>
+                <w:rtl w:val="false"/>
+              </w:rPr>
+              <w:t xml:space="preserve">, </w:t>
+            </w:r>
+            <w:r>
+              <w:rPr>
+                <w:rFonts w:ascii="Consolas" w:cs="Consolas" w:eastAsia="Consolas" w:hAnsi="Consolas"/>
+                <w:sz w:val="19"/>
+                <w:szCs w:val="19"/>
+                <w:rtl w:val="false"/>
+              </w:rPr>
+              <w:t xml:space="preserve">QuizReport.svelte</w:t>
+            </w:r>
+            <w:r>
+              <w:rPr>
+                <w:sz w:val="18"/>
+                <w:szCs w:val="18"/>
+                <w:rtl w:val="false"/>
+              </w:rPr>
+              <w:t xml:space="preserve">, exam page</w:t>
+            </w:r>
+          </w:p>
+        </w:tc>
+      </w:tr>
+      <w:tr>
+        <w:trPr>
+          <w:tblHeader w:val="off"/>
+        </w:trPr>
+        <w:tc>
+          <w:tcPr>
+            <w:tcW w:type="dxa" w:w="828"/>
+            <w:tcBorders>
+              <w:top w:val="single" w:color="BBBBBB" w:sz="4"/>
+              <w:left w:val="single" w:color="BBBBBB" w:sz="4"/>
+              <w:bottom w:val="single" w:color="BBBBBB" w:sz="4"/>
+              <w:right w:val="single" w:color="BBBBBB" w:sz="4"/>
+            </w:tcBorders>
+            <w:tcMar>
+              <w:top w:type="dxa" w:w="60"/>
+              <w:left w:type="dxa" w:w="90"/>
+              <w:bottom w:type="dxa" w:w="60"/>
+              <w:right w:type="dxa" w:w="90"/>
+            </w:tcMar>
+          </w:tcPr>
+          <w:p>
+            <w:pPr>
+              <w:bidi w:val="false"/>
+            </w:pPr>
+            <w:r>
+              <w:rPr>
+                <w:sz w:val="18"/>
+                <w:szCs w:val="18"/>
+                <w:rtl w:val="false"/>
+              </w:rPr>
+              <w:t xml:space="preserve">2</w:t>
+            </w:r>
+          </w:p>
+        </w:tc>
+        <w:tc>
+          <w:tcPr>
+            <w:tcW w:type="dxa" w:w="7183"/>
+            <w:tcBorders>
+              <w:top w:val="single" w:color="BBBBBB" w:sz="4"/>
+              <w:left w:val="single" w:color="BBBBBB" w:sz="4"/>
+              <w:bottom w:val="single" w:color="BBBBBB" w:sz="4"/>
+              <w:right w:val="single" w:color="BBBBBB" w:sz="4"/>
+            </w:tcBorders>
+            <w:tcMar>
+              <w:top w:type="dxa" w:w="60"/>
+              <w:left w:type="dxa" w:w="90"/>
+              <w:bottom w:type="dxa" w:w="60"/>
+              <w:right w:type="dxa" w:w="90"/>
+            </w:tcMar>
+          </w:tcPr>
+          <w:p>
+            <w:pPr>
+              <w:bidi w:val="false"/>
+            </w:pPr>
+            <w:r>
+              <w:rPr>
+                <w:b/>
+                <w:bCs/>
+                <w:sz w:val="18"/>
+                <w:szCs w:val="18"/>
+                <w:rtl w:val="false"/>
+              </w:rPr>
+              <w:t xml:space="preserve">Item errors:</w:t>
+            </w:r>
+            <w:r>
+              <w:rPr>
+                <w:sz w:val="18"/>
+                <w:szCs w:val="18"/>
+                <w:rtl w:val="false"/>
+              </w:rPr>
+              <w:t xml:space="preserve"> the Night Market question has two defensible answers; exam-2's question 2 gives away question 3; sentence completion rejects correct answers ("books, signs, screens"); yes-no keys </w:t>
+            </w:r>
+            <w:r>
+              <w:rPr>
+                <w:i/>
+                <w:iCs/>
+                <w:sz w:val="18"/>
+                <w:szCs w:val="18"/>
+                <w:rtl w:val="false"/>
+              </w:rPr>
+              <w:t xml:space="preserve">think</w:t>
+            </w:r>
+            <w:r>
+              <w:rPr>
+                <w:sz w:val="18"/>
+                <w:szCs w:val="18"/>
+                <w:rtl w:val="false"/>
+              </w:rPr>
+              <w:t xml:space="preserve"> as the "agreement" word; one in-addition key is arguable</w:t>
+            </w:r>
+          </w:p>
+        </w:tc>
+        <w:tc>
+          <w:tcPr>
+            <w:tcW w:type="dxa" w:w="1349"/>
+            <w:tcBorders>
+              <w:top w:val="single" w:color="BBBBBB" w:sz="4"/>
+              <w:left w:val="single" w:color="BBBBBB" w:sz="4"/>
+              <w:bottom w:val="single" w:color="BBBBBB" w:sz="4"/>
+              <w:right w:val="single" w:color="BBBBBB" w:sz="4"/>
+            </w:tcBorders>
+            <w:tcMar>
+              <w:top w:type="dxa" w:w="60"/>
+              <w:left w:type="dxa" w:w="90"/>
+              <w:bottom w:type="dxa" w:w="60"/>
+              <w:right w:type="dxa" w:w="90"/>
+            </w:tcMar>
+          </w:tcPr>
+          <w:p>
+            <w:pPr>
+              <w:bidi w:val="false"/>
+            </w:pPr>
+            <w:r>
+              <w:rPr>
+                <w:rFonts w:ascii="Consolas" w:cs="Consolas" w:eastAsia="Consolas" w:hAnsi="Consolas"/>
+                <w:sz w:val="19"/>
+                <w:szCs w:val="19"/>
+                <w:rtl w:val="false"/>
+              </w:rPr>
+              <w:t xml:space="preserve">c-1.ts</w:t>
+            </w:r>
+            <w:r>
+              <w:rPr>
+                <w:sz w:val="18"/>
+                <w:szCs w:val="18"/>
+                <w:rtl w:val="false"/>
+              </w:rPr>
+              <w:t xml:space="preserve">, </w:t>
+            </w:r>
+            <w:r>
+              <w:rPr>
+                <w:rFonts w:ascii="Consolas" w:cs="Consolas" w:eastAsia="Consolas" w:hAnsi="Consolas"/>
+                <w:sz w:val="19"/>
+                <w:szCs w:val="19"/>
+                <w:rtl w:val="false"/>
+              </w:rPr>
+              <w:t xml:space="preserve">quiz/c</w:t>
+            </w:r>
+            <w:r>
+              <w:rPr>
+                <w:sz w:val="18"/>
+                <w:szCs w:val="18"/>
+                <w:rtl w:val="false"/>
+              </w:rPr>
+              <w:t xml:space="preserve">, </w:t>
+            </w:r>
+            <w:r>
+              <w:rPr>
+                <w:rFonts w:ascii="Consolas" w:cs="Consolas" w:eastAsia="Consolas" w:hAnsi="Consolas"/>
+                <w:sz w:val="19"/>
+                <w:szCs w:val="19"/>
+                <w:rtl w:val="false"/>
+              </w:rPr>
+              <w:t xml:space="preserve">c-3.ts</w:t>
+            </w:r>
+          </w:p>
+        </w:tc>
+      </w:tr>
+      <w:tr>
+        <w:trPr>
+          <w:tblHeader w:val="off"/>
+        </w:trPr>
+        <w:tc>
+          <w:tcPr>
+            <w:tcW w:type="dxa" w:w="828"/>
+            <w:tcBorders>
+              <w:top w:val="single" w:color="BBBBBB" w:sz="4"/>
+              <w:left w:val="single" w:color="BBBBBB" w:sz="4"/>
+              <w:bottom w:val="single" w:color="BBBBBB" w:sz="4"/>
+              <w:right w:val="single" w:color="BBBBBB" w:sz="4"/>
+            </w:tcBorders>
+            <w:tcMar>
+              <w:top w:type="dxa" w:w="60"/>
+              <w:left w:type="dxa" w:w="90"/>
+              <w:bottom w:type="dxa" w:w="60"/>
+              <w:right w:type="dxa" w:w="90"/>
+            </w:tcMar>
+          </w:tcPr>
+          <w:p>
+            <w:pPr>
+              <w:bidi w:val="false"/>
+            </w:pPr>
+            <w:r>
+              <w:rPr>
+                <w:sz w:val="18"/>
+                <w:szCs w:val="18"/>
+                <w:rtl w:val="false"/>
+              </w:rPr>
+              <w:t xml:space="preserve">3</w:t>
+            </w:r>
+          </w:p>
+        </w:tc>
+        <w:tc>
+          <w:tcPr>
+            <w:tcW w:type="dxa" w:w="7183"/>
+            <w:tcBorders>
+              <w:top w:val="single" w:color="BBBBBB" w:sz="4"/>
+              <w:left w:val="single" w:color="BBBBBB" w:sz="4"/>
+              <w:bottom w:val="single" w:color="BBBBBB" w:sz="4"/>
+              <w:right w:val="single" w:color="BBBBBB" w:sz="4"/>
+            </w:tcBorders>
+            <w:tcMar>
+              <w:top w:type="dxa" w:w="60"/>
+              <w:left w:type="dxa" w:w="90"/>
+              <w:bottom w:type="dxa" w:w="60"/>
+              <w:right w:type="dxa" w:w="90"/>
+            </w:tcMar>
+          </w:tcPr>
+          <w:p>
+            <w:pPr>
+              <w:bidi w:val="false"/>
+            </w:pPr>
+            <w:r>
+              <w:rPr>
+                <w:b/>
+                <w:bCs/>
+                <w:sz w:val="18"/>
+                <w:szCs w:val="18"/>
+                <w:rtl w:val="false"/>
+              </w:rPr>
+              <w:t xml:space="preserve">Rules still taught as laws:</w:t>
+            </w:r>
+            <w:r>
+              <w:rPr>
+                <w:sz w:val="18"/>
+                <w:szCs w:val="18"/>
+                <w:rtl w:val="false"/>
+              </w:rPr>
+              <w:t xml:space="preserve"> n-b46b7e2b round 2 summary (however); limiters-q and n-221188d1 (</w:t>
+            </w:r>
+            <w:r>
+              <w:rPr>
+                <w:i/>
+                <w:iCs/>
+                <w:sz w:val="18"/>
+                <w:szCs w:val="18"/>
+                <w:rtl w:val="false"/>
+              </w:rPr>
+              <w:t xml:space="preserve">most</w:t>
+            </w:r>
+            <w:r>
+              <w:rPr>
+                <w:sz w:val="18"/>
+                <w:szCs w:val="18"/>
+                <w:rtl w:val="false"/>
+              </w:rPr>
+              <w:t xml:space="preserve"> = one answer); the l00 summary line "I search, I don't read"</w:t>
+            </w:r>
+          </w:p>
+        </w:tc>
+        <w:tc>
+          <w:tcPr>
+            <w:tcW w:type="dxa" w:w="1349"/>
+            <w:tcBorders>
+              <w:top w:val="single" w:color="BBBBBB" w:sz="4"/>
+              <w:left w:val="single" w:color="BBBBBB" w:sz="4"/>
+              <w:bottom w:val="single" w:color="BBBBBB" w:sz="4"/>
+              <w:right w:val="single" w:color="BBBBBB" w:sz="4"/>
+            </w:tcBorders>
+            <w:tcMar>
+              <w:top w:type="dxa" w:w="60"/>
+              <w:left w:type="dxa" w:w="90"/>
+              <w:bottom w:type="dxa" w:w="60"/>
+              <w:right w:type="dxa" w:w="90"/>
+            </w:tcMar>
+          </w:tcPr>
+          <w:p>
+            <w:pPr>
+              <w:bidi w:val="false"/>
+            </w:pPr>
+            <w:r>
+              <w:rPr>
+                <w:rFonts w:ascii="Consolas" w:cs="Consolas" w:eastAsia="Consolas" w:hAnsi="Consolas"/>
+                <w:sz w:val="19"/>
+                <w:szCs w:val="19"/>
+                <w:rtl w:val="false"/>
+              </w:rPr>
+              <w:t xml:space="preserve">c-1.ts</w:t>
+            </w:r>
+          </w:p>
+        </w:tc>
+      </w:tr>
+      <w:tr>
+        <w:trPr>
+          <w:tblHeader w:val="off"/>
+        </w:trPr>
+        <w:tc>
+          <w:tcPr>
+            <w:tcW w:type="dxa" w:w="828"/>
+            <w:tcBorders>
+              <w:top w:val="single" w:color="BBBBBB" w:sz="4"/>
+              <w:left w:val="single" w:color="BBBBBB" w:sz="4"/>
+              <w:bottom w:val="single" w:color="BBBBBB" w:sz="4"/>
+              <w:right w:val="single" w:color="BBBBBB" w:sz="4"/>
+            </w:tcBorders>
+            <w:tcMar>
+              <w:top w:type="dxa" w:w="60"/>
+              <w:left w:type="dxa" w:w="90"/>
+              <w:bottom w:type="dxa" w:w="60"/>
+              <w:right w:type="dxa" w:w="90"/>
+            </w:tcMar>
+          </w:tcPr>
+          <w:p>
+            <w:pPr>
+              <w:bidi w:val="false"/>
+            </w:pPr>
+            <w:r>
+              <w:rPr>
+                <w:sz w:val="18"/>
+                <w:szCs w:val="18"/>
+                <w:rtl w:val="false"/>
+              </w:rPr>
+              <w:t xml:space="preserve">4</w:t>
+            </w:r>
+          </w:p>
+        </w:tc>
+        <w:tc>
+          <w:tcPr>
+            <w:tcW w:type="dxa" w:w="7183"/>
+            <w:tcBorders>
+              <w:top w:val="single" w:color="BBBBBB" w:sz="4"/>
+              <w:left w:val="single" w:color="BBBBBB" w:sz="4"/>
+              <w:bottom w:val="single" w:color="BBBBBB" w:sz="4"/>
+              <w:right w:val="single" w:color="BBBBBB" w:sz="4"/>
+            </w:tcBorders>
+            <w:tcMar>
+              <w:top w:type="dxa" w:w="60"/>
+              <w:left w:type="dxa" w:w="90"/>
+              <w:bottom w:type="dxa" w:w="60"/>
+              <w:right w:type="dxa" w:w="90"/>
+            </w:tcMar>
+          </w:tcPr>
+          <w:p>
+            <w:pPr>
+              <w:bidi w:val="false"/>
+            </w:pPr>
+            <w:r>
+              <w:rPr>
+                <w:b/>
+                <w:bCs/>
+                <w:sz w:val="18"/>
+                <w:szCs w:val="18"/>
+                <w:rtl w:val="false"/>
+              </w:rPr>
+              <w:t xml:space="preserve">The writing checker rewards connectors only:</w:t>
+            </w:r>
+            <w:r>
+              <w:rPr>
+                <w:sz w:val="18"/>
+                <w:szCs w:val="18"/>
+                <w:rtl/>
+              </w:rPr>
+              <w:t xml:space="preserve"> bilingual bank entries ("travel / לטייל") can never match, and there's no word count, relevance or grammar check in lessons</w:t>
+            </w:r>
+          </w:p>
+        </w:tc>
+        <w:tc>
+          <w:tcPr>
+            <w:tcW w:type="dxa" w:w="1349"/>
+            <w:tcBorders>
+              <w:top w:val="single" w:color="BBBBBB" w:sz="4"/>
+              <w:left w:val="single" w:color="BBBBBB" w:sz="4"/>
+              <w:bottom w:val="single" w:color="BBBBBB" w:sz="4"/>
+              <w:right w:val="single" w:color="BBBBBB" w:sz="4"/>
+            </w:tcBorders>
+            <w:tcMar>
+              <w:top w:type="dxa" w:w="60"/>
+              <w:left w:type="dxa" w:w="90"/>
+              <w:bottom w:type="dxa" w:w="60"/>
+              <w:right w:type="dxa" w:w="90"/>
+            </w:tcMar>
+          </w:tcPr>
+          <w:p>
+            <w:pPr>
+              <w:bidi w:val="false"/>
+            </w:pPr>
+            <w:r>
+              <w:rPr>
+                <w:rFonts w:ascii="Consolas" w:cs="Consolas" w:eastAsia="Consolas" w:hAnsi="Consolas"/>
+                <w:sz w:val="19"/>
+                <w:szCs w:val="19"/>
+                <w:rtl w:val="false"/>
+              </w:rPr>
+              <w:t xml:space="preserve">WritingTask.svelte</w:t>
+            </w:r>
+            <w:r>
+              <w:rPr>
+                <w:sz w:val="18"/>
+                <w:szCs w:val="18"/>
+                <w:rtl w:val="false"/>
+              </w:rPr>
+              <w:t xml:space="preserve">, </w:t>
+            </w:r>
+            <w:r>
+              <w:rPr>
+                <w:rFonts w:ascii="Consolas" w:cs="Consolas" w:eastAsia="Consolas" w:hAnsi="Consolas"/>
+                <w:sz w:val="19"/>
+                <w:szCs w:val="19"/>
+                <w:rtl w:val="false"/>
+              </w:rPr>
+              <w:t xml:space="preserve">c-3.ts</w:t>
+            </w:r>
+          </w:p>
+        </w:tc>
+      </w:tr>
+      <w:tr>
+        <w:trPr>
+          <w:tblHeader w:val="off"/>
+        </w:trPr>
+        <w:tc>
+          <w:tcPr>
+            <w:tcW w:type="dxa" w:w="828"/>
+            <w:tcBorders>
+              <w:top w:val="single" w:color="BBBBBB" w:sz="4"/>
+              <w:left w:val="single" w:color="BBBBBB" w:sz="4"/>
+              <w:bottom w:val="single" w:color="BBBBBB" w:sz="4"/>
+              <w:right w:val="single" w:color="BBBBBB" w:sz="4"/>
+            </w:tcBorders>
+            <w:tcMar>
+              <w:top w:type="dxa" w:w="60"/>
+              <w:left w:type="dxa" w:w="90"/>
+              <w:bottom w:type="dxa" w:w="60"/>
+              <w:right w:type="dxa" w:w="90"/>
+            </w:tcMar>
+          </w:tcPr>
+          <w:p>
+            <w:pPr>
+              <w:bidi w:val="false"/>
+            </w:pPr>
+            <w:r>
+              <w:rPr>
+                <w:sz w:val="18"/>
+                <w:szCs w:val="18"/>
+                <w:rtl w:val="false"/>
+              </w:rPr>
+              <w:t xml:space="preserve">5</w:t>
+            </w:r>
+          </w:p>
+        </w:tc>
+        <w:tc>
+          <w:tcPr>
+            <w:tcW w:type="dxa" w:w="7183"/>
+            <w:tcBorders>
+              <w:top w:val="single" w:color="BBBBBB" w:sz="4"/>
+              <w:left w:val="single" w:color="BBBBBB" w:sz="4"/>
+              <w:bottom w:val="single" w:color="BBBBBB" w:sz="4"/>
+              <w:right w:val="single" w:color="BBBBBB" w:sz="4"/>
+            </w:tcBorders>
+            <w:tcMar>
+              <w:top w:type="dxa" w:w="60"/>
+              <w:left w:type="dxa" w:w="90"/>
+              <w:bottom w:type="dxa" w:w="60"/>
+              <w:right w:type="dxa" w:w="90"/>
+            </w:tcMar>
+          </w:tcPr>
+          <w:p>
+            <w:pPr>
+              <w:bidi w:val="false"/>
+            </w:pPr>
+            <w:r>
+              <w:rPr>
+                <w:b/>
+                <w:bCs/>
+                <w:sz w:val="18"/>
+                <w:szCs w:val="18"/>
+                <w:rtl w:val="false"/>
+              </w:rPr>
+              <w:t xml:space="preserve">Writing practice lacks the real task:</w:t>
+            </w:r>
+            <w:r>
+              <w:rPr>
+                <w:sz w:val="18"/>
+                <w:szCs w:val="18"/>
+                <w:rtl w:val="false"/>
+              </w:rPr>
+              <w:t xml:space="preserve"> one box per sentence, no counter, no model paragraph; the micro-skill writing rounds are optional</w:t>
+            </w:r>
+          </w:p>
+        </w:tc>
+        <w:tc>
+          <w:tcPr>
+            <w:tcW w:type="dxa" w:w="1349"/>
+            <w:tcBorders>
+              <w:top w:val="single" w:color="BBBBBB" w:sz="4"/>
+              <w:left w:val="single" w:color="BBBBBB" w:sz="4"/>
+              <w:bottom w:val="single" w:color="BBBBBB" w:sz="4"/>
+              <w:right w:val="single" w:color="BBBBBB" w:sz="4"/>
+            </w:tcBorders>
+            <w:tcMar>
+              <w:top w:type="dxa" w:w="60"/>
+              <w:left w:type="dxa" w:w="90"/>
+              <w:bottom w:type="dxa" w:w="60"/>
+              <w:right w:type="dxa" w:w="90"/>
+            </w:tcMar>
+          </w:tcPr>
+          <w:p>
+            <w:pPr>
+              <w:bidi w:val="false"/>
+            </w:pPr>
+            <w:r>
+              <w:rPr>
+                <w:rFonts w:ascii="Consolas" w:cs="Consolas" w:eastAsia="Consolas" w:hAnsi="Consolas"/>
+                <w:sz w:val="19"/>
+                <w:szCs w:val="19"/>
+                <w:rtl w:val="false"/>
+              </w:rPr>
+              <w:t xml:space="preserve">c-3.ts</w:t>
+            </w:r>
+          </w:p>
+        </w:tc>
+      </w:tr>
+      <w:tr>
+        <w:trPr>
+          <w:tblHeader w:val="off"/>
+        </w:trPr>
+        <w:tc>
+          <w:tcPr>
+            <w:tcW w:type="dxa" w:w="828"/>
+            <w:tcBorders>
+              <w:top w:val="single" w:color="BBBBBB" w:sz="4"/>
+              <w:left w:val="single" w:color="BBBBBB" w:sz="4"/>
+              <w:bottom w:val="single" w:color="BBBBBB" w:sz="4"/>
+              <w:right w:val="single" w:color="BBBBBB" w:sz="4"/>
+            </w:tcBorders>
+            <w:tcMar>
+              <w:top w:type="dxa" w:w="60"/>
+              <w:left w:type="dxa" w:w="90"/>
+              <w:bottom w:type="dxa" w:w="60"/>
+              <w:right w:type="dxa" w:w="90"/>
+            </w:tcMar>
+          </w:tcPr>
+          <w:p>
+            <w:pPr>
+              <w:bidi w:val="false"/>
+            </w:pPr>
+            <w:r>
+              <w:rPr>
+                <w:sz w:val="18"/>
+                <w:szCs w:val="18"/>
+                <w:rtl w:val="false"/>
+              </w:rPr>
+              <w:t xml:space="preserve">6</w:t>
+            </w:r>
+          </w:p>
+        </w:tc>
+        <w:tc>
+          <w:tcPr>
+            <w:tcW w:type="dxa" w:w="7183"/>
+            <w:tcBorders>
+              <w:top w:val="single" w:color="BBBBBB" w:sz="4"/>
+              <w:left w:val="single" w:color="BBBBBB" w:sz="4"/>
+              <w:bottom w:val="single" w:color="BBBBBB" w:sz="4"/>
+              <w:right w:val="single" w:color="BBBBBB" w:sz="4"/>
+            </w:tcBorders>
+            <w:tcMar>
+              <w:top w:type="dxa" w:w="60"/>
+              <w:left w:type="dxa" w:w="90"/>
+              <w:bottom w:type="dxa" w:w="60"/>
+              <w:right w:type="dxa" w:w="90"/>
+            </w:tcMar>
+          </w:tcPr>
+          <w:p>
+            <w:pPr>
+              <w:bidi w:val="false"/>
+            </w:pPr>
+            <w:r>
+              <w:rPr>
+                <w:b/>
+                <w:bCs/>
+                <w:sz w:val="18"/>
+                <w:szCs w:val="18"/>
+                <w:rtl w:val="false"/>
+              </w:rPr>
+              <w:t xml:space="preserve">Part C presentation:</w:t>
+            </w:r>
+            <w:r>
+              <w:rPr>
+                <w:sz w:val="18"/>
+                <w:szCs w:val="18"/>
+                <w:rtl w:val="false"/>
+              </w:rPr>
+              <w:t xml:space="preserve"> run-together lines and broken bold in the yes-no, topic-vacation and topic-cellphone openings</w:t>
+            </w:r>
+          </w:p>
+        </w:tc>
+        <w:tc>
+          <w:tcPr>
+            <w:tcW w:type="dxa" w:w="1349"/>
+            <w:tcBorders>
+              <w:top w:val="single" w:color="BBBBBB" w:sz="4"/>
+              <w:left w:val="single" w:color="BBBBBB" w:sz="4"/>
+              <w:bottom w:val="single" w:color="BBBBBB" w:sz="4"/>
+              <w:right w:val="single" w:color="BBBBBB" w:sz="4"/>
+            </w:tcBorders>
+            <w:tcMar>
+              <w:top w:type="dxa" w:w="60"/>
+              <w:left w:type="dxa" w:w="90"/>
+              <w:bottom w:type="dxa" w:w="60"/>
+              <w:right w:type="dxa" w:w="90"/>
+            </w:tcMar>
+          </w:tcPr>
+          <w:p>
+            <w:pPr>
+              <w:bidi w:val="false"/>
+            </w:pPr>
+            <w:r>
+              <w:rPr>
+                <w:rFonts w:ascii="Consolas" w:cs="Consolas" w:eastAsia="Consolas" w:hAnsi="Consolas"/>
+                <w:sz w:val="19"/>
+                <w:szCs w:val="19"/>
+                <w:rtl w:val="false"/>
+              </w:rPr>
+              <w:t xml:space="preserve">c-3.ts</w:t>
+            </w:r>
+          </w:p>
+        </w:tc>
+      </w:tr>
+      <w:tr>
+        <w:trPr>
+          <w:tblHeader w:val="off"/>
+        </w:trPr>
+        <w:tc>
+          <w:tcPr>
+            <w:tcW w:type="dxa" w:w="828"/>
+            <w:tcBorders>
+              <w:top w:val="single" w:color="BBBBBB" w:sz="4"/>
+              <w:left w:val="single" w:color="BBBBBB" w:sz="4"/>
+              <w:bottom w:val="single" w:color="BBBBBB" w:sz="4"/>
+              <w:right w:val="single" w:color="BBBBBB" w:sz="4"/>
+            </w:tcBorders>
+            <w:tcMar>
+              <w:top w:type="dxa" w:w="60"/>
+              <w:left w:type="dxa" w:w="90"/>
+              <w:bottom w:type="dxa" w:w="60"/>
+              <w:right w:type="dxa" w:w="90"/>
+            </w:tcMar>
+          </w:tcPr>
+          <w:p>
+            <w:pPr>
+              <w:bidi w:val="false"/>
+            </w:pPr>
+            <w:r>
+              <w:rPr>
+                <w:sz w:val="18"/>
+                <w:szCs w:val="18"/>
+                <w:rtl w:val="false"/>
+              </w:rPr>
+              <w:t xml:space="preserve">7</w:t>
+            </w:r>
+          </w:p>
+        </w:tc>
+        <w:tc>
+          <w:tcPr>
+            <w:tcW w:type="dxa" w:w="7183"/>
+            <w:tcBorders>
+              <w:top w:val="single" w:color="BBBBBB" w:sz="4"/>
+              <w:left w:val="single" w:color="BBBBBB" w:sz="4"/>
+              <w:bottom w:val="single" w:color="BBBBBB" w:sz="4"/>
+              <w:right w:val="single" w:color="BBBBBB" w:sz="4"/>
+            </w:tcBorders>
+            <w:tcMar>
+              <w:top w:type="dxa" w:w="60"/>
+              <w:left w:type="dxa" w:w="90"/>
+              <w:bottom w:type="dxa" w:w="60"/>
+              <w:right w:type="dxa" w:w="90"/>
+            </w:tcMar>
+          </w:tcPr>
+          <w:p>
+            <w:pPr>
+              <w:bidi w:val="false"/>
+            </w:pPr>
+            <w:r>
+              <w:rPr>
+                <w:b/>
+                <w:bCs/>
+                <w:sz w:val="18"/>
+                <w:szCs w:val="18"/>
+                <w:rtl w:val="false"/>
+              </w:rPr>
+              <w:t xml:space="preserve">Reading progression half-rebuilt:</w:t>
+            </w:r>
+            <w:r>
+              <w:rPr>
+                <w:sz w:val="18"/>
+                <w:szCs w:val="18"/>
+                <w:rtl w:val="false"/>
+              </w:rPr>
+              <w:t xml:space="preserve"> l04 + numbers-names-q, l07 + limiters-q and the single lessons still use the old rounds (🌱 filler, skippable new-text practice)</w:t>
+            </w:r>
+          </w:p>
+        </w:tc>
+        <w:tc>
+          <w:tcPr>
+            <w:tcW w:type="dxa" w:w="1349"/>
+            <w:tcBorders>
+              <w:top w:val="single" w:color="BBBBBB" w:sz="4"/>
+              <w:left w:val="single" w:color="BBBBBB" w:sz="4"/>
+              <w:bottom w:val="single" w:color="BBBBBB" w:sz="4"/>
+              <w:right w:val="single" w:color="BBBBBB" w:sz="4"/>
+            </w:tcBorders>
+            <w:tcMar>
+              <w:top w:type="dxa" w:w="60"/>
+              <w:left w:type="dxa" w:w="90"/>
+              <w:bottom w:type="dxa" w:w="60"/>
+              <w:right w:type="dxa" w:w="90"/>
+            </w:tcMar>
+          </w:tcPr>
+          <w:p>
+            <w:pPr>
+              <w:bidi w:val="false"/>
+            </w:pPr>
+            <w:r>
+              <w:rPr>
+                <w:rFonts w:ascii="Consolas" w:cs="Consolas" w:eastAsia="Consolas" w:hAnsi="Consolas"/>
+                <w:sz w:val="19"/>
+                <w:szCs w:val="19"/>
+                <w:rtl w:val="false"/>
+              </w:rPr>
+              <w:t xml:space="preserve">c-1.ts</w:t>
+            </w:r>
+          </w:p>
+        </w:tc>
+      </w:tr>
+      <w:tr>
+        <w:trPr>
+          <w:tblHeader w:val="off"/>
+        </w:trPr>
+        <w:tc>
+          <w:tcPr>
+            <w:tcW w:type="dxa" w:w="828"/>
+            <w:tcBorders>
+              <w:top w:val="single" w:color="BBBBBB" w:sz="4"/>
+              <w:left w:val="single" w:color="BBBBBB" w:sz="4"/>
+              <w:bottom w:val="single" w:color="BBBBBB" w:sz="4"/>
+              <w:right w:val="single" w:color="BBBBBB" w:sz="4"/>
+            </w:tcBorders>
+            <w:tcMar>
+              <w:top w:type="dxa" w:w="60"/>
+              <w:left w:type="dxa" w:w="90"/>
+              <w:bottom w:type="dxa" w:w="60"/>
+              <w:right w:type="dxa" w:w="90"/>
+            </w:tcMar>
+          </w:tcPr>
+          <w:p>
+            <w:pPr>
+              <w:bidi w:val="false"/>
+            </w:pPr>
+            <w:r>
+              <w:rPr>
+                <w:sz w:val="18"/>
+                <w:szCs w:val="18"/>
+                <w:rtl w:val="false"/>
+              </w:rPr>
+              <w:t xml:space="preserve">8</w:t>
+            </w:r>
+          </w:p>
+        </w:tc>
+        <w:tc>
+          <w:tcPr>
+            <w:tcW w:type="dxa" w:w="7183"/>
+            <w:tcBorders>
+              <w:top w:val="single" w:color="BBBBBB" w:sz="4"/>
+              <w:left w:val="single" w:color="BBBBBB" w:sz="4"/>
+              <w:bottom w:val="single" w:color="BBBBBB" w:sz="4"/>
+              <w:right w:val="single" w:color="BBBBBB" w:sz="4"/>
+            </w:tcBorders>
+            <w:tcMar>
+              <w:top w:type="dxa" w:w="60"/>
+              <w:left w:type="dxa" w:w="90"/>
+              <w:bottom w:type="dxa" w:w="60"/>
+              <w:right w:type="dxa" w:w="90"/>
+            </w:tcMar>
+          </w:tcPr>
+          <w:p>
+            <w:pPr>
+              <w:bidi w:val="false"/>
+            </w:pPr>
+            <w:r>
+              <w:rPr>
+                <w:b/>
+                <w:bCs/>
+                <w:sz w:val="18"/>
+                <w:szCs w:val="18"/>
+                <w:rtl w:val="false"/>
+              </w:rPr>
+              <w:t xml:space="preserve">The lesson capstone isn't exam-like:</w:t>
+            </w:r>
+            <w:r>
+              <w:rPr>
+                <w:sz w:val="18"/>
+                <w:szCs w:val="18"/>
+                <w:rtl w:val="false"/>
+              </w:rPr>
+              <w:t xml:space="preserve"> n-7c5330b8 is 113 words, MCQ only; no scored written answers in l10-l12</w:t>
+            </w:r>
+          </w:p>
+        </w:tc>
+        <w:tc>
+          <w:tcPr>
+            <w:tcW w:type="dxa" w:w="1349"/>
+            <w:tcBorders>
+              <w:top w:val="single" w:color="BBBBBB" w:sz="4"/>
+              <w:left w:val="single" w:color="BBBBBB" w:sz="4"/>
+              <w:bottom w:val="single" w:color="BBBBBB" w:sz="4"/>
+              <w:right w:val="single" w:color="BBBBBB" w:sz="4"/>
+            </w:tcBorders>
+            <w:tcMar>
+              <w:top w:type="dxa" w:w="60"/>
+              <w:left w:type="dxa" w:w="90"/>
+              <w:bottom w:type="dxa" w:w="60"/>
+              <w:right w:type="dxa" w:w="90"/>
+            </w:tcMar>
+          </w:tcPr>
+          <w:p>
+            <w:pPr>
+              <w:bidi w:val="false"/>
+            </w:pPr>
+            <w:r>
+              <w:rPr>
+                <w:rFonts w:ascii="Consolas" w:cs="Consolas" w:eastAsia="Consolas" w:hAnsi="Consolas"/>
+                <w:sz w:val="19"/>
+                <w:szCs w:val="19"/>
+                <w:rtl w:val="false"/>
+              </w:rPr>
+              <w:t xml:space="preserve">c-1.ts</w:t>
+            </w:r>
+          </w:p>
+        </w:tc>
+      </w:tr>
+      <w:tr>
+        <w:trPr>
+          <w:tblHeader w:val="off"/>
+        </w:trPr>
+        <w:tc>
+          <w:tcPr>
+            <w:tcW w:type="dxa" w:w="828"/>
+            <w:tcBorders>
+              <w:top w:val="single" w:color="BBBBBB" w:sz="4"/>
+              <w:left w:val="single" w:color="BBBBBB" w:sz="4"/>
+              <w:bottom w:val="single" w:color="BBBBBB" w:sz="4"/>
+              <w:right w:val="single" w:color="BBBBBB" w:sz="4"/>
+            </w:tcBorders>
+            <w:tcMar>
+              <w:top w:type="dxa" w:w="60"/>
+              <w:left w:type="dxa" w:w="90"/>
+              <w:bottom w:type="dxa" w:w="60"/>
+              <w:right w:type="dxa" w:w="90"/>
+            </w:tcMar>
+          </w:tcPr>
+          <w:p>
+            <w:pPr>
+              <w:bidi w:val="false"/>
+            </w:pPr>
+            <w:r>
+              <w:rPr>
+                <w:sz w:val="18"/>
+                <w:szCs w:val="18"/>
+                <w:rtl w:val="false"/>
+              </w:rPr>
+              <w:t xml:space="preserve">9</w:t>
+            </w:r>
+          </w:p>
+        </w:tc>
+        <w:tc>
+          <w:tcPr>
+            <w:tcW w:type="dxa" w:w="7183"/>
+            <w:tcBorders>
+              <w:top w:val="single" w:color="BBBBBB" w:sz="4"/>
+              <w:left w:val="single" w:color="BBBBBB" w:sz="4"/>
+              <w:bottom w:val="single" w:color="BBBBBB" w:sz="4"/>
+              <w:right w:val="single" w:color="BBBBBB" w:sz="4"/>
+            </w:tcBorders>
+            <w:tcMar>
+              <w:top w:type="dxa" w:w="60"/>
+              <w:left w:type="dxa" w:w="90"/>
+              <w:bottom w:type="dxa" w:w="60"/>
+              <w:right w:type="dxa" w:w="90"/>
+            </w:tcMar>
+          </w:tcPr>
+          <w:p>
+            <w:pPr>
+              <w:bidi w:val="false"/>
+            </w:pPr>
+            <w:r>
+              <w:rPr>
+                <w:b/>
+                <w:bCs/>
+                <w:sz w:val="18"/>
+                <w:szCs w:val="18"/>
+                <w:rtl w:val="false"/>
+              </w:rPr>
+              <w:t xml:space="preserve">Part A efficiency:</w:t>
+            </w:r>
+            <w:r>
+              <w:rPr>
+                <w:sz w:val="18"/>
+                <w:szCs w:val="18"/>
+                <w:rtl w:val="false"/>
+              </w:rPr>
+              <w:t xml:space="preserve"> no placement check, and vocab-test is still mostly MCQ</w:t>
+            </w:r>
+          </w:p>
+        </w:tc>
+        <w:tc>
+          <w:tcPr>
+            <w:tcW w:type="dxa" w:w="1349"/>
+            <w:tcBorders>
+              <w:top w:val="single" w:color="BBBBBB" w:sz="4"/>
+              <w:left w:val="single" w:color="BBBBBB" w:sz="4"/>
+              <w:bottom w:val="single" w:color="BBBBBB" w:sz="4"/>
+              <w:right w:val="single" w:color="BBBBBB" w:sz="4"/>
+            </w:tcBorders>
+            <w:tcMar>
+              <w:top w:type="dxa" w:w="60"/>
+              <w:left w:type="dxa" w:w="90"/>
+              <w:bottom w:type="dxa" w:w="60"/>
+              <w:right w:type="dxa" w:w="90"/>
+            </w:tcMar>
+          </w:tcPr>
+          <w:p>
+            <w:pPr>
+              <w:bidi w:val="false"/>
+            </w:pPr>
+            <w:r>
+              <w:rPr>
+                <w:rFonts w:ascii="Consolas" w:cs="Consolas" w:eastAsia="Consolas" w:hAnsi="Consolas"/>
+                <w:sz w:val="19"/>
+                <w:szCs w:val="19"/>
+                <w:rtl w:val="false"/>
+              </w:rPr>
+              <w:t xml:space="preserve">c-2.ts</w:t>
+            </w:r>
+          </w:p>
+        </w:tc>
+      </w:tr>
+      <w:tr>
+        <w:trPr>
+          <w:tblHeader w:val="off"/>
+        </w:trPr>
+        <w:tc>
+          <w:tcPr>
+            <w:tcW w:type="dxa" w:w="828"/>
+            <w:tcBorders>
+              <w:top w:val="single" w:color="BBBBBB" w:sz="4"/>
+              <w:left w:val="single" w:color="BBBBBB" w:sz="4"/>
+              <w:bottom w:val="single" w:color="BBBBBB" w:sz="4"/>
+              <w:right w:val="single" w:color="BBBBBB" w:sz="4"/>
+            </w:tcBorders>
+            <w:tcMar>
+              <w:top w:type="dxa" w:w="60"/>
+              <w:left w:type="dxa" w:w="90"/>
+              <w:bottom w:type="dxa" w:w="60"/>
+              <w:right w:type="dxa" w:w="90"/>
+            </w:tcMar>
+          </w:tcPr>
+          <w:p>
+            <w:pPr>
+              <w:bidi w:val="false"/>
+            </w:pPr>
+            <w:r>
+              <w:rPr>
+                <w:sz w:val="18"/>
+                <w:szCs w:val="18"/>
+                <w:rtl w:val="false"/>
+              </w:rPr>
+              <w:t xml:space="preserve">10</w:t>
+            </w:r>
+          </w:p>
+        </w:tc>
+        <w:tc>
+          <w:tcPr>
+            <w:tcW w:type="dxa" w:w="7183"/>
+            <w:tcBorders>
+              <w:top w:val="single" w:color="BBBBBB" w:sz="4"/>
+              <w:left w:val="single" w:color="BBBBBB" w:sz="4"/>
+              <w:bottom w:val="single" w:color="BBBBBB" w:sz="4"/>
+              <w:right w:val="single" w:color="BBBBBB" w:sz="4"/>
+            </w:tcBorders>
+            <w:tcMar>
+              <w:top w:type="dxa" w:w="60"/>
+              <w:left w:type="dxa" w:w="90"/>
+              <w:bottom w:type="dxa" w:w="60"/>
+              <w:right w:type="dxa" w:w="90"/>
+            </w:tcMar>
+          </w:tcPr>
+          <w:p>
+            <w:pPr>
+              <w:bidi w:val="false"/>
+            </w:pPr>
+            <w:r>
+              <w:rPr>
+                <w:b/>
+                <w:bCs/>
+                <w:sz w:val="18"/>
+                <w:szCs w:val="18"/>
+                <w:rtl w:val="false"/>
+              </w:rPr>
+              <w:t xml:space="preserve">Nothing has been played</w:t>
+            </w:r>
+            <w:r>
+              <w:rPr>
+                <w:sz w:val="18"/>
+                <w:szCs w:val="18"/>
+                <w:rtl w:val="false"/>
+              </w:rPr>
+              <w:t xml:space="preserve"> by students or on devices</w:t>
+            </w:r>
+          </w:p>
+        </w:tc>
+        <w:tc>
+          <w:tcPr>
+            <w:tcW w:type="dxa" w:w="1349"/>
+            <w:tcBorders>
+              <w:top w:val="single" w:color="BBBBBB" w:sz="4"/>
+              <w:left w:val="single" w:color="BBBBBB" w:sz="4"/>
+              <w:bottom w:val="single" w:color="BBBBBB" w:sz="4"/>
+              <w:right w:val="single" w:color="BBBBBB" w:sz="4"/>
+            </w:tcBorders>
+            <w:tcMar>
+              <w:top w:type="dxa" w:w="60"/>
+              <w:left w:type="dxa" w:w="90"/>
+              <w:bottom w:type="dxa" w:w="60"/>
+              <w:right w:type="dxa" w:w="90"/>
+            </w:tcMar>
+          </w:tcPr>
+          <w:p>
+            <w:pPr>
+              <w:bidi w:val="false"/>
+            </w:pPr>
+            <w:r>
+              <w:rPr>
+                <w:sz w:val="18"/>
+                <w:szCs w:val="18"/>
+                <w:rtl w:val="false"/>
+              </w:rPr>
+              <w:t xml:space="preserve">-</w:t>
+            </w:r>
+          </w:p>
+        </w:tc>
+      </w:tr>
+    </w:tbl>
+    <w:p>
+      <w:pPr>
+        <w:spacing w:after="80"/>
+      </w:pPr>
+    </w:p>
+    <w:p>
+      <w:pPr>
+        <w:pStyle w:val="Heading1"/>
+        <w:pageBreakBefore/>
+      </w:pPr>
+      <w:r>
+        <w:rPr>
+          <w:rtl w:val="false"/>
+        </w:rPr>
+        <w:t xml:space="preserve">5. Fixed so far</w:t>
+      </w:r>
+    </w:p>
+    <w:tbl>
+      <w:tblPr>
+        <w:bidiVisual w:val="0"/>
+        <w:tblW w:type="dxa" w:w="9360"/>
+        <w:tblBorders>
+          <w:top w:val="single" w:color="auto" w:sz="4"/>
+          <w:left w:val="single" w:color="auto" w:sz="4"/>
+          <w:bottom w:val="single" w:color="auto" w:sz="4"/>
+          <w:right w:val="single" w:color="auto" w:sz="4"/>
+          <w:insideH w:val="single" w:color="auto" w:sz="4"/>
+          <w:insideV w:val="single" w:color="auto" w:sz="4"/>
+        </w:tblBorders>
+      </w:tblPr>
+      <w:tblGrid>
+        <w:gridCol w:w="2067"/>
+        <w:gridCol w:w="5341"/>
+        <w:gridCol w:w="1952"/>
+      </w:tblGrid>
+      <w:tr>
+        <w:trPr>
+          <w:tblHeader/>
+        </w:trPr>
+        <w:tc>
+          <w:tcPr>
+            <w:tcW w:type="dxa" w:w="2067"/>
+            <w:tcBorders>
+              <w:top w:val="single" w:color="BBBBBB" w:sz="4"/>
+              <w:left w:val="single" w:color="BBBBBB" w:sz="4"/>
+              <w:bottom w:val="single" w:color="BBBBBB" w:sz="4"/>
+              <w:right w:val="single" w:color="BBBBBB" w:sz="4"/>
+            </w:tcBorders>
+            <w:shd w:fill="E8EEF6" w:color="auto" w:val="clear"/>
+            <w:tcMar>
+              <w:top w:type="dxa" w:w="60"/>
+              <w:left w:type="dxa" w:w="90"/>
+              <w:bottom w:type="dxa" w:w="60"/>
+              <w:right w:type="dxa" w:w="90"/>
+            </w:tcMar>
+          </w:tcPr>
+          <w:p>
+            <w:pPr>
+              <w:bidi w:val="false"/>
+            </w:pPr>
+            <w:r>
+              <w:rPr>
+                <w:b/>
+                <w:bCs/>
+                <w:sz w:val="18"/>
+                <w:szCs w:val="18"/>
+                <w:rtl w:val="false"/>
+              </w:rPr>
+              <w:t xml:space="preserve">Issue</w:t>
+            </w:r>
+          </w:p>
+        </w:tc>
+        <w:tc>
+          <w:tcPr>
+            <w:tcW w:type="dxa" w:w="5341"/>
+            <w:tcBorders>
+              <w:top w:val="single" w:color="BBBBBB" w:sz="4"/>
+              <w:left w:val="single" w:color="BBBBBB" w:sz="4"/>
+              <w:bottom w:val="single" w:color="BBBBBB" w:sz="4"/>
+              <w:right w:val="single" w:color="BBBBBB" w:sz="4"/>
+            </w:tcBorders>
+            <w:shd w:fill="E8EEF6" w:color="auto" w:val="clear"/>
+            <w:tcMar>
+              <w:top w:type="dxa" w:w="60"/>
+              <w:left w:type="dxa" w:w="90"/>
+              <w:bottom w:type="dxa" w:w="60"/>
+              <w:right w:type="dxa" w:w="90"/>
+            </w:tcMar>
+          </w:tcPr>
+          <w:p>
+            <w:pPr>
+              <w:bidi w:val="false"/>
+            </w:pPr>
+            <w:r>
+              <w:rPr>
+                <w:b/>
+                <w:bCs/>
+                <w:sz w:val="18"/>
+                <w:szCs w:val="18"/>
+                <w:rtl w:val="false"/>
+              </w:rPr>
+              <w:t xml:space="preserve">Fix</w:t>
+            </w:r>
+          </w:p>
+        </w:tc>
+        <w:tc>
+          <w:tcPr>
+            <w:tcW w:type="dxa" w:w="1952"/>
+            <w:tcBorders>
+              <w:top w:val="single" w:color="BBBBBB" w:sz="4"/>
+              <w:left w:val="single" w:color="BBBBBB" w:sz="4"/>
+              <w:bottom w:val="single" w:color="BBBBBB" w:sz="4"/>
+              <w:right w:val="single" w:color="BBBBBB" w:sz="4"/>
+            </w:tcBorders>
+            <w:shd w:fill="E8EEF6" w:color="auto" w:val="clear"/>
+            <w:tcMar>
+              <w:top w:type="dxa" w:w="60"/>
+              <w:left w:type="dxa" w:w="90"/>
+              <w:bottom w:type="dxa" w:w="60"/>
+              <w:right w:type="dxa" w:w="90"/>
+            </w:tcMar>
+          </w:tcPr>
+          <w:p>
+            <w:pPr>
+              <w:bidi w:val="false"/>
+            </w:pPr>
+            <w:r>
+              <w:rPr>
+                <w:b/>
+                <w:bCs/>
+                <w:sz w:val="18"/>
+                <w:szCs w:val="18"/>
+                <w:rtl w:val="false"/>
+              </w:rPr>
+              <w:t xml:space="preserve">Commits</w:t>
+            </w:r>
+          </w:p>
+        </w:tc>
+      </w:tr>
+      <w:tr>
+        <w:trPr>
+          <w:tblHeader w:val="off"/>
+        </w:trPr>
+        <w:tc>
+          <w:tcPr>
+            <w:tcW w:type="dxa" w:w="2067"/>
+            <w:tcBorders>
+              <w:top w:val="single" w:color="BBBBBB" w:sz="4"/>
+              <w:left w:val="single" w:color="BBBBBB" w:sz="4"/>
+              <w:bottom w:val="single" w:color="BBBBBB" w:sz="4"/>
+              <w:right w:val="single" w:color="BBBBBB" w:sz="4"/>
+            </w:tcBorders>
+            <w:tcMar>
+              <w:top w:type="dxa" w:w="60"/>
+              <w:left w:type="dxa" w:w="90"/>
+              <w:bottom w:type="dxa" w:w="60"/>
+              <w:right w:type="dxa" w:w="90"/>
+            </w:tcMar>
+          </w:tcPr>
+          <w:p>
+            <w:pPr>
+              <w:bidi w:val="false"/>
+            </w:pPr>
+            <w:r>
+              <w:rPr>
+                <w:sz w:val="18"/>
+                <w:szCs w:val="18"/>
+                <w:rtl w:val="false"/>
+              </w:rPr>
+              <w:t xml:space="preserve">11 wrong or ambiguous items (P1)</w:t>
+            </w:r>
+          </w:p>
+        </w:tc>
+        <w:tc>
+          <w:tcPr>
+            <w:tcW w:type="dxa" w:w="5341"/>
+            <w:tcBorders>
+              <w:top w:val="single" w:color="BBBBBB" w:sz="4"/>
+              <w:left w:val="single" w:color="BBBBBB" w:sz="4"/>
+              <w:bottom w:val="single" w:color="BBBBBB" w:sz="4"/>
+              <w:right w:val="single" w:color="BBBBBB" w:sz="4"/>
+            </w:tcBorders>
+            <w:tcMar>
+              <w:top w:type="dxa" w:w="60"/>
+              <w:left w:type="dxa" w:w="90"/>
+              <w:bottom w:type="dxa" w:w="60"/>
+              <w:right w:type="dxa" w:w="90"/>
+            </w:tcMar>
+          </w:tcPr>
+          <w:p>
+            <w:pPr>
+              <w:bidi w:val="false"/>
+            </w:pPr>
+            <w:r>
+              <w:rPr>
+                <w:sz w:val="18"/>
+                <w:szCs w:val="18"/>
+                <w:rtl w:val="false"/>
+              </w:rPr>
+              <w:t xml:space="preserve">All fixed, plus two more found later (a second unscored </w:t>
+            </w:r>
+            <w:r>
+              <w:rPr>
+                <w:i/>
+                <w:iCs/>
+                <w:sz w:val="18"/>
+                <w:szCs w:val="18"/>
+                <w:rtl w:val="false"/>
+              </w:rPr>
+              <w:t xml:space="preserve">but</w:t>
+            </w:r>
+            <w:r>
+              <w:rPr>
+                <w:sz w:val="18"/>
+                <w:szCs w:val="18"/>
+                <w:rtl w:val="false"/>
+              </w:rPr>
+              <w:t xml:space="preserve">, a broken l03 self-check)</w:t>
+            </w:r>
+          </w:p>
+        </w:tc>
+        <w:tc>
+          <w:tcPr>
+            <w:tcW w:type="dxa" w:w="1952"/>
+            <w:tcBorders>
+              <w:top w:val="single" w:color="BBBBBB" w:sz="4"/>
+              <w:left w:val="single" w:color="BBBBBB" w:sz="4"/>
+              <w:bottom w:val="single" w:color="BBBBBB" w:sz="4"/>
+              <w:right w:val="single" w:color="BBBBBB" w:sz="4"/>
+            </w:tcBorders>
+            <w:tcMar>
+              <w:top w:type="dxa" w:w="60"/>
+              <w:left w:type="dxa" w:w="90"/>
+              <w:bottom w:type="dxa" w:w="60"/>
+              <w:right w:type="dxa" w:w="90"/>
+            </w:tcMar>
+          </w:tcPr>
+          <w:p>
+            <w:pPr>
+              <w:bidi w:val="false"/>
+            </w:pPr>
+            <w:r>
+              <w:rPr>
+                <w:sz w:val="18"/>
+                <w:szCs w:val="18"/>
+                <w:rtl w:val="false"/>
+              </w:rPr>
+              <w:t xml:space="preserve">b0974fe, cc5f92d, 4127989</w:t>
+            </w:r>
+          </w:p>
+        </w:tc>
+      </w:tr>
+      <w:tr>
+        <w:trPr>
+          <w:tblHeader w:val="off"/>
+        </w:trPr>
+        <w:tc>
+          <w:tcPr>
+            <w:tcW w:type="dxa" w:w="2067"/>
+            <w:tcBorders>
+              <w:top w:val="single" w:color="BBBBBB" w:sz="4"/>
+              <w:left w:val="single" w:color="BBBBBB" w:sz="4"/>
+              <w:bottom w:val="single" w:color="BBBBBB" w:sz="4"/>
+              <w:right w:val="single" w:color="BBBBBB" w:sz="4"/>
+            </w:tcBorders>
+            <w:tcMar>
+              <w:top w:type="dxa" w:w="60"/>
+              <w:left w:type="dxa" w:w="90"/>
+              <w:bottom w:type="dxa" w:w="60"/>
+              <w:right w:type="dxa" w:w="90"/>
+            </w:tcMar>
+          </w:tcPr>
+          <w:p>
+            <w:pPr>
+              <w:bidi w:val="false"/>
+            </w:pPr>
+            <w:r>
+              <w:rPr>
+                <w:sz w:val="18"/>
+                <w:szCs w:val="18"/>
+                <w:rtl w:val="false"/>
+              </w:rPr>
+              <w:t xml:space="preserve">Joke distractors in Part A (P3)</w:t>
+            </w:r>
+          </w:p>
+        </w:tc>
+        <w:tc>
+          <w:tcPr>
+            <w:tcW w:type="dxa" w:w="5341"/>
+            <w:tcBorders>
+              <w:top w:val="single" w:color="BBBBBB" w:sz="4"/>
+              <w:left w:val="single" w:color="BBBBBB" w:sz="4"/>
+              <w:bottom w:val="single" w:color="BBBBBB" w:sz="4"/>
+              <w:right w:val="single" w:color="BBBBBB" w:sz="4"/>
+            </w:tcBorders>
+            <w:tcMar>
+              <w:top w:type="dxa" w:w="60"/>
+              <w:left w:type="dxa" w:w="90"/>
+              <w:bottom w:type="dxa" w:w="60"/>
+              <w:right w:type="dxa" w:w="90"/>
+            </w:tcMar>
+          </w:tcPr>
+          <w:p>
+            <w:pPr>
+              <w:bidi w:val="false"/>
+            </w:pPr>
+            <w:r>
+              <w:rPr>
+                <w:sz w:val="18"/>
+                <w:szCs w:val="18"/>
+                <w:rtl w:val="false"/>
+              </w:rPr>
+              <w:t xml:space="preserve">About 35 items rewritten, each with an explanation</w:t>
+            </w:r>
+          </w:p>
+        </w:tc>
+        <w:tc>
+          <w:tcPr>
+            <w:tcW w:type="dxa" w:w="1952"/>
+            <w:tcBorders>
+              <w:top w:val="single" w:color="BBBBBB" w:sz="4"/>
+              <w:left w:val="single" w:color="BBBBBB" w:sz="4"/>
+              <w:bottom w:val="single" w:color="BBBBBB" w:sz="4"/>
+              <w:right w:val="single" w:color="BBBBBB" w:sz="4"/>
+            </w:tcBorders>
+            <w:tcMar>
+              <w:top w:type="dxa" w:w="60"/>
+              <w:left w:type="dxa" w:w="90"/>
+              <w:bottom w:type="dxa" w:w="60"/>
+              <w:right w:type="dxa" w:w="90"/>
+            </w:tcMar>
+          </w:tcPr>
+          <w:p>
+            <w:pPr>
+              <w:bidi w:val="false"/>
+            </w:pPr>
+            <w:r>
+              <w:rPr>
+                <w:sz w:val="18"/>
+                <w:szCs w:val="18"/>
+                <w:rtl w:val="false"/>
+              </w:rPr>
+              <w:t xml:space="preserve">48fabb0</w:t>
+            </w:r>
+          </w:p>
+        </w:tc>
+      </w:tr>
+      <w:tr>
+        <w:trPr>
+          <w:tblHeader w:val="off"/>
+        </w:trPr>
+        <w:tc>
+          <w:tcPr>
+            <w:tcW w:type="dxa" w:w="2067"/>
+            <w:tcBorders>
+              <w:top w:val="single" w:color="BBBBBB" w:sz="4"/>
+              <w:left w:val="single" w:color="BBBBBB" w:sz="4"/>
+              <w:bottom w:val="single" w:color="BBBBBB" w:sz="4"/>
+              <w:right w:val="single" w:color="BBBBBB" w:sz="4"/>
+            </w:tcBorders>
+            <w:tcMar>
+              <w:top w:type="dxa" w:w="60"/>
+              <w:left w:type="dxa" w:w="90"/>
+              <w:bottom w:type="dxa" w:w="60"/>
+              <w:right w:type="dxa" w:w="90"/>
+            </w:tcMar>
+          </w:tcPr>
+          <w:p>
+            <w:pPr>
+              <w:bidi w:val="false"/>
+            </w:pPr>
+            <w:r>
+              <w:rPr>
+                <w:sz w:val="18"/>
+                <w:szCs w:val="18"/>
+                <w:rtl w:val="false"/>
+              </w:rPr>
+              <w:t xml:space="preserve">Spelling was copy-only (P5, part)</w:t>
+            </w:r>
+          </w:p>
+        </w:tc>
+        <w:tc>
+          <w:tcPr>
+            <w:tcW w:type="dxa" w:w="5341"/>
+            <w:tcBorders>
+              <w:top w:val="single" w:color="BBBBBB" w:sz="4"/>
+              <w:left w:val="single" w:color="BBBBBB" w:sz="4"/>
+              <w:bottom w:val="single" w:color="BBBBBB" w:sz="4"/>
+              <w:right w:val="single" w:color="BBBBBB" w:sz="4"/>
+            </w:tcBorders>
+            <w:tcMar>
+              <w:top w:type="dxa" w:w="60"/>
+              <w:left w:type="dxa" w:w="90"/>
+              <w:bottom w:type="dxa" w:w="60"/>
+              <w:right w:type="dxa" w:w="90"/>
+            </w:tcMar>
+          </w:tcPr>
+          <w:p>
+            <w:pPr>
+              <w:bidi w:val="false"/>
+            </w:pPr>
+            <w:r>
+              <w:rPr>
+                <w:sz w:val="18"/>
+                <w:szCs w:val="18"/>
+                <w:rtl w:val="false"/>
+              </w:rPr>
+              <w:t xml:space="preserve">48 listen-spelling screens with a Hebrew hint; falls back to copy mode without browser speech</w:t>
+            </w:r>
+          </w:p>
+        </w:tc>
+        <w:tc>
+          <w:tcPr>
+            <w:tcW w:type="dxa" w:w="1952"/>
+            <w:tcBorders>
+              <w:top w:val="single" w:color="BBBBBB" w:sz="4"/>
+              <w:left w:val="single" w:color="BBBBBB" w:sz="4"/>
+              <w:bottom w:val="single" w:color="BBBBBB" w:sz="4"/>
+              <w:right w:val="single" w:color="BBBBBB" w:sz="4"/>
+            </w:tcBorders>
+            <w:tcMar>
+              <w:top w:type="dxa" w:w="60"/>
+              <w:left w:type="dxa" w:w="90"/>
+              <w:bottom w:type="dxa" w:w="60"/>
+              <w:right w:type="dxa" w:w="90"/>
+            </w:tcMar>
+          </w:tcPr>
+          <w:p>
+            <w:pPr>
+              <w:bidi w:val="false"/>
+            </w:pPr>
+            <w:r>
+              <w:rPr>
+                <w:sz w:val="18"/>
+                <w:szCs w:val="18"/>
+                <w:rtl w:val="false"/>
+              </w:rPr>
+              <w:t xml:space="preserve">7d98015</w:t>
+            </w:r>
+          </w:p>
+        </w:tc>
+      </w:tr>
+      <w:tr>
+        <w:trPr>
+          <w:tblHeader w:val="off"/>
+        </w:trPr>
+        <w:tc>
+          <w:tcPr>
+            <w:tcW w:type="dxa" w:w="2067"/>
+            <w:tcBorders>
+              <w:top w:val="single" w:color="BBBBBB" w:sz="4"/>
+              <w:left w:val="single" w:color="BBBBBB" w:sz="4"/>
+              <w:bottom w:val="single" w:color="BBBBBB" w:sz="4"/>
+              <w:right w:val="single" w:color="BBBBBB" w:sz="4"/>
+            </w:tcBorders>
+            <w:tcMar>
+              <w:top w:type="dxa" w:w="60"/>
+              <w:left w:type="dxa" w:w="90"/>
+              <w:bottom w:type="dxa" w:w="60"/>
+              <w:right w:type="dxa" w:w="90"/>
+            </w:tcMar>
+          </w:tcPr>
+          <w:p>
+            <w:pPr>
+              <w:bidi w:val="false"/>
+            </w:pPr>
+            <w:r>
+              <w:rPr>
+                <w:sz w:val="18"/>
+                <w:szCs w:val="18"/>
+                <w:rtl w:val="false"/>
+              </w:rPr>
+              <w:t xml:space="preserve">Vocab gate mismatch (P8)</w:t>
+            </w:r>
+          </w:p>
+        </w:tc>
+        <w:tc>
+          <w:tcPr>
+            <w:tcW w:type="dxa" w:w="5341"/>
+            <w:tcBorders>
+              <w:top w:val="single" w:color="BBBBBB" w:sz="4"/>
+              <w:left w:val="single" w:color="BBBBBB" w:sz="4"/>
+              <w:bottom w:val="single" w:color="BBBBBB" w:sz="4"/>
+              <w:right w:val="single" w:color="BBBBBB" w:sz="4"/>
+            </w:tcBorders>
+            <w:tcMar>
+              <w:top w:type="dxa" w:w="60"/>
+              <w:left w:type="dxa" w:w="90"/>
+              <w:bottom w:type="dxa" w:w="60"/>
+              <w:right w:type="dxa" w:w="90"/>
+            </w:tcMar>
+          </w:tcPr>
+          <w:p>
+            <w:pPr>
+              <w:bidi w:val="false"/>
+            </w:pPr>
+            <w:r>
+              <w:rPr>
+                <w:sz w:val="18"/>
+                <w:szCs w:val="18"/>
+                <w:rtl w:val="false"/>
+              </w:rPr>
+              <w:t xml:space="preserve">Vocabulary runs in parallel with reading; l00 text and the audit updated</w:t>
+            </w:r>
+          </w:p>
+        </w:tc>
+        <w:tc>
+          <w:tcPr>
+            <w:tcW w:type="dxa" w:w="1952"/>
+            <w:tcBorders>
+              <w:top w:val="single" w:color="BBBBBB" w:sz="4"/>
+              <w:left w:val="single" w:color="BBBBBB" w:sz="4"/>
+              <w:bottom w:val="single" w:color="BBBBBB" w:sz="4"/>
+              <w:right w:val="single" w:color="BBBBBB" w:sz="4"/>
+            </w:tcBorders>
+            <w:tcMar>
+              <w:top w:type="dxa" w:w="60"/>
+              <w:left w:type="dxa" w:w="90"/>
+              <w:bottom w:type="dxa" w:w="60"/>
+              <w:right w:type="dxa" w:w="90"/>
+            </w:tcMar>
+          </w:tcPr>
+          <w:p>
+            <w:pPr>
+              <w:bidi w:val="false"/>
+            </w:pPr>
+            <w:r>
+              <w:rPr>
+                <w:sz w:val="18"/>
+                <w:szCs w:val="18"/>
+                <w:rtl w:val="false"/>
+              </w:rPr>
+              <w:t xml:space="preserve">4127989</w:t>
+            </w:r>
+          </w:p>
+        </w:tc>
+      </w:tr>
+      <w:tr>
+        <w:trPr>
+          <w:tblHeader w:val="off"/>
+        </w:trPr>
+        <w:tc>
+          <w:tcPr>
+            <w:tcW w:type="dxa" w:w="2067"/>
+            <w:tcBorders>
+              <w:top w:val="single" w:color="BBBBBB" w:sz="4"/>
+              <w:left w:val="single" w:color="BBBBBB" w:sz="4"/>
+              <w:bottom w:val="single" w:color="BBBBBB" w:sz="4"/>
+              <w:right w:val="single" w:color="BBBBBB" w:sz="4"/>
+            </w:tcBorders>
+            <w:tcMar>
+              <w:top w:type="dxa" w:w="60"/>
+              <w:left w:type="dxa" w:w="90"/>
+              <w:bottom w:type="dxa" w:w="60"/>
+              <w:right w:type="dxa" w:w="90"/>
+            </w:tcMar>
+          </w:tcPr>
+          <w:p>
+            <w:pPr>
+              <w:bidi w:val="false"/>
+            </w:pPr>
+            <w:r>
+              <w:rPr>
+                <w:sz w:val="18"/>
+                <w:szCs w:val="18"/>
+                <w:rtl w:val="false"/>
+              </w:rPr>
+              <w:t xml:space="preserve">Polish in Parts A-B (P9)</w:t>
+            </w:r>
+          </w:p>
+        </w:tc>
+        <w:tc>
+          <w:tcPr>
+            <w:tcW w:type="dxa" w:w="5341"/>
+            <w:tcBorders>
+              <w:top w:val="single" w:color="BBBBBB" w:sz="4"/>
+              <w:left w:val="single" w:color="BBBBBB" w:sz="4"/>
+              <w:bottom w:val="single" w:color="BBBBBB" w:sz="4"/>
+              <w:right w:val="single" w:color="BBBBBB" w:sz="4"/>
+            </w:tcBorders>
+            <w:tcMar>
+              <w:top w:type="dxa" w:w="60"/>
+              <w:left w:type="dxa" w:w="90"/>
+              <w:bottom w:type="dxa" w:w="60"/>
+              <w:right w:type="dxa" w:w="90"/>
+            </w:tcMar>
+          </w:tcPr>
+          <w:p>
+            <w:pPr>
+              <w:bidi w:val="false"/>
+            </w:pPr>
+            <w:r>
+              <w:rPr>
+                <w:sz w:val="18"/>
+                <w:szCs w:val="18"/>
+                <w:rtl w:val="false"/>
+              </w:rPr>
+              <w:t xml:space="preserve">Typos, stray characters, lost line breaks, honest counts, em-dashes</w:t>
+            </w:r>
+          </w:p>
+        </w:tc>
+        <w:tc>
+          <w:tcPr>
+            <w:tcW w:type="dxa" w:w="1952"/>
+            <w:tcBorders>
+              <w:top w:val="single" w:color="BBBBBB" w:sz="4"/>
+              <w:left w:val="single" w:color="BBBBBB" w:sz="4"/>
+              <w:bottom w:val="single" w:color="BBBBBB" w:sz="4"/>
+              <w:right w:val="single" w:color="BBBBBB" w:sz="4"/>
+            </w:tcBorders>
+            <w:tcMar>
+              <w:top w:type="dxa" w:w="60"/>
+              <w:left w:type="dxa" w:w="90"/>
+              <w:bottom w:type="dxa" w:w="60"/>
+              <w:right w:type="dxa" w:w="90"/>
+            </w:tcMar>
+          </w:tcPr>
+          <w:p>
+            <w:pPr>
+              <w:bidi w:val="false"/>
+            </w:pPr>
+            <w:r>
+              <w:rPr>
+                <w:sz w:val="18"/>
+                <w:szCs w:val="18"/>
+                <w:rtl w:val="false"/>
+              </w:rPr>
+              <w:t xml:space="preserve">4127989</w:t>
+            </w:r>
+          </w:p>
+        </w:tc>
+      </w:tr>
+      <w:tr>
+        <w:trPr>
+          <w:tblHeader w:val="off"/>
+        </w:trPr>
+        <w:tc>
+          <w:tcPr>
+            <w:tcW w:type="dxa" w:w="2067"/>
+            <w:tcBorders>
+              <w:top w:val="single" w:color="BBBBBB" w:sz="4"/>
+              <w:left w:val="single" w:color="BBBBBB" w:sz="4"/>
+              <w:bottom w:val="single" w:color="BBBBBB" w:sz="4"/>
+              <w:right w:val="single" w:color="BBBBBB" w:sz="4"/>
+            </w:tcBorders>
+            <w:tcMar>
+              <w:top w:type="dxa" w:w="60"/>
+              <w:left w:type="dxa" w:w="90"/>
+              <w:bottom w:type="dxa" w:w="60"/>
+              <w:right w:type="dxa" w:w="90"/>
+            </w:tcMar>
+          </w:tcPr>
+          <w:p>
+            <w:pPr>
+              <w:bidi w:val="false"/>
+            </w:pPr>
+            <w:r>
+              <w:rPr>
+                <w:sz w:val="18"/>
+                <w:szCs w:val="18"/>
+                <w:rtl w:val="false"/>
+              </w:rPr>
+              <w:t xml:space="preserve">Skippable practice (P6, part)</w:t>
+            </w:r>
+          </w:p>
+        </w:tc>
+        <w:tc>
+          <w:tcPr>
+            <w:tcW w:type="dxa" w:w="5341"/>
+            <w:tcBorders>
+              <w:top w:val="single" w:color="BBBBBB" w:sz="4"/>
+              <w:left w:val="single" w:color="BBBBBB" w:sz="4"/>
+              <w:bottom w:val="single" w:color="BBBBBB" w:sz="4"/>
+              <w:right w:val="single" w:color="BBBBBB" w:sz="4"/>
+            </w:tcBorders>
+            <w:tcMar>
+              <w:top w:type="dxa" w:w="60"/>
+              <w:left w:type="dxa" w:w="90"/>
+              <w:bottom w:type="dxa" w:w="60"/>
+              <w:right w:type="dxa" w:w="90"/>
+            </w:tcMar>
+          </w:tcPr>
+          <w:p>
+            <w:pPr>
+              <w:bidi w:val="false"/>
+            </w:pPr>
+            <w:r>
+              <w:rPr>
+                <w:sz w:val="18"/>
+                <w:szCs w:val="18"/>
+                <w:rtl w:val="false"/>
+              </w:rPr>
+              <w:t xml:space="preserve">Reading round pattern agreed and documented; l06 + not-q and l08 + n-b46b7e2b rebuilt</w:t>
+            </w:r>
+          </w:p>
+        </w:tc>
+        <w:tc>
+          <w:tcPr>
+            <w:tcW w:type="dxa" w:w="1952"/>
+            <w:tcBorders>
+              <w:top w:val="single" w:color="BBBBBB" w:sz="4"/>
+              <w:left w:val="single" w:color="BBBBBB" w:sz="4"/>
+              <w:bottom w:val="single" w:color="BBBBBB" w:sz="4"/>
+              <w:right w:val="single" w:color="BBBBBB" w:sz="4"/>
+            </w:tcBorders>
+            <w:tcMar>
+              <w:top w:type="dxa" w:w="60"/>
+              <w:left w:type="dxa" w:w="90"/>
+              <w:bottom w:type="dxa" w:w="60"/>
+              <w:right w:type="dxa" w:w="90"/>
+            </w:tcMar>
+          </w:tcPr>
+          <w:p>
+            <w:pPr>
+              <w:bidi w:val="false"/>
+            </w:pPr>
+            <w:r>
+              <w:rPr>
+                <w:sz w:val="18"/>
+                <w:szCs w:val="18"/>
+                <w:rtl w:val="false"/>
+              </w:rPr>
+              <w:t xml:space="preserve">12587ad, 99303c2, e2cad79, 585865e</w:t>
+            </w:r>
+          </w:p>
+        </w:tc>
+      </w:tr>
+      <w:tr>
+        <w:trPr>
+          <w:tblHeader w:val="off"/>
+        </w:trPr>
+        <w:tc>
+          <w:tcPr>
+            <w:tcW w:type="dxa" w:w="2067"/>
+            <w:tcBorders>
+              <w:top w:val="single" w:color="BBBBBB" w:sz="4"/>
+              <w:left w:val="single" w:color="BBBBBB" w:sz="4"/>
+              <w:bottom w:val="single" w:color="BBBBBB" w:sz="4"/>
+              <w:right w:val="single" w:color="BBBBBB" w:sz="4"/>
+            </w:tcBorders>
+            <w:tcMar>
+              <w:top w:type="dxa" w:w="60"/>
+              <w:left w:type="dxa" w:w="90"/>
+              <w:bottom w:type="dxa" w:w="60"/>
+              <w:right w:type="dxa" w:w="90"/>
+            </w:tcMar>
+          </w:tcPr>
+          <w:p>
+            <w:pPr>
+              <w:bidi w:val="false"/>
+            </w:pPr>
+            <w:r>
+              <w:rPr>
+                <w:i/>
+                <w:iCs/>
+                <w:sz w:val="18"/>
+                <w:szCs w:val="18"/>
+                <w:rtl w:val="false"/>
+              </w:rPr>
+              <w:t xml:space="preserve">however</w:t>
+            </w:r>
+            <w:r>
+              <w:rPr>
+                <w:sz w:val="18"/>
+                <w:szCs w:val="18"/>
+                <w:rtl w:val="false"/>
+              </w:rPr>
+              <w:t xml:space="preserve"> taught as a law (P2, part)</w:t>
+            </w:r>
+          </w:p>
+        </w:tc>
+        <w:tc>
+          <w:tcPr>
+            <w:tcW w:type="dxa" w:w="5341"/>
+            <w:tcBorders>
+              <w:top w:val="single" w:color="BBBBBB" w:sz="4"/>
+              <w:left w:val="single" w:color="BBBBBB" w:sz="4"/>
+              <w:bottom w:val="single" w:color="BBBBBB" w:sz="4"/>
+              <w:right w:val="single" w:color="BBBBBB" w:sz="4"/>
+            </w:tcBorders>
+            <w:tcMar>
+              <w:top w:type="dxa" w:w="60"/>
+              <w:left w:type="dxa" w:w="90"/>
+              <w:bottom w:type="dxa" w:w="60"/>
+              <w:right w:type="dxa" w:w="90"/>
+            </w:tcMar>
+          </w:tcPr>
+          <w:p>
+            <w:pPr>
+              <w:bidi w:val="false"/>
+            </w:pPr>
+            <w:r>
+              <w:rPr>
+                <w:sz w:val="18"/>
+                <w:szCs w:val="18"/>
+                <w:rtl w:val="false"/>
+              </w:rPr>
+              <w:t xml:space="preserve">Fixed in l08 and n-b46b7e2b rounds 1 and 3 (round 2 summary still open, issue 3)</w:t>
+            </w:r>
+          </w:p>
+        </w:tc>
+        <w:tc>
+          <w:tcPr>
+            <w:tcW w:type="dxa" w:w="1952"/>
+            <w:tcBorders>
+              <w:top w:val="single" w:color="BBBBBB" w:sz="4"/>
+              <w:left w:val="single" w:color="BBBBBB" w:sz="4"/>
+              <w:bottom w:val="single" w:color="BBBBBB" w:sz="4"/>
+              <w:right w:val="single" w:color="BBBBBB" w:sz="4"/>
+            </w:tcBorders>
+            <w:tcMar>
+              <w:top w:type="dxa" w:w="60"/>
+              <w:left w:type="dxa" w:w="90"/>
+              <w:bottom w:type="dxa" w:w="60"/>
+              <w:right w:type="dxa" w:w="90"/>
+            </w:tcMar>
+          </w:tcPr>
+          <w:p>
+            <w:pPr>
+              <w:bidi w:val="false"/>
+            </w:pPr>
+            <w:r>
+              <w:rPr>
+                <w:sz w:val="18"/>
+                <w:szCs w:val="18"/>
+                <w:rtl w:val="false"/>
+              </w:rPr>
+              <w:t xml:space="preserve">585865e</w:t>
+            </w:r>
+          </w:p>
+        </w:tc>
+      </w:tr>
+      <w:tr>
+        <w:trPr>
+          <w:tblHeader w:val="off"/>
+        </w:trPr>
+        <w:tc>
+          <w:tcPr>
+            <w:tcW w:type="dxa" w:w="2067"/>
+            <w:tcBorders>
+              <w:top w:val="single" w:color="BBBBBB" w:sz="4"/>
+              <w:left w:val="single" w:color="BBBBBB" w:sz="4"/>
+              <w:bottom w:val="single" w:color="BBBBBB" w:sz="4"/>
+              <w:right w:val="single" w:color="BBBBBB" w:sz="4"/>
+            </w:tcBorders>
+            <w:tcMar>
+              <w:top w:type="dxa" w:w="60"/>
+              <w:left w:type="dxa" w:w="90"/>
+              <w:bottom w:type="dxa" w:w="60"/>
+              <w:right w:type="dxa" w:w="90"/>
+            </w:tcMar>
+          </w:tcPr>
+          <w:p>
+            <w:pPr>
+              <w:bidi w:val="false"/>
+            </w:pPr>
+            <w:r>
+              <w:rPr>
+                <w:sz w:val="18"/>
+                <w:szCs w:val="18"/>
+                <w:rtl w:val="false"/>
+              </w:rPr>
+              <w:t xml:space="preserve">Exact penalty numbers (P7)</w:t>
+            </w:r>
+          </w:p>
+        </w:tc>
+        <w:tc>
+          <w:tcPr>
+            <w:tcW w:type="dxa" w:w="5341"/>
+            <w:tcBorders>
+              <w:top w:val="single" w:color="BBBBBB" w:sz="4"/>
+              <w:left w:val="single" w:color="BBBBBB" w:sz="4"/>
+              <w:bottom w:val="single" w:color="BBBBBB" w:sz="4"/>
+              <w:right w:val="single" w:color="BBBBBB" w:sz="4"/>
+            </w:tcBorders>
+            <w:tcMar>
+              <w:top w:type="dxa" w:w="60"/>
+              <w:left w:type="dxa" w:w="90"/>
+              <w:bottom w:type="dxa" w:w="60"/>
+              <w:right w:type="dxa" w:w="90"/>
+            </w:tcMar>
+          </w:tcPr>
+          <w:p>
+            <w:pPr>
+              <w:bidi w:val="false"/>
+            </w:pPr>
+            <w:r>
+              <w:rPr>
+                <w:sz w:val="18"/>
+                <w:szCs w:val="18"/>
+                <w:rtl w:val="false"/>
+              </w:rPr>
+              <w:t xml:space="preserve">Closed by owner ruling: they come from a real English teacher</w:t>
+            </w:r>
+          </w:p>
+        </w:tc>
+        <w:tc>
+          <w:tcPr>
+            <w:tcW w:type="dxa" w:w="1952"/>
+            <w:tcBorders>
+              <w:top w:val="single" w:color="BBBBBB" w:sz="4"/>
+              <w:left w:val="single" w:color="BBBBBB" w:sz="4"/>
+              <w:bottom w:val="single" w:color="BBBBBB" w:sz="4"/>
+              <w:right w:val="single" w:color="BBBBBB" w:sz="4"/>
+            </w:tcBorders>
+            <w:tcMar>
+              <w:top w:type="dxa" w:w="60"/>
+              <w:left w:type="dxa" w:w="90"/>
+              <w:bottom w:type="dxa" w:w="60"/>
+              <w:right w:type="dxa" w:w="90"/>
+            </w:tcMar>
+          </w:tcPr>
+          <w:p>
+            <w:pPr>
+              <w:bidi w:val="false"/>
+            </w:pPr>
+            <w:r>
+              <w:rPr>
+                <w:sz w:val="18"/>
+                <w:szCs w:val="18"/>
+                <w:rtl w:val="false"/>
+              </w:rPr>
+              <w:t xml:space="preserve">-</w:t>
+            </w:r>
+          </w:p>
+        </w:tc>
+      </w:tr>
+    </w:tbl>
+    <w:p>
+      <w:pPr>
+        <w:spacing w:after="80"/>
+      </w:pPr>
+    </w:p>
+    <w:p>
+      <w:pPr>
+        <w:pStyle w:val="Heading1"/>
+        <w:pageBreakBefore/>
+      </w:pPr>
+      <w:r>
+        <w:rPr>
+          <w:rtl w:val="false"/>
+        </w:rPr>
+        <w:t xml:space="preserve">6. Work order (agreed by both reviewers)</w:t>
+      </w:r>
+    </w:p>
+    <w:tbl>
+      <w:tblPr>
+        <w:bidiVisual w:val="0"/>
+        <w:tblW w:type="dxa" w:w="9360"/>
+        <w:tblBorders>
+          <w:top w:val="single" w:color="auto" w:sz="4"/>
+          <w:left w:val="single" w:color="auto" w:sz="4"/>
+          <w:bottom w:val="single" w:color="auto" w:sz="4"/>
+          <w:right w:val="single" w:color="auto" w:sz="4"/>
+          <w:insideH w:val="single" w:color="auto" w:sz="4"/>
+          <w:insideV w:val="single" w:color="auto" w:sz="4"/>
+        </w:tblBorders>
+      </w:tblPr>
+      <w:tblGrid>
+        <w:gridCol w:w="809"/>
+        <w:gridCol w:w="6642"/>
+        <w:gridCol w:w="1101"/>
+        <w:gridCol w:w="808"/>
+      </w:tblGrid>
+      <w:tr>
+        <w:trPr>
+          <w:tblHeader/>
+        </w:trPr>
+        <w:tc>
+          <w:tcPr>
+            <w:tcW w:type="dxa" w:w="809"/>
+            <w:tcBorders>
+              <w:top w:val="single" w:color="BBBBBB" w:sz="4"/>
+              <w:left w:val="single" w:color="BBBBBB" w:sz="4"/>
+              <w:bottom w:val="single" w:color="BBBBBB" w:sz="4"/>
+              <w:right w:val="single" w:color="BBBBBB" w:sz="4"/>
+            </w:tcBorders>
+            <w:shd w:fill="E8EEF6" w:color="auto" w:val="clear"/>
+            <w:tcMar>
+              <w:top w:type="dxa" w:w="60"/>
+              <w:left w:type="dxa" w:w="90"/>
+              <w:bottom w:type="dxa" w:w="60"/>
+              <w:right w:type="dxa" w:w="90"/>
+            </w:tcMar>
+          </w:tcPr>
+          <w:p>
+            <w:pPr>
+              <w:bidi w:val="false"/>
+            </w:pPr>
+            <w:r>
+              <w:rPr>
+                <w:b/>
+                <w:bCs/>
+                <w:sz w:val="18"/>
+                <w:szCs w:val="18"/>
+                <w:rtl w:val="false"/>
+              </w:rPr>
+              <w:t xml:space="preserve">#</w:t>
+            </w:r>
+          </w:p>
+        </w:tc>
+        <w:tc>
+          <w:tcPr>
+            <w:tcW w:type="dxa" w:w="6642"/>
+            <w:tcBorders>
+              <w:top w:val="single" w:color="BBBBBB" w:sz="4"/>
+              <w:left w:val="single" w:color="BBBBBB" w:sz="4"/>
+              <w:bottom w:val="single" w:color="BBBBBB" w:sz="4"/>
+              <w:right w:val="single" w:color="BBBBBB" w:sz="4"/>
+            </w:tcBorders>
+            <w:shd w:fill="E8EEF6" w:color="auto" w:val="clear"/>
+            <w:tcMar>
+              <w:top w:type="dxa" w:w="60"/>
+              <w:left w:type="dxa" w:w="90"/>
+              <w:bottom w:type="dxa" w:w="60"/>
+              <w:right w:type="dxa" w:w="90"/>
+            </w:tcMar>
+          </w:tcPr>
+          <w:p>
+            <w:pPr>
+              <w:bidi w:val="false"/>
+            </w:pPr>
+            <w:r>
+              <w:rPr>
+                <w:b/>
+                <w:bCs/>
+                <w:sz w:val="18"/>
+                <w:szCs w:val="18"/>
+                <w:rtl w:val="false"/>
+              </w:rPr>
+              <w:t xml:space="preserve">Work</w:t>
+            </w:r>
+          </w:p>
+        </w:tc>
+        <w:tc>
+          <w:tcPr>
+            <w:tcW w:type="dxa" w:w="1101"/>
+            <w:tcBorders>
+              <w:top w:val="single" w:color="BBBBBB" w:sz="4"/>
+              <w:left w:val="single" w:color="BBBBBB" w:sz="4"/>
+              <w:bottom w:val="single" w:color="BBBBBB" w:sz="4"/>
+              <w:right w:val="single" w:color="BBBBBB" w:sz="4"/>
+            </w:tcBorders>
+            <w:shd w:fill="E8EEF6" w:color="auto" w:val="clear"/>
+            <w:tcMar>
+              <w:top w:type="dxa" w:w="60"/>
+              <w:left w:type="dxa" w:w="90"/>
+              <w:bottom w:type="dxa" w:w="60"/>
+              <w:right w:type="dxa" w:w="90"/>
+            </w:tcMar>
+          </w:tcPr>
+          <w:p>
+            <w:pPr>
+              <w:bidi w:val="false"/>
+            </w:pPr>
+            <w:r>
+              <w:rPr>
+                <w:b/>
+                <w:bCs/>
+                <w:sz w:val="18"/>
+                <w:szCs w:val="18"/>
+                <w:rtl w:val="false"/>
+              </w:rPr>
+              <w:t xml:space="preserve">Size</w:t>
+            </w:r>
+          </w:p>
+        </w:tc>
+        <w:tc>
+          <w:tcPr>
+            <w:tcW w:type="dxa" w:w="808"/>
+            <w:tcBorders>
+              <w:top w:val="single" w:color="BBBBBB" w:sz="4"/>
+              <w:left w:val="single" w:color="BBBBBB" w:sz="4"/>
+              <w:bottom w:val="single" w:color="BBBBBB" w:sz="4"/>
+              <w:right w:val="single" w:color="BBBBBB" w:sz="4"/>
+            </w:tcBorders>
+            <w:shd w:fill="E8EEF6" w:color="auto" w:val="clear"/>
+            <w:tcMar>
+              <w:top w:type="dxa" w:w="60"/>
+              <w:left w:type="dxa" w:w="90"/>
+              <w:bottom w:type="dxa" w:w="60"/>
+              <w:right w:type="dxa" w:w="90"/>
+            </w:tcMar>
+          </w:tcPr>
+          <w:p>
+            <w:pPr>
+              <w:bidi w:val="false"/>
+            </w:pPr>
+            <w:r>
+              <w:rPr>
+                <w:b/>
+                <w:bCs/>
+                <w:sz w:val="18"/>
+                <w:szCs w:val="18"/>
+                <w:rtl w:val="false"/>
+              </w:rPr>
+              <w:t xml:space="preserve">Needs owner?</w:t>
+            </w:r>
+          </w:p>
+        </w:tc>
+      </w:tr>
+      <w:tr>
+        <w:trPr>
+          <w:tblHeader w:val="off"/>
+        </w:trPr>
+        <w:tc>
+          <w:tcPr>
+            <w:tcW w:type="dxa" w:w="809"/>
+            <w:tcBorders>
+              <w:top w:val="single" w:color="BBBBBB" w:sz="4"/>
+              <w:left w:val="single" w:color="BBBBBB" w:sz="4"/>
+              <w:bottom w:val="single" w:color="BBBBBB" w:sz="4"/>
+              <w:right w:val="single" w:color="BBBBBB" w:sz="4"/>
+            </w:tcBorders>
+            <w:tcMar>
+              <w:top w:type="dxa" w:w="60"/>
+              <w:left w:type="dxa" w:w="90"/>
+              <w:bottom w:type="dxa" w:w="60"/>
+              <w:right w:type="dxa" w:w="90"/>
+            </w:tcMar>
+          </w:tcPr>
+          <w:p>
+            <w:pPr>
+              <w:bidi w:val="false"/>
+            </w:pPr>
+            <w:r>
+              <w:rPr>
+                <w:sz w:val="18"/>
+                <w:szCs w:val="18"/>
+                <w:rtl w:val="false"/>
+              </w:rPr>
+              <w:t xml:space="preserve">1</w:t>
+            </w:r>
+          </w:p>
+        </w:tc>
+        <w:tc>
+          <w:tcPr>
+            <w:tcW w:type="dxa" w:w="6642"/>
+            <w:tcBorders>
+              <w:top w:val="single" w:color="BBBBBB" w:sz="4"/>
+              <w:left w:val="single" w:color="BBBBBB" w:sz="4"/>
+              <w:bottom w:val="single" w:color="BBBBBB" w:sz="4"/>
+              <w:right w:val="single" w:color="BBBBBB" w:sz="4"/>
+            </w:tcBorders>
+            <w:tcMar>
+              <w:top w:type="dxa" w:w="60"/>
+              <w:left w:type="dxa" w:w="90"/>
+              <w:bottom w:type="dxa" w:w="60"/>
+              <w:right w:type="dxa" w:w="90"/>
+            </w:tcMar>
+          </w:tcPr>
+          <w:p>
+            <w:pPr>
+              <w:bidi w:val="false"/>
+            </w:pPr>
+            <w:r>
+              <w:rPr>
+                <w:sz w:val="18"/>
+                <w:szCs w:val="18"/>
+                <w:rtl w:val="false"/>
+              </w:rPr>
+              <w:t xml:space="preserve">Quiz honesty: no pass/fail while points are ungraded; show "auto X/Y · Z to review" per part and on the exam page</w:t>
+            </w:r>
+          </w:p>
+        </w:tc>
+        <w:tc>
+          <w:tcPr>
+            <w:tcW w:type="dxa" w:w="1101"/>
+            <w:tcBorders>
+              <w:top w:val="single" w:color="BBBBBB" w:sz="4"/>
+              <w:left w:val="single" w:color="BBBBBB" w:sz="4"/>
+              <w:bottom w:val="single" w:color="BBBBBB" w:sz="4"/>
+              <w:right w:val="single" w:color="BBBBBB" w:sz="4"/>
+            </w:tcBorders>
+            <w:tcMar>
+              <w:top w:type="dxa" w:w="60"/>
+              <w:left w:type="dxa" w:w="90"/>
+              <w:bottom w:type="dxa" w:w="60"/>
+              <w:right w:type="dxa" w:w="90"/>
+            </w:tcMar>
+          </w:tcPr>
+          <w:p>
+            <w:pPr>
+              <w:bidi w:val="false"/>
+            </w:pPr>
+            <w:r>
+              <w:rPr>
+                <w:sz w:val="18"/>
+                <w:szCs w:val="18"/>
+                <w:rtl w:val="false"/>
+              </w:rPr>
+              <w:t xml:space="preserve">Small</w:t>
+            </w:r>
+          </w:p>
+        </w:tc>
+        <w:tc>
+          <w:tcPr>
+            <w:tcW w:type="dxa" w:w="808"/>
+            <w:tcBorders>
+              <w:top w:val="single" w:color="BBBBBB" w:sz="4"/>
+              <w:left w:val="single" w:color="BBBBBB" w:sz="4"/>
+              <w:bottom w:val="single" w:color="BBBBBB" w:sz="4"/>
+              <w:right w:val="single" w:color="BBBBBB" w:sz="4"/>
+            </w:tcBorders>
+            <w:tcMar>
+              <w:top w:type="dxa" w:w="60"/>
+              <w:left w:type="dxa" w:w="90"/>
+              <w:bottom w:type="dxa" w:w="60"/>
+              <w:right w:type="dxa" w:w="90"/>
+            </w:tcMar>
+          </w:tcPr>
+          <w:p>
+            <w:pPr>
+              <w:bidi w:val="false"/>
+            </w:pPr>
+            <w:r>
+              <w:rPr>
+                <w:sz w:val="18"/>
+                <w:szCs w:val="18"/>
+                <w:rtl w:val="false"/>
+              </w:rPr>
+              <w:t xml:space="preserve">No</w:t>
+            </w:r>
+          </w:p>
+        </w:tc>
+      </w:tr>
+      <w:tr>
+        <w:trPr>
+          <w:tblHeader w:val="off"/>
+        </w:trPr>
+        <w:tc>
+          <w:tcPr>
+            <w:tcW w:type="dxa" w:w="809"/>
+            <w:tcBorders>
+              <w:top w:val="single" w:color="BBBBBB" w:sz="4"/>
+              <w:left w:val="single" w:color="BBBBBB" w:sz="4"/>
+              <w:bottom w:val="single" w:color="BBBBBB" w:sz="4"/>
+              <w:right w:val="single" w:color="BBBBBB" w:sz="4"/>
+            </w:tcBorders>
+            <w:tcMar>
+              <w:top w:type="dxa" w:w="60"/>
+              <w:left w:type="dxa" w:w="90"/>
+              <w:bottom w:type="dxa" w:w="60"/>
+              <w:right w:type="dxa" w:w="90"/>
+            </w:tcMar>
+          </w:tcPr>
+          <w:p>
+            <w:pPr>
+              <w:bidi w:val="false"/>
+            </w:pPr>
+            <w:r>
+              <w:rPr>
+                <w:sz w:val="18"/>
+                <w:szCs w:val="18"/>
+                <w:rtl w:val="false"/>
+              </w:rPr>
+              <w:t xml:space="preserve">2</w:t>
+            </w:r>
+          </w:p>
+        </w:tc>
+        <w:tc>
+          <w:tcPr>
+            <w:tcW w:type="dxa" w:w="6642"/>
+            <w:tcBorders>
+              <w:top w:val="single" w:color="BBBBBB" w:sz="4"/>
+              <w:left w:val="single" w:color="BBBBBB" w:sz="4"/>
+              <w:bottom w:val="single" w:color="BBBBBB" w:sz="4"/>
+              <w:right w:val="single" w:color="BBBBBB" w:sz="4"/>
+            </w:tcBorders>
+            <w:tcMar>
+              <w:top w:type="dxa" w:w="60"/>
+              <w:left w:type="dxa" w:w="90"/>
+              <w:bottom w:type="dxa" w:w="60"/>
+              <w:right w:type="dxa" w:w="90"/>
+            </w:tcMar>
+          </w:tcPr>
+          <w:p>
+            <w:pPr>
+              <w:bidi w:val="false"/>
+            </w:pPr>
+            <w:r>
+              <w:rPr>
+                <w:sz w:val="18"/>
+                <w:szCs w:val="18"/>
+                <w:rtl w:val="false"/>
+              </w:rPr>
+              <w:t xml:space="preserve">Item errors from issue 2, plus the n-b46b7e2b summary</w:t>
+            </w:r>
+          </w:p>
+        </w:tc>
+        <w:tc>
+          <w:tcPr>
+            <w:tcW w:type="dxa" w:w="1101"/>
+            <w:tcBorders>
+              <w:top w:val="single" w:color="BBBBBB" w:sz="4"/>
+              <w:left w:val="single" w:color="BBBBBB" w:sz="4"/>
+              <w:bottom w:val="single" w:color="BBBBBB" w:sz="4"/>
+              <w:right w:val="single" w:color="BBBBBB" w:sz="4"/>
+            </w:tcBorders>
+            <w:tcMar>
+              <w:top w:type="dxa" w:w="60"/>
+              <w:left w:type="dxa" w:w="90"/>
+              <w:bottom w:type="dxa" w:w="60"/>
+              <w:right w:type="dxa" w:w="90"/>
+            </w:tcMar>
+          </w:tcPr>
+          <w:p>
+            <w:pPr>
+              <w:bidi w:val="false"/>
+            </w:pPr>
+            <w:r>
+              <w:rPr>
+                <w:sz w:val="18"/>
+                <w:szCs w:val="18"/>
+                <w:rtl w:val="false"/>
+              </w:rPr>
+              <w:t xml:space="preserve">Small</w:t>
+            </w:r>
+          </w:p>
+        </w:tc>
+        <w:tc>
+          <w:tcPr>
+            <w:tcW w:type="dxa" w:w="808"/>
+            <w:tcBorders>
+              <w:top w:val="single" w:color="BBBBBB" w:sz="4"/>
+              <w:left w:val="single" w:color="BBBBBB" w:sz="4"/>
+              <w:bottom w:val="single" w:color="BBBBBB" w:sz="4"/>
+              <w:right w:val="single" w:color="BBBBBB" w:sz="4"/>
+            </w:tcBorders>
+            <w:tcMar>
+              <w:top w:type="dxa" w:w="60"/>
+              <w:left w:type="dxa" w:w="90"/>
+              <w:bottom w:type="dxa" w:w="60"/>
+              <w:right w:type="dxa" w:w="90"/>
+            </w:tcMar>
+          </w:tcPr>
+          <w:p>
+            <w:pPr>
+              <w:bidi w:val="false"/>
+            </w:pPr>
+            <w:r>
+              <w:rPr>
+                <w:sz w:val="18"/>
+                <w:szCs w:val="18"/>
+                <w:rtl w:val="false"/>
+              </w:rPr>
+              <w:t xml:space="preserve">No</w:t>
+            </w:r>
+          </w:p>
+        </w:tc>
+      </w:tr>
+      <w:tr>
+        <w:trPr>
+          <w:tblHeader w:val="off"/>
+        </w:trPr>
+        <w:tc>
+          <w:tcPr>
+            <w:tcW w:type="dxa" w:w="809"/>
+            <w:tcBorders>
+              <w:top w:val="single" w:color="BBBBBB" w:sz="4"/>
+              <w:left w:val="single" w:color="BBBBBB" w:sz="4"/>
+              <w:bottom w:val="single" w:color="BBBBBB" w:sz="4"/>
+              <w:right w:val="single" w:color="BBBBBB" w:sz="4"/>
+            </w:tcBorders>
+            <w:tcMar>
+              <w:top w:type="dxa" w:w="60"/>
+              <w:left w:type="dxa" w:w="90"/>
+              <w:bottom w:type="dxa" w:w="60"/>
+              <w:right w:type="dxa" w:w="90"/>
+            </w:tcMar>
+          </w:tcPr>
+          <w:p>
+            <w:pPr>
+              <w:bidi w:val="false"/>
+            </w:pPr>
+            <w:r>
+              <w:rPr>
+                <w:sz w:val="18"/>
+                <w:szCs w:val="18"/>
+                <w:rtl w:val="false"/>
+              </w:rPr>
+              <w:t xml:space="preserve">3</w:t>
+            </w:r>
+          </w:p>
+        </w:tc>
+        <w:tc>
+          <w:tcPr>
+            <w:tcW w:type="dxa" w:w="6642"/>
+            <w:tcBorders>
+              <w:top w:val="single" w:color="BBBBBB" w:sz="4"/>
+              <w:left w:val="single" w:color="BBBBBB" w:sz="4"/>
+              <w:bottom w:val="single" w:color="BBBBBB" w:sz="4"/>
+              <w:right w:val="single" w:color="BBBBBB" w:sz="4"/>
+            </w:tcBorders>
+            <w:tcMar>
+              <w:top w:type="dxa" w:w="60"/>
+              <w:left w:type="dxa" w:w="90"/>
+              <w:bottom w:type="dxa" w:w="60"/>
+              <w:right w:type="dxa" w:w="90"/>
+            </w:tcMar>
+          </w:tcPr>
+          <w:p>
+            <w:pPr>
+              <w:bidi w:val="false"/>
+            </w:pPr>
+            <w:r>
+              <w:rPr>
+                <w:sz w:val="18"/>
+                <w:szCs w:val="18"/>
+                <w:rtl w:val="false"/>
+              </w:rPr>
+              <w:t xml:space="preserve">Part C polish sweep over every </w:t>
+            </w:r>
+            <w:r>
+              <w:rPr>
+                <w:rFonts w:ascii="Consolas" w:cs="Consolas" w:eastAsia="Consolas" w:hAnsi="Consolas"/>
+                <w:sz w:val="19"/>
+                <w:szCs w:val="19"/>
+                <w:rtl w:val="false"/>
+              </w:rPr>
+              <w:t xml:space="preserve">c-3</w:t>
+            </w:r>
+            <w:r>
+              <w:rPr>
+                <w:sz w:val="18"/>
+                <w:szCs w:val="18"/>
+                <w:rtl w:val="false"/>
+              </w:rPr>
+              <w:t xml:space="preserve"> opening</w:t>
+            </w:r>
+          </w:p>
+        </w:tc>
+        <w:tc>
+          <w:tcPr>
+            <w:tcW w:type="dxa" w:w="1101"/>
+            <w:tcBorders>
+              <w:top w:val="single" w:color="BBBBBB" w:sz="4"/>
+              <w:left w:val="single" w:color="BBBBBB" w:sz="4"/>
+              <w:bottom w:val="single" w:color="BBBBBB" w:sz="4"/>
+              <w:right w:val="single" w:color="BBBBBB" w:sz="4"/>
+            </w:tcBorders>
+            <w:tcMar>
+              <w:top w:type="dxa" w:w="60"/>
+              <w:left w:type="dxa" w:w="90"/>
+              <w:bottom w:type="dxa" w:w="60"/>
+              <w:right w:type="dxa" w:w="90"/>
+            </w:tcMar>
+          </w:tcPr>
+          <w:p>
+            <w:pPr>
+              <w:bidi w:val="false"/>
+            </w:pPr>
+            <w:r>
+              <w:rPr>
+                <w:sz w:val="18"/>
+                <w:szCs w:val="18"/>
+                <w:rtl w:val="false"/>
+              </w:rPr>
+              <w:t xml:space="preserve">Small</w:t>
+            </w:r>
+          </w:p>
+        </w:tc>
+        <w:tc>
+          <w:tcPr>
+            <w:tcW w:type="dxa" w:w="808"/>
+            <w:tcBorders>
+              <w:top w:val="single" w:color="BBBBBB" w:sz="4"/>
+              <w:left w:val="single" w:color="BBBBBB" w:sz="4"/>
+              <w:bottom w:val="single" w:color="BBBBBB" w:sz="4"/>
+              <w:right w:val="single" w:color="BBBBBB" w:sz="4"/>
+            </w:tcBorders>
+            <w:tcMar>
+              <w:top w:type="dxa" w:w="60"/>
+              <w:left w:type="dxa" w:w="90"/>
+              <w:bottom w:type="dxa" w:w="60"/>
+              <w:right w:type="dxa" w:w="90"/>
+            </w:tcMar>
+          </w:tcPr>
+          <w:p>
+            <w:pPr>
+              <w:bidi w:val="false"/>
+            </w:pPr>
+            <w:r>
+              <w:rPr>
+                <w:sz w:val="18"/>
+                <w:szCs w:val="18"/>
+                <w:rtl w:val="false"/>
+              </w:rPr>
+              <w:t xml:space="preserve">No</w:t>
+            </w:r>
+          </w:p>
+        </w:tc>
+      </w:tr>
+      <w:tr>
+        <w:trPr>
+          <w:tblHeader w:val="off"/>
+        </w:trPr>
+        <w:tc>
+          <w:tcPr>
+            <w:tcW w:type="dxa" w:w="809"/>
+            <w:tcBorders>
+              <w:top w:val="single" w:color="BBBBBB" w:sz="4"/>
+              <w:left w:val="single" w:color="BBBBBB" w:sz="4"/>
+              <w:bottom w:val="single" w:color="BBBBBB" w:sz="4"/>
+              <w:right w:val="single" w:color="BBBBBB" w:sz="4"/>
+            </w:tcBorders>
+            <w:tcMar>
+              <w:top w:type="dxa" w:w="60"/>
+              <w:left w:type="dxa" w:w="90"/>
+              <w:bottom w:type="dxa" w:w="60"/>
+              <w:right w:type="dxa" w:w="90"/>
+            </w:tcMar>
+          </w:tcPr>
+          <w:p>
+            <w:pPr>
+              <w:bidi w:val="false"/>
+            </w:pPr>
+            <w:r>
+              <w:rPr>
+                <w:sz w:val="18"/>
+                <w:szCs w:val="18"/>
+                <w:rtl w:val="false"/>
+              </w:rPr>
+              <w:t xml:space="preserve">4</w:t>
+            </w:r>
+          </w:p>
+        </w:tc>
+        <w:tc>
+          <w:tcPr>
+            <w:tcW w:type="dxa" w:w="6642"/>
+            <w:tcBorders>
+              <w:top w:val="single" w:color="BBBBBB" w:sz="4"/>
+              <w:left w:val="single" w:color="BBBBBB" w:sz="4"/>
+              <w:bottom w:val="single" w:color="BBBBBB" w:sz="4"/>
+              <w:right w:val="single" w:color="BBBBBB" w:sz="4"/>
+            </w:tcBorders>
+            <w:tcMar>
+              <w:top w:type="dxa" w:w="60"/>
+              <w:left w:type="dxa" w:w="90"/>
+              <w:bottom w:type="dxa" w:w="60"/>
+              <w:right w:type="dxa" w:w="90"/>
+            </w:tcMar>
+          </w:tcPr>
+          <w:p>
+            <w:pPr>
+              <w:bidi w:val="false"/>
+            </w:pPr>
+            <w:r>
+              <w:rPr>
+                <w:sz w:val="18"/>
+                <w:szCs w:val="18"/>
+                <w:rtl w:val="false"/>
+              </w:rPr>
+              <w:t xml:space="preserve">Writing, minimal: match the English part of bank entries; paragraph box + word counter in lessons; model paragraphs with a checklist, labelled "self-checked, not graded"</w:t>
+            </w:r>
+          </w:p>
+        </w:tc>
+        <w:tc>
+          <w:tcPr>
+            <w:tcW w:type="dxa" w:w="1101"/>
+            <w:tcBorders>
+              <w:top w:val="single" w:color="BBBBBB" w:sz="4"/>
+              <w:left w:val="single" w:color="BBBBBB" w:sz="4"/>
+              <w:bottom w:val="single" w:color="BBBBBB" w:sz="4"/>
+              <w:right w:val="single" w:color="BBBBBB" w:sz="4"/>
+            </w:tcBorders>
+            <w:tcMar>
+              <w:top w:type="dxa" w:w="60"/>
+              <w:left w:type="dxa" w:w="90"/>
+              <w:bottom w:type="dxa" w:w="60"/>
+              <w:right w:type="dxa" w:w="90"/>
+            </w:tcMar>
+          </w:tcPr>
+          <w:p>
+            <w:pPr>
+              <w:bidi w:val="false"/>
+            </w:pPr>
+            <w:r>
+              <w:rPr>
+                <w:sz w:val="18"/>
+                <w:szCs w:val="18"/>
+                <w:rtl w:val="false"/>
+              </w:rPr>
+              <w:t xml:space="preserve">Medium</w:t>
+            </w:r>
+          </w:p>
+        </w:tc>
+        <w:tc>
+          <w:tcPr>
+            <w:tcW w:type="dxa" w:w="808"/>
+            <w:tcBorders>
+              <w:top w:val="single" w:color="BBBBBB" w:sz="4"/>
+              <w:left w:val="single" w:color="BBBBBB" w:sz="4"/>
+              <w:bottom w:val="single" w:color="BBBBBB" w:sz="4"/>
+              <w:right w:val="single" w:color="BBBBBB" w:sz="4"/>
+            </w:tcBorders>
+            <w:tcMar>
+              <w:top w:type="dxa" w:w="60"/>
+              <w:left w:type="dxa" w:w="90"/>
+              <w:bottom w:type="dxa" w:w="60"/>
+              <w:right w:type="dxa" w:w="90"/>
+            </w:tcMar>
+          </w:tcPr>
+          <w:p>
+            <w:pPr>
+              <w:bidi w:val="false"/>
+            </w:pPr>
+            <w:r>
+              <w:rPr>
+                <w:sz w:val="18"/>
+                <w:szCs w:val="18"/>
+                <w:rtl w:val="false"/>
+              </w:rPr>
+              <w:t xml:space="preserve">No</w:t>
+            </w:r>
+          </w:p>
+        </w:tc>
+      </w:tr>
+      <w:tr>
+        <w:trPr>
+          <w:tblHeader w:val="off"/>
+        </w:trPr>
+        <w:tc>
+          <w:tcPr>
+            <w:tcW w:type="dxa" w:w="809"/>
+            <w:tcBorders>
+              <w:top w:val="single" w:color="BBBBBB" w:sz="4"/>
+              <w:left w:val="single" w:color="BBBBBB" w:sz="4"/>
+              <w:bottom w:val="single" w:color="BBBBBB" w:sz="4"/>
+              <w:right w:val="single" w:color="BBBBBB" w:sz="4"/>
+            </w:tcBorders>
+            <w:tcMar>
+              <w:top w:type="dxa" w:w="60"/>
+              <w:left w:type="dxa" w:w="90"/>
+              <w:bottom w:type="dxa" w:w="60"/>
+              <w:right w:type="dxa" w:w="90"/>
+            </w:tcMar>
+          </w:tcPr>
+          <w:p>
+            <w:pPr>
+              <w:bidi w:val="false"/>
+            </w:pPr>
+            <w:r>
+              <w:rPr>
+                <w:sz w:val="18"/>
+                <w:szCs w:val="18"/>
+                <w:rtl w:val="false"/>
+              </w:rPr>
+              <w:t xml:space="preserve">5</w:t>
+            </w:r>
+          </w:p>
+        </w:tc>
+        <w:tc>
+          <w:tcPr>
+            <w:tcW w:type="dxa" w:w="6642"/>
+            <w:tcBorders>
+              <w:top w:val="single" w:color="BBBBBB" w:sz="4"/>
+              <w:left w:val="single" w:color="BBBBBB" w:sz="4"/>
+              <w:bottom w:val="single" w:color="BBBBBB" w:sz="4"/>
+              <w:right w:val="single" w:color="BBBBBB" w:sz="4"/>
+            </w:tcBorders>
+            <w:tcMar>
+              <w:top w:type="dxa" w:w="60"/>
+              <w:left w:type="dxa" w:w="90"/>
+              <w:bottom w:type="dxa" w:w="60"/>
+              <w:right w:type="dxa" w:w="90"/>
+            </w:tcMar>
+          </w:tcPr>
+          <w:p>
+            <w:pPr>
+              <w:bidi w:val="false"/>
+            </w:pPr>
+            <w:r>
+              <w:rPr>
+                <w:sz w:val="18"/>
+                <w:szCs w:val="18"/>
+                <w:rtl w:val="false"/>
+              </w:rPr>
+              <w:t xml:space="preserve">Part C required rounds: an unscaffolded 70-90-word attempt and the micro-skill writing rounds become required</w:t>
+            </w:r>
+          </w:p>
+        </w:tc>
+        <w:tc>
+          <w:tcPr>
+            <w:tcW w:type="dxa" w:w="1101"/>
+            <w:tcBorders>
+              <w:top w:val="single" w:color="BBBBBB" w:sz="4"/>
+              <w:left w:val="single" w:color="BBBBBB" w:sz="4"/>
+              <w:bottom w:val="single" w:color="BBBBBB" w:sz="4"/>
+              <w:right w:val="single" w:color="BBBBBB" w:sz="4"/>
+            </w:tcBorders>
+            <w:tcMar>
+              <w:top w:type="dxa" w:w="60"/>
+              <w:left w:type="dxa" w:w="90"/>
+              <w:bottom w:type="dxa" w:w="60"/>
+              <w:right w:type="dxa" w:w="90"/>
+            </w:tcMar>
+          </w:tcPr>
+          <w:p>
+            <w:pPr>
+              <w:bidi w:val="false"/>
+            </w:pPr>
+            <w:r>
+              <w:rPr>
+                <w:sz w:val="18"/>
+                <w:szCs w:val="18"/>
+                <w:rtl w:val="false"/>
+              </w:rPr>
+              <w:t xml:space="preserve">Small code, changes the path</w:t>
+            </w:r>
+          </w:p>
+        </w:tc>
+        <w:tc>
+          <w:tcPr>
+            <w:tcW w:type="dxa" w:w="808"/>
+            <w:tcBorders>
+              <w:top w:val="single" w:color="BBBBBB" w:sz="4"/>
+              <w:left w:val="single" w:color="BBBBBB" w:sz="4"/>
+              <w:bottom w:val="single" w:color="BBBBBB" w:sz="4"/>
+              <w:right w:val="single" w:color="BBBBBB" w:sz="4"/>
+            </w:tcBorders>
+            <w:tcMar>
+              <w:top w:type="dxa" w:w="60"/>
+              <w:left w:type="dxa" w:w="90"/>
+              <w:bottom w:type="dxa" w:w="60"/>
+              <w:right w:type="dxa" w:w="90"/>
+            </w:tcMar>
+          </w:tcPr>
+          <w:p>
+            <w:pPr>
+              <w:bidi w:val="false"/>
+            </w:pPr>
+            <w:r>
+              <w:rPr>
+                <w:b/>
+                <w:bCs/>
+                <w:sz w:val="18"/>
+                <w:szCs w:val="18"/>
+                <w:rtl w:val="false"/>
+              </w:rPr>
+              <w:t xml:space="preserve">Yes</w:t>
+            </w:r>
+          </w:p>
+        </w:tc>
+      </w:tr>
+      <w:tr>
+        <w:trPr>
+          <w:tblHeader w:val="off"/>
+        </w:trPr>
+        <w:tc>
+          <w:tcPr>
+            <w:tcW w:type="dxa" w:w="809"/>
+            <w:tcBorders>
+              <w:top w:val="single" w:color="BBBBBB" w:sz="4"/>
+              <w:left w:val="single" w:color="BBBBBB" w:sz="4"/>
+              <w:bottom w:val="single" w:color="BBBBBB" w:sz="4"/>
+              <w:right w:val="single" w:color="BBBBBB" w:sz="4"/>
+            </w:tcBorders>
+            <w:tcMar>
+              <w:top w:type="dxa" w:w="60"/>
+              <w:left w:type="dxa" w:w="90"/>
+              <w:bottom w:type="dxa" w:w="60"/>
+              <w:right w:type="dxa" w:w="90"/>
+            </w:tcMar>
+          </w:tcPr>
+          <w:p>
+            <w:pPr>
+              <w:bidi w:val="false"/>
+            </w:pPr>
+            <w:r>
+              <w:rPr>
+                <w:sz w:val="18"/>
+                <w:szCs w:val="18"/>
+                <w:rtl w:val="false"/>
+              </w:rPr>
+              <w:t xml:space="preserve">6</w:t>
+            </w:r>
+          </w:p>
+        </w:tc>
+        <w:tc>
+          <w:tcPr>
+            <w:tcW w:type="dxa" w:w="6642"/>
+            <w:tcBorders>
+              <w:top w:val="single" w:color="BBBBBB" w:sz="4"/>
+              <w:left w:val="single" w:color="BBBBBB" w:sz="4"/>
+              <w:bottom w:val="single" w:color="BBBBBB" w:sz="4"/>
+              <w:right w:val="single" w:color="BBBBBB" w:sz="4"/>
+            </w:tcBorders>
+            <w:tcMar>
+              <w:top w:type="dxa" w:w="60"/>
+              <w:left w:type="dxa" w:w="90"/>
+              <w:bottom w:type="dxa" w:w="60"/>
+              <w:right w:type="dxa" w:w="90"/>
+            </w:tcMar>
+          </w:tcPr>
+          <w:p>
+            <w:pPr>
+              <w:bidi w:val="false"/>
+            </w:pPr>
+            <w:r>
+              <w:rPr>
+                <w:sz w:val="18"/>
+                <w:szCs w:val="18"/>
+                <w:rtl w:val="false"/>
+              </w:rPr>
+              <w:t xml:space="preserve">Finish the reading rebuild: l07 + limiters-q (fixes </w:t>
+            </w:r>
+            <w:r>
+              <w:rPr>
+                <w:i/>
+                <w:iCs/>
+                <w:sz w:val="18"/>
+                <w:szCs w:val="18"/>
+                <w:rtl w:val="false"/>
+              </w:rPr>
+              <w:t xml:space="preserve">most</w:t>
+            </w:r>
+            <w:r>
+              <w:rPr>
+                <w:sz w:val="18"/>
+                <w:szCs w:val="18"/>
+                <w:rtl w:val="false"/>
+              </w:rPr>
+              <w:t xml:space="preserve">), l04 + numbers-names-q, then the single lessons</w:t>
+            </w:r>
+          </w:p>
+        </w:tc>
+        <w:tc>
+          <w:tcPr>
+            <w:tcW w:type="dxa" w:w="1101"/>
+            <w:tcBorders>
+              <w:top w:val="single" w:color="BBBBBB" w:sz="4"/>
+              <w:left w:val="single" w:color="BBBBBB" w:sz="4"/>
+              <w:bottom w:val="single" w:color="BBBBBB" w:sz="4"/>
+              <w:right w:val="single" w:color="BBBBBB" w:sz="4"/>
+            </w:tcBorders>
+            <w:tcMar>
+              <w:top w:type="dxa" w:w="60"/>
+              <w:left w:type="dxa" w:w="90"/>
+              <w:bottom w:type="dxa" w:w="60"/>
+              <w:right w:type="dxa" w:w="90"/>
+            </w:tcMar>
+          </w:tcPr>
+          <w:p>
+            <w:pPr>
+              <w:bidi w:val="false"/>
+            </w:pPr>
+            <w:r>
+              <w:rPr>
+                <w:sz w:val="18"/>
+                <w:szCs w:val="18"/>
+                <w:rtl w:val="false"/>
+              </w:rPr>
+              <w:t xml:space="preserve">Large (new texts)</w:t>
+            </w:r>
+          </w:p>
+        </w:tc>
+        <w:tc>
+          <w:tcPr>
+            <w:tcW w:type="dxa" w:w="808"/>
+            <w:tcBorders>
+              <w:top w:val="single" w:color="BBBBBB" w:sz="4"/>
+              <w:left w:val="single" w:color="BBBBBB" w:sz="4"/>
+              <w:bottom w:val="single" w:color="BBBBBB" w:sz="4"/>
+              <w:right w:val="single" w:color="BBBBBB" w:sz="4"/>
+            </w:tcBorders>
+            <w:tcMar>
+              <w:top w:type="dxa" w:w="60"/>
+              <w:left w:type="dxa" w:w="90"/>
+              <w:bottom w:type="dxa" w:w="60"/>
+              <w:right w:type="dxa" w:w="90"/>
+            </w:tcMar>
+          </w:tcPr>
+          <w:p>
+            <w:pPr>
+              <w:bidi w:val="false"/>
+            </w:pPr>
+            <w:r>
+              <w:rPr>
+                <w:sz w:val="18"/>
+                <w:szCs w:val="18"/>
+                <w:rtl w:val="false"/>
+              </w:rPr>
+              <w:t xml:space="preserve">No</w:t>
+            </w:r>
+          </w:p>
+        </w:tc>
+      </w:tr>
+      <w:tr>
+        <w:trPr>
+          <w:tblHeader w:val="off"/>
+        </w:trPr>
+        <w:tc>
+          <w:tcPr>
+            <w:tcW w:type="dxa" w:w="809"/>
+            <w:tcBorders>
+              <w:top w:val="single" w:color="BBBBBB" w:sz="4"/>
+              <w:left w:val="single" w:color="BBBBBB" w:sz="4"/>
+              <w:bottom w:val="single" w:color="BBBBBB" w:sz="4"/>
+              <w:right w:val="single" w:color="BBBBBB" w:sz="4"/>
+            </w:tcBorders>
+            <w:tcMar>
+              <w:top w:type="dxa" w:w="60"/>
+              <w:left w:type="dxa" w:w="90"/>
+              <w:bottom w:type="dxa" w:w="60"/>
+              <w:right w:type="dxa" w:w="90"/>
+            </w:tcMar>
+          </w:tcPr>
+          <w:p>
+            <w:pPr>
+              <w:bidi w:val="false"/>
+            </w:pPr>
+            <w:r>
+              <w:rPr>
+                <w:sz w:val="18"/>
+                <w:szCs w:val="18"/>
+                <w:rtl w:val="false"/>
+              </w:rPr>
+              <w:t xml:space="preserve">7</w:t>
+            </w:r>
+          </w:p>
+        </w:tc>
+        <w:tc>
+          <w:tcPr>
+            <w:tcW w:type="dxa" w:w="6642"/>
+            <w:tcBorders>
+              <w:top w:val="single" w:color="BBBBBB" w:sz="4"/>
+              <w:left w:val="single" w:color="BBBBBB" w:sz="4"/>
+              <w:bottom w:val="single" w:color="BBBBBB" w:sz="4"/>
+              <w:right w:val="single" w:color="BBBBBB" w:sz="4"/>
+            </w:tcBorders>
+            <w:tcMar>
+              <w:top w:type="dxa" w:w="60"/>
+              <w:left w:type="dxa" w:w="90"/>
+              <w:bottom w:type="dxa" w:w="60"/>
+              <w:right w:type="dxa" w:w="90"/>
+            </w:tcMar>
+          </w:tcPr>
+          <w:p>
+            <w:pPr>
+              <w:bidi w:val="false"/>
+            </w:pPr>
+            <w:r>
+              <w:rPr>
+                <w:sz w:val="18"/>
+                <w:szCs w:val="18"/>
+                <w:rtl w:val="false"/>
+              </w:rPr>
+              <w:t xml:space="preserve">Exam-like lesson capstone; scored written answers in l10-l12</w:t>
+            </w:r>
+          </w:p>
+        </w:tc>
+        <w:tc>
+          <w:tcPr>
+            <w:tcW w:type="dxa" w:w="1101"/>
+            <w:tcBorders>
+              <w:top w:val="single" w:color="BBBBBB" w:sz="4"/>
+              <w:left w:val="single" w:color="BBBBBB" w:sz="4"/>
+              <w:bottom w:val="single" w:color="BBBBBB" w:sz="4"/>
+              <w:right w:val="single" w:color="BBBBBB" w:sz="4"/>
+            </w:tcBorders>
+            <w:tcMar>
+              <w:top w:type="dxa" w:w="60"/>
+              <w:left w:type="dxa" w:w="90"/>
+              <w:bottom w:type="dxa" w:w="60"/>
+              <w:right w:type="dxa" w:w="90"/>
+            </w:tcMar>
+          </w:tcPr>
+          <w:p>
+            <w:pPr>
+              <w:bidi w:val="false"/>
+            </w:pPr>
+            <w:r>
+              <w:rPr>
+                <w:sz w:val="18"/>
+                <w:szCs w:val="18"/>
+                <w:rtl w:val="false"/>
+              </w:rPr>
+              <w:t xml:space="preserve">Large</w:t>
+            </w:r>
+          </w:p>
+        </w:tc>
+        <w:tc>
+          <w:tcPr>
+            <w:tcW w:type="dxa" w:w="808"/>
+            <w:tcBorders>
+              <w:top w:val="single" w:color="BBBBBB" w:sz="4"/>
+              <w:left w:val="single" w:color="BBBBBB" w:sz="4"/>
+              <w:bottom w:val="single" w:color="BBBBBB" w:sz="4"/>
+              <w:right w:val="single" w:color="BBBBBB" w:sz="4"/>
+            </w:tcBorders>
+            <w:tcMar>
+              <w:top w:type="dxa" w:w="60"/>
+              <w:left w:type="dxa" w:w="90"/>
+              <w:bottom w:type="dxa" w:w="60"/>
+              <w:right w:type="dxa" w:w="90"/>
+            </w:tcMar>
+          </w:tcPr>
+          <w:p>
+            <w:pPr>
+              <w:bidi w:val="false"/>
+            </w:pPr>
+            <w:r>
+              <w:rPr>
+                <w:sz w:val="18"/>
+                <w:szCs w:val="18"/>
+                <w:rtl w:val="false"/>
+              </w:rPr>
+              <w:t xml:space="preserve">No</w:t>
+            </w:r>
+          </w:p>
+        </w:tc>
+      </w:tr>
+      <w:tr>
+        <w:trPr>
+          <w:tblHeader w:val="off"/>
+        </w:trPr>
+        <w:tc>
+          <w:tcPr>
+            <w:tcW w:type="dxa" w:w="809"/>
+            <w:tcBorders>
+              <w:top w:val="single" w:color="BBBBBB" w:sz="4"/>
+              <w:left w:val="single" w:color="BBBBBB" w:sz="4"/>
+              <w:bottom w:val="single" w:color="BBBBBB" w:sz="4"/>
+              <w:right w:val="single" w:color="BBBBBB" w:sz="4"/>
+            </w:tcBorders>
+            <w:tcMar>
+              <w:top w:type="dxa" w:w="60"/>
+              <w:left w:type="dxa" w:w="90"/>
+              <w:bottom w:type="dxa" w:w="60"/>
+              <w:right w:type="dxa" w:w="90"/>
+            </w:tcMar>
+          </w:tcPr>
+          <w:p>
+            <w:pPr>
+              <w:bidi w:val="false"/>
+            </w:pPr>
+            <w:r>
+              <w:rPr>
+                <w:sz w:val="18"/>
+                <w:szCs w:val="18"/>
+                <w:rtl w:val="false"/>
+              </w:rPr>
+              <w:t xml:space="preserve">8</w:t>
+            </w:r>
+          </w:p>
+        </w:tc>
+        <w:tc>
+          <w:tcPr>
+            <w:tcW w:type="dxa" w:w="6642"/>
+            <w:tcBorders>
+              <w:top w:val="single" w:color="BBBBBB" w:sz="4"/>
+              <w:left w:val="single" w:color="BBBBBB" w:sz="4"/>
+              <w:bottom w:val="single" w:color="BBBBBB" w:sz="4"/>
+              <w:right w:val="single" w:color="BBBBBB" w:sz="4"/>
+            </w:tcBorders>
+            <w:tcMar>
+              <w:top w:type="dxa" w:w="60"/>
+              <w:left w:type="dxa" w:w="90"/>
+              <w:bottom w:type="dxa" w:w="60"/>
+              <w:right w:type="dxa" w:w="90"/>
+            </w:tcMar>
+          </w:tcPr>
+          <w:p>
+            <w:pPr>
+              <w:bidi w:val="false"/>
+            </w:pPr>
+            <w:r>
+              <w:rPr>
+                <w:sz w:val="18"/>
+                <w:szCs w:val="18"/>
+                <w:rtl w:val="false"/>
+              </w:rPr>
+              <w:t xml:space="preserve">Play-test: changed lessons, the quiz result screen, and whether self-check feedback is enough</w:t>
+            </w:r>
+          </w:p>
+        </w:tc>
+        <w:tc>
+          <w:tcPr>
+            <w:tcW w:type="dxa" w:w="1101"/>
+            <w:tcBorders>
+              <w:top w:val="single" w:color="BBBBBB" w:sz="4"/>
+              <w:left w:val="single" w:color="BBBBBB" w:sz="4"/>
+              <w:bottom w:val="single" w:color="BBBBBB" w:sz="4"/>
+              <w:right w:val="single" w:color="BBBBBB" w:sz="4"/>
+            </w:tcBorders>
+            <w:tcMar>
+              <w:top w:type="dxa" w:w="60"/>
+              <w:left w:type="dxa" w:w="90"/>
+              <w:bottom w:type="dxa" w:w="60"/>
+              <w:right w:type="dxa" w:w="90"/>
+            </w:tcMar>
+          </w:tcPr>
+          <w:p>
+            <w:pPr>
+              <w:bidi w:val="false"/>
+            </w:pPr>
+            <w:r>
+              <w:rPr>
+                <w:sz w:val="18"/>
+                <w:szCs w:val="18"/>
+                <w:rtl w:val="false"/>
+              </w:rPr>
+              <w:t xml:space="preserve">2-3 sessions</w:t>
+            </w:r>
+          </w:p>
+        </w:tc>
+        <w:tc>
+          <w:tcPr>
+            <w:tcW w:type="dxa" w:w="808"/>
+            <w:tcBorders>
+              <w:top w:val="single" w:color="BBBBBB" w:sz="4"/>
+              <w:left w:val="single" w:color="BBBBBB" w:sz="4"/>
+              <w:bottom w:val="single" w:color="BBBBBB" w:sz="4"/>
+              <w:right w:val="single" w:color="BBBBBB" w:sz="4"/>
+            </w:tcBorders>
+            <w:tcMar>
+              <w:top w:type="dxa" w:w="60"/>
+              <w:left w:type="dxa" w:w="90"/>
+              <w:bottom w:type="dxa" w:w="60"/>
+              <w:right w:type="dxa" w:w="90"/>
+            </w:tcMar>
+          </w:tcPr>
+          <w:p>
+            <w:pPr>
+              <w:bidi w:val="false"/>
+            </w:pPr>
+            <w:r>
+              <w:rPr>
+                <w:sz w:val="18"/>
+                <w:szCs w:val="18"/>
+                <w:rtl w:val="false"/>
+              </w:rPr>
+              <w:t xml:space="preserve">Owner arranges</w:t>
+            </w:r>
+          </w:p>
+        </w:tc>
+      </w:tr>
+    </w:tbl>
+    <w:p>
+      <w:pPr>
+        <w:spacing w:after="80"/>
+      </w:pPr>
+    </w:p>
+    <w:p>
+      <w:pPr>
+        <w:pStyle w:val="Heading1"/>
+        <w:pageBreakBefore/>
+      </w:pPr>
+      <w:r>
+        <w:rPr>
+          <w:rtl w:val="false"/>
+        </w:rPr>
+        <w:t xml:space="preserve">7. Decisions</w:t>
+      </w:r>
+    </w:p>
+    <w:p>
+      <w:pPr>
+        <w:bidi w:val="false"/>
+        <w:spacing w:after="100"/>
+      </w:pPr>
+      <w:r>
+        <w:rPr>
+          <w:b/>
+          <w:bCs/>
+          <w:rtl w:val="false"/>
+        </w:rPr>
+        <w:t xml:space="preserve">Made by the owner</w:t>
+      </w:r>
+    </w:p>
+    <w:p>
+      <w:pPr>
+        <w:pStyle w:val="ListParagraph"/>
+        <w:numPr>
+          <w:ilvl w:val="0"/>
+          <w:numId w:val="2"/>
+        </w:numPr>
+        <w:bidi w:val="false"/>
+        <w:spacing w:after="60"/>
+      </w:pPr>
+      <w:r>
+        <w:rPr>
+          <w:rtl w:val="false"/>
+        </w:rPr>
+        <w:t xml:space="preserve">Vocabulary runs in parallel with reading (no gate).</w:t>
+      </w:r>
+    </w:p>
+    <w:p>
+      <w:pPr>
+        <w:pStyle w:val="ListParagraph"/>
+        <w:numPr>
+          <w:ilvl w:val="0"/>
+          <w:numId w:val="2"/>
+        </w:numPr>
+        <w:bidi w:val="false"/>
+        <w:spacing w:after="60"/>
+      </w:pPr>
+      <w:r>
+        <w:rPr>
+          <w:rtl/>
+        </w:rPr>
+        <w:t xml:space="preserve">Everything up to and including a lesson's exam-level round is required; later rounds are optional, labelled "תרגול נוסף (רשות)".</w:t>
+      </w:r>
+    </w:p>
+    <w:p>
+      <w:pPr>
+        <w:pStyle w:val="ListParagraph"/>
+        <w:numPr>
+          <w:ilvl w:val="0"/>
+          <w:numId w:val="2"/>
+        </w:numPr>
+        <w:bidi w:val="false"/>
+        <w:spacing w:after="60"/>
+      </w:pPr>
+      <w:r>
+        <w:rPr>
+          <w:rtl w:val="false"/>
+        </w:rPr>
+        <w:t xml:space="preserve">Marking lessons stay about marking: 2 rules questions mixed in, and a ~240-word marking text as the last round.</w:t>
+      </w:r>
+    </w:p>
+    <w:p>
+      <w:pPr>
+        <w:pStyle w:val="ListParagraph"/>
+        <w:numPr>
+          <w:ilvl w:val="0"/>
+          <w:numId w:val="2"/>
+        </w:numPr>
+        <w:bidi w:val="false"/>
+        <w:spacing w:after="60"/>
+      </w:pPr>
+      <w:r>
+        <w:rPr>
+          <w:rtl w:val="false"/>
+        </w:rPr>
+        <w:t xml:space="preserve">Question lessons: rules + a short text; your turn; then an exam round with a familiar passage and a new text.</w:t>
+      </w:r>
+    </w:p>
+    <w:p>
+      <w:pPr>
+        <w:pStyle w:val="ListParagraph"/>
+        <w:numPr>
+          <w:ilvl w:val="0"/>
+          <w:numId w:val="2"/>
+        </w:numPr>
+        <w:bidi w:val="false"/>
+        <w:spacing w:after="60"/>
+      </w:pPr>
+      <w:r>
+        <w:rPr>
+          <w:rtl w:val="false"/>
+        </w:rPr>
+        <w:t xml:space="preserve">Copy-spelling stays; listen-spelling is added later in each lesson.</w:t>
+      </w:r>
+    </w:p>
+    <w:p>
+      <w:pPr>
+        <w:pStyle w:val="ListParagraph"/>
+        <w:numPr>
+          <w:ilvl w:val="0"/>
+          <w:numId w:val="2"/>
+        </w:numPr>
+        <w:bidi w:val="false"/>
+        <w:spacing w:after="60"/>
+      </w:pPr>
+      <w:r>
+        <w:rPr>
+          <w:rtl w:val="false"/>
+        </w:rPr>
+        <w:t xml:space="preserve">The exact penalty numbers stay: they're teacher-sourced.</w:t>
+      </w:r>
+    </w:p>
+    <w:p>
+      <w:pPr>
+        <w:bidi w:val="false"/>
+        <w:spacing w:after="100"/>
+      </w:pPr>
+      <w:r>
+        <w:rPr>
+          <w:b/>
+          <w:bCs/>
+          <w:rtl w:val="false"/>
+        </w:rPr>
+        <w:t xml:space="preserve">Waiting for the owner</w:t>
+      </w:r>
+    </w:p>
+    <w:p>
+      <w:pPr>
+        <w:pStyle w:val="ListParagraph"/>
+        <w:numPr>
+          <w:ilvl w:val="0"/>
+          <w:numId w:val="2"/>
+        </w:numPr>
+        <w:bidi w:val="false"/>
+        <w:spacing w:after="60"/>
+      </w:pPr>
+      <w:r>
+        <w:rPr>
+          <w:rtl w:val="false"/>
+        </w:rPr>
+        <w:t xml:space="preserve">Work item 5: make the Part C writing rounds required.</w:t>
+      </w:r>
+    </w:p>
+    <w:p>
+      <w:pPr>
+        <w:pStyle w:val="ListParagraph"/>
+        <w:numPr>
+          <w:ilvl w:val="0"/>
+          <w:numId w:val="2"/>
+        </w:numPr>
+        <w:bidi w:val="false"/>
+        <w:spacing w:after="60"/>
+      </w:pPr>
+      <w:r>
+        <w:rPr>
+          <w:rtl w:val="false"/>
+        </w:rPr>
+        <w:t xml:space="preserve">Arranging the play-test (work item 8).</w:t>
+      </w:r>
+    </w:p>
+    <w:p>
+      <w:pPr>
+        <w:pStyle w:val="Heading1"/>
+        <w:pageBreakBefore/>
+      </w:pPr>
+      <w:r>
+        <w:rPr>
+          <w:rtl w:val="false"/>
+        </w:rPr>
+        <w:t xml:space="preserve">8. Where the reviewers stand</w:t>
+      </w:r>
+    </w:p>
+    <w:p>
+      <w:pPr>
+        <w:bidi w:val="false"/>
+        <w:spacing w:after="100"/>
+      </w:pPr>
+      <w:r>
+        <w:rPr>
+          <w:rtl w:val="false"/>
+        </w:rPr>
+        <w:t xml:space="preserve">No disagreements remain about what to do or in what order.</w:t>
+      </w:r>
+    </w:p>
+    <w:p>
+      <w:pPr>
+        <w:pStyle w:val="ListParagraph"/>
+        <w:numPr>
+          <w:ilvl w:val="0"/>
+          <w:numId w:val="2"/>
+        </w:numPr>
+        <w:bidi w:val="false"/>
+        <w:spacing w:after="60"/>
+      </w:pPr>
+      <w:r>
+        <w:rPr>
+          <w:b/>
+          <w:bCs/>
+          <w:rtl w:val="false"/>
+        </w:rPr>
+        <w:t xml:space="preserve">Grades:</w:t>
+      </w:r>
+      <w:r>
+        <w:rPr>
+          <w:rtl w:val="false"/>
+        </w:rPr>
+        <w:t xml:space="preserve"> within 0.1-0.3 of each other in every area.</w:t>
+      </w:r>
+    </w:p>
+    <w:p>
+      <w:pPr>
+        <w:pStyle w:val="ListParagraph"/>
+        <w:numPr>
+          <w:ilvl w:val="0"/>
+          <w:numId w:val="2"/>
+        </w:numPr>
+        <w:bidi w:val="false"/>
+        <w:spacing w:after="60"/>
+      </w:pPr>
+      <w:r>
+        <w:rPr>
+          <w:b/>
+          <w:bCs/>
+          <w:rtl w:val="false"/>
+        </w:rPr>
+        <w:t xml:space="preserve">Self-check feedback:</w:t>
+      </w:r>
+      <w:r>
+        <w:rPr>
+          <w:rtl w:val="false"/>
+        </w:rPr>
+        <w:t xml:space="preserve"> both agree it's the right first step and must be labelled ungraded. Whether it's enough for weak writers is an open question for the play-test.</w:t>
+      </w:r>
+    </w:p>
+    <w:p>
+      <w:pPr>
+        <w:pStyle w:val="ListParagraph"/>
+        <w:numPr>
+          <w:ilvl w:val="0"/>
+          <w:numId w:val="2"/>
+        </w:numPr>
+        <w:bidi w:val="false"/>
+        <w:spacing w:after="60"/>
+      </w:pPr>
+      <w:r>
+        <w:rPr>
+          <w:b/>
+          <w:bCs/>
+          <w:rtl w:val="false"/>
+        </w:rPr>
+        <w:t xml:space="preserve">Penalty numbers:</w:t>
+      </w:r>
+      <w:r>
+        <w:rPr>
+          <w:rtl w:val="false"/>
+        </w:rPr>
+        <w:t xml:space="preserve"> GPT keeps an internal note that they aren't verified against the official rubric. It has no effect on the work.</w:t>
+      </w:r>
+    </w:p>
+    <w:p>
+      <w:pPr>
+        <w:pStyle w:val="ListParagraph"/>
+        <w:numPr>
+          <w:ilvl w:val="0"/>
+          <w:numId w:val="2"/>
+        </w:numPr>
+        <w:bidi w:val="false"/>
+        <w:spacing w:after="60"/>
+      </w:pPr>
+      <w:r>
+        <w:rPr>
+          <w:b/>
+          <w:bCs/>
+          <w:rtl w:val="false"/>
+        </w:rPr>
+        <w:t xml:space="preserve">Next:</w:t>
+      </w:r>
+      <w:r>
+        <w:rPr>
+          <w:rtl w:val="false"/>
+        </w:rPr>
+        <w:t xml:space="preserve"> both recommend implementing the work order rather than more review rounds.</w:t>
+      </w:r>
+    </w:p>
+    <w:p>
+      <w:pPr>
+        <w:pBdr>
+          <w:bottom w:val="single" w:color="BBBBBB" w:sz="6" w:space="1"/>
+        </w:pBdr>
+        <w:spacing w:after="120"/>
+      </w:pPr>
+    </w:p>
+    <w:p>
+      <w:pPr>
+        <w:pStyle w:val="Title"/>
+        <w:pageBreakBefore/>
+      </w:pPr>
+      <w:r>
+        <w:rPr>
+          <w:rtl w:val="false"/>
+        </w:rPr>
+        <w:t xml:space="preserve">Part 2: History (the past)</w:t>
+      </w:r>
+    </w:p>
+    <w:p>
+      <w:pPr>
+        <w:bidi w:val="false"/>
+        <w:spacing w:after="100"/>
+      </w:pPr>
+      <w:r>
+        <w:rPr>
+          <w:rtl w:val="false"/>
+        </w:rPr>
+        <w:t xml:space="preserve">What follows is the record of how Module C reached the state above, oldest first. Sections are kept exactly as written at the time. Only their heading level was lowered, and "§" was added to the heading numbers. Mentions of "section N" inside them refer to these § numbers.</w:t>
+      </w:r>
+    </w:p>
+    <w:p>
+      <w:pPr>
+        <w:pStyle w:val="Heading2"/>
+      </w:pPr>
+      <w:r>
+        <w:rPr>
+          <w:rtl w:val="false"/>
+        </w:rPr>
+        <w:t xml:space="preserve">Original opening (2026-09-28 to 2026-09-29)</w:t>
+      </w:r>
+    </w:p>
+    <w:p>
+      <w:pPr>
+        <w:bidi w:val="false"/>
+        <w:spacing w:after="100"/>
+      </w:pPr>
+      <w:r>
+        <w:rPr>
+          <w:rtl w:val="false"/>
+        </w:rPr>
+        <w:t xml:space="preserve">Date: 2026-09-28. </w:t>
+      </w:r>
+      <w:r>
+        <w:rPr>
+          <w:b/>
+          <w:bCs/>
+          <w:rtl w:val="false"/>
+        </w:rPr>
+        <w:t xml:space="preserve">Scope: Part A (vocabulary, </w:t>
+      </w:r>
+      <w:r>
+        <w:rPr>
+          <w:rFonts w:ascii="Consolas" w:cs="Consolas" w:eastAsia="Consolas" w:hAnsi="Consolas"/>
+          <w:b/>
+          <w:bCs/>
+          <w:sz w:val="19"/>
+          <w:szCs w:val="19"/>
+          <w:rtl w:val="false"/>
+        </w:rPr>
+        <w:t xml:space="preserve">c-2</w:t>
+      </w:r>
+      <w:r>
+        <w:rPr>
+          <w:b/>
+          <w:bCs/>
+          <w:rtl w:val="false"/>
+        </w:rPr>
+        <w:t xml:space="preserve">) and Part B (reading, </w:t>
+      </w:r>
+      <w:r>
+        <w:rPr>
+          <w:rFonts w:ascii="Consolas" w:cs="Consolas" w:eastAsia="Consolas" w:hAnsi="Consolas"/>
+          <w:b/>
+          <w:bCs/>
+          <w:sz w:val="19"/>
+          <w:szCs w:val="19"/>
+          <w:rtl w:val="false"/>
+        </w:rPr>
+        <w:t xml:space="preserve">c-1</w:t>
+      </w:r>
+      <w:r>
+        <w:rPr>
+          <w:b/>
+          <w:bCs/>
+          <w:rtl w:val="false"/>
+        </w:rPr>
+        <w:t xml:space="preserve">).</w:t>
+      </w:r>
+      <w:r>
+        <w:rPr>
+          <w:rtl w:val="false"/>
+        </w:rPr>
+        <w:t xml:space="preserve"> Part C (writing, </w:t>
+      </w:r>
+      <w:r>
+        <w:rPr>
+          <w:rFonts w:ascii="Consolas" w:cs="Consolas" w:eastAsia="Consolas" w:hAnsi="Consolas"/>
+          <w:sz w:val="19"/>
+          <w:szCs w:val="19"/>
+          <w:rtl w:val="false"/>
+        </w:rPr>
+        <w:t xml:space="preserve">c-3</w:t>
+      </w:r>
+      <w:r>
+        <w:rPr>
+          <w:rtl w:val="false"/>
+        </w:rPr>
+        <w:t xml:space="preserve">) is excluded for now.</w:t>
+      </w:r>
+    </w:p>
+    <w:p>
+      <w:pPr>
+        <w:bidi w:val="false"/>
+        <w:spacing w:after="100"/>
+      </w:pPr>
+      <w:r>
+        <w:rPr>
+          <w:b/>
+          <w:bCs/>
+          <w:rtl w:val="false"/>
+        </w:rPr>
+        <w:t xml:space="preserve">Scope update (2026-09-29):</w:t>
+      </w:r>
+      <w:r>
+        <w:rPr>
+          <w:rtl w:val="false"/>
+        </w:rPr>
+        <w:t xml:space="preserve"> Section 12 is a new post-fix review of Parts A, B </w:t>
+      </w:r>
+      <w:r>
+        <w:rPr>
+          <w:b/>
+          <w:bCs/>
+          <w:rtl w:val="false"/>
+        </w:rPr>
+        <w:t xml:space="preserve">and C</w:t>
+      </w:r>
+      <w:r>
+        <w:rPr>
+          <w:rtl w:val="false"/>
+        </w:rPr>
+        <w:t xml:space="preserve">, including the separate Module C exam quizzes. The opening scope and earlier grades are retained as historical snapshots, not current conclusions.</w:t>
+      </w:r>
+    </w:p>
+    <w:p>
+      <w:pPr>
+        <w:bidi w:val="false"/>
+        <w:spacing w:after="100"/>
+      </w:pPr>
+      <w:r>
+        <w:rPr>
+          <w:rtl w:val="false"/>
+        </w:rPr>
+        <w:t xml:space="preserve">This is the single working document for Module C quality. It combines two independent audits of the live content:</w:t>
+      </w:r>
+    </w:p>
+    <w:p>
+      <w:pPr>
+        <w:pStyle w:val="ListParagraph"/>
+        <w:numPr>
+          <w:ilvl w:val="0"/>
+          <w:numId w:val="2"/>
+        </w:numPr>
+        <w:bidi w:val="false"/>
+        <w:spacing w:after="60"/>
+      </w:pPr>
+      <w:r>
+        <w:rPr>
+          <w:rFonts w:ascii="Consolas" w:cs="Consolas" w:eastAsia="Consolas" w:hAnsi="Consolas"/>
+          <w:sz w:val="19"/>
+          <w:szCs w:val="19"/>
+          <w:rtl w:val="false"/>
+        </w:rPr>
+        <w:t xml:space="preserve">claude_report.md</w:t>
+      </w:r>
+      <w:r>
+        <w:rPr>
+          <w:rtl w:val="false"/>
+        </w:rPr>
+        <w:t xml:space="preserve">: screen-by-screen read, with every broken item checked against the source.</w:t>
+      </w:r>
+    </w:p>
+    <w:p>
+      <w:pPr>
+        <w:pStyle w:val="ListParagraph"/>
+        <w:numPr>
+          <w:ilvl w:val="0"/>
+          <w:numId w:val="2"/>
+        </w:numPr>
+        <w:bidi w:val="false"/>
+        <w:spacing w:after="60"/>
+      </w:pPr>
+      <w:r>
+        <w:rPr>
+          <w:rFonts w:ascii="Consolas" w:cs="Consolas" w:eastAsia="Consolas" w:hAnsi="Consolas"/>
+          <w:sz w:val="19"/>
+          <w:szCs w:val="19"/>
+          <w:rtl w:val="false"/>
+        </w:rPr>
+        <w:t xml:space="preserve">gpt_report.md</w:t>
+      </w:r>
+      <w:r>
+        <w:rPr>
+          <w:rtl w:val="false"/>
+        </w:rPr>
+        <w:t xml:space="preserve">: screen-by-screen read, compared against the official 2026 exam paper.</w:t>
+      </w:r>
+    </w:p>
+    <w:p>
+      <w:pPr>
+        <w:bidi w:val="false"/>
+        <w:spacing w:after="100"/>
+      </w:pPr>
+      <w:r>
+        <w:rPr>
+          <w:rtl w:val="false"/>
+        </w:rPr>
+        <w:t xml:space="preserve">Neither audit used the other. A claim that comes from only one of them is tagged </w:t>
+      </w:r>
+      <w:r>
+        <w:rPr>
+          <w:b/>
+          <w:bCs/>
+          <w:rtl w:val="false"/>
+        </w:rPr>
+        <w:t xml:space="preserve">[C]</w:t>
+      </w:r>
+      <w:r>
+        <w:rPr>
+          <w:rtl w:val="false"/>
+        </w:rPr>
+        <w:t xml:space="preserve"> (Claude) or </w:t>
+      </w:r>
+      <w:r>
+        <w:rPr>
+          <w:b/>
+          <w:bCs/>
+          <w:rtl w:val="false"/>
+        </w:rPr>
+        <w:t xml:space="preserve">[G]</w:t>
+      </w:r>
+      <w:r>
+        <w:rPr>
+          <w:rtl w:val="false"/>
+        </w:rPr>
+        <w:t xml:space="preserve"> (GPT); untagged claims come from both. Section 9 is where each reviewer gives its own view.</w:t>
+      </w:r>
+    </w:p>
+    <w:p>
+      <w:pPr>
+        <w:bidi w:val="false"/>
+        <w:spacing w:after="100"/>
+      </w:pPr>
+      <w:r>
+        <w:rPr>
+          <w:rtl w:val="false"/>
+        </w:rPr>
+        <w:t xml:space="preserve">Content under review: 31 nodes (12 vocabulary, 19 reading), 142 rounds, 835 screens, about 555 scored questions.</w:t>
+      </w:r>
+    </w:p>
+    <w:p>
+      <w:pPr>
+        <w:pBdr>
+          <w:bottom w:val="single" w:color="BBBBBB" w:sz="6" w:space="1"/>
+        </w:pBdr>
+        <w:spacing w:after="120"/>
+      </w:pPr>
+    </w:p>
+    <w:p>
+      <w:pPr>
+        <w:pStyle w:val="Heading2"/>
+      </w:pPr>
+      <w:r>
+        <w:rPr>
+          <w:rtl w:val="false"/>
+        </w:rPr>
+        <w:t xml:space="preserve">§1. Verdict</w:t>
       </w:r>
     </w:p>
     <w:tbl>
@@ -1097,14 +6784,13 @@
     </w:p>
     <w:p>
       <w:pPr>
-        <w:pStyle w:val="Heading1"/>
-        <w:pageBreakBefore/>
-      </w:pPr>
-      <w:r>
-        <w:rPr>
-          <w:rtl w:val="false"/>
-        </w:rPr>
-        <w:t xml:space="preserve">2. The real exam</w:t>
+        <w:pStyle w:val="Heading2"/>
+      </w:pPr>
+      <w:r>
+        <w:rPr>
+          <w:rtl w:val="false"/>
+        </w:rPr>
+        <w:t xml:space="preserve">§2. The real exam</w:t>
       </w:r>
     </w:p>
     <w:p>
@@ -1699,14 +7385,13 @@
     </w:p>
     <w:p>
       <w:pPr>
-        <w:pStyle w:val="Heading1"/>
-        <w:pageBreakBefore/>
-      </w:pPr>
-      <w:r>
-        <w:rPr>
-          <w:rtl w:val="false"/>
-        </w:rPr>
-        <w:t xml:space="preserve">3. Scorecard by dimension</w:t>
+        <w:pStyle w:val="Heading2"/>
+      </w:pPr>
+      <w:r>
+        <w:rPr>
+          <w:rtl w:val="false"/>
+        </w:rPr>
+        <w:t xml:space="preserve">§3. Scorecard by dimension</w:t>
       </w:r>
     </w:p>
     <w:p>
@@ -3010,19 +8695,18 @@
     </w:p>
     <w:p>
       <w:pPr>
-        <w:pStyle w:val="Heading1"/>
-        <w:pageBreakBefore/>
-      </w:pPr>
-      <w:r>
-        <w:rPr>
-          <w:rtl w:val="false"/>
-        </w:rPr>
-        <w:t xml:space="preserve">4. Teacher's view</w:t>
-      </w:r>
-    </w:p>
-    <w:p>
-      <w:pPr>
         <w:pStyle w:val="Heading2"/>
+      </w:pPr>
+      <w:r>
+        <w:rPr>
+          <w:rtl w:val="false"/>
+        </w:rPr>
+        <w:t xml:space="preserve">§4. Teacher's view</w:t>
+      </w:r>
+    </w:p>
+    <w:p>
+      <w:pPr>
+        <w:pStyle w:val="Heading3"/>
       </w:pPr>
       <w:r>
         <w:rPr>
@@ -3183,7 +8867,7 @@
     </w:p>
     <w:p>
       <w:pPr>
-        <w:pStyle w:val="Heading2"/>
+        <w:pStyle w:val="Heading3"/>
       </w:pPr>
       <w:r>
         <w:rPr>
@@ -5232,14 +10916,13 @@
     </w:p>
     <w:p>
       <w:pPr>
-        <w:pStyle w:val="Heading1"/>
-        <w:pageBreakBefore/>
-      </w:pPr>
-      <w:r>
-        <w:rPr>
-          <w:rtl w:val="false"/>
-        </w:rPr>
-        <w:t xml:space="preserve">5. Student's view</w:t>
+        <w:pStyle w:val="Heading2"/>
+      </w:pPr>
+      <w:r>
+        <w:rPr>
+          <w:rtl w:val="false"/>
+        </w:rPr>
+        <w:t xml:space="preserve">§5. Student's view</w:t>
       </w:r>
     </w:p>
     <w:p>
@@ -5529,14 +11212,13 @@
     </w:p>
     <w:p>
       <w:pPr>
-        <w:pStyle w:val="Heading1"/>
-        <w:pageBreakBefore/>
-      </w:pPr>
-      <w:r>
-        <w:rPr>
-          <w:rtl w:val="false"/>
-        </w:rPr>
-        <w:t xml:space="preserve">6. Node-by-node grades</w:t>
+        <w:pStyle w:val="Heading2"/>
+      </w:pPr>
+      <w:r>
+        <w:rPr>
+          <w:rtl w:val="false"/>
+        </w:rPr>
+        <w:t xml:space="preserve">§6. Node-by-node grades</w:t>
       </w:r>
     </w:p>
     <w:p>
@@ -5553,7 +11235,7 @@
     </w:p>
     <w:p>
       <w:pPr>
-        <w:pStyle w:val="Heading2"/>
+        <w:pStyle w:val="Heading3"/>
       </w:pPr>
       <w:r>
         <w:rPr>
@@ -7244,7 +12926,7 @@
     </w:p>
     <w:p>
       <w:pPr>
-        <w:pStyle w:val="Heading2"/>
+        <w:pStyle w:val="Heading3"/>
       </w:pPr>
       <w:r>
         <w:rPr>
@@ -9812,14 +15494,13 @@
     </w:p>
     <w:p>
       <w:pPr>
-        <w:pStyle w:val="Heading1"/>
-        <w:pageBreakBefore/>
-      </w:pPr>
-      <w:r>
-        <w:rPr>
-          <w:rtl w:val="false"/>
-        </w:rPr>
-        <w:t xml:space="preserve">7. Plan</w:t>
+        <w:pStyle w:val="Heading2"/>
+      </w:pPr>
+      <w:r>
+        <w:rPr>
+          <w:rtl w:val="false"/>
+        </w:rPr>
+        <w:t xml:space="preserve">§7. Plan</w:t>
       </w:r>
     </w:p>
     <w:p>
@@ -9917,7 +15598,7 @@
     </w:p>
     <w:p>
       <w:pPr>
-        <w:pStyle w:val="Heading2"/>
+        <w:pStyle w:val="Heading3"/>
       </w:pPr>
       <w:r>
         <w:rPr>
@@ -10593,7 +16274,7 @@
     </w:p>
     <w:p>
       <w:pPr>
-        <w:pStyle w:val="Heading2"/>
+        <w:pStyle w:val="Heading3"/>
       </w:pPr>
       <w:r>
         <w:rPr>
@@ -10827,7 +16508,7 @@
     </w:p>
     <w:p>
       <w:pPr>
-        <w:pStyle w:val="Heading2"/>
+        <w:pStyle w:val="Heading3"/>
       </w:pPr>
       <w:r>
         <w:rPr>
@@ -11512,7 +17193,7 @@
     </w:p>
     <w:p>
       <w:pPr>
-        <w:pStyle w:val="Heading2"/>
+        <w:pStyle w:val="Heading3"/>
       </w:pPr>
       <w:r>
         <w:rPr>
@@ -12072,14 +17753,13 @@
     </w:p>
     <w:p>
       <w:pPr>
-        <w:pStyle w:val="Heading1"/>
-        <w:pageBreakBefore/>
-      </w:pPr>
-      <w:r>
-        <w:rPr>
-          <w:rtl w:val="false"/>
-        </w:rPr>
-        <w:t xml:space="preserve">8. Open questions for you</w:t>
+        <w:pStyle w:val="Heading2"/>
+      </w:pPr>
+      <w:r>
+        <w:rPr>
+          <w:rtl w:val="false"/>
+        </w:rPr>
+        <w:t xml:space="preserve">§8. Open questions for you</w:t>
       </w:r>
     </w:p>
     <w:p>
@@ -12645,19 +18325,18 @@
     </w:p>
     <w:p>
       <w:pPr>
-        <w:pStyle w:val="Heading1"/>
-        <w:pageBreakBefore/>
-      </w:pPr>
-      <w:r>
-        <w:rPr>
-          <w:rtl w:val="false"/>
-        </w:rPr>
-        <w:t xml:space="preserve">9. Reviewers' views</w:t>
-      </w:r>
-    </w:p>
-    <w:p>
-      <w:pPr>
         <w:pStyle w:val="Heading2"/>
+      </w:pPr>
+      <w:r>
+        <w:rPr>
+          <w:rtl w:val="false"/>
+        </w:rPr>
+        <w:t xml:space="preserve">§9. Reviewers' views</w:t>
+      </w:r>
+    </w:p>
+    <w:p>
+      <w:pPr>
+        <w:pStyle w:val="Heading3"/>
       </w:pPr>
       <w:r>
         <w:rPr>
@@ -13113,7 +18792,7 @@
     </w:p>
     <w:p>
       <w:pPr>
-        <w:pStyle w:val="Heading2"/>
+        <w:pStyle w:val="Heading3"/>
       </w:pPr>
       <w:r>
         <w:rPr>
@@ -13656,7 +19335,7 @@
     </w:p>
     <w:p>
       <w:pPr>
-        <w:pStyle w:val="Heading2"/>
+        <w:pStyle w:val="Heading3"/>
       </w:pPr>
       <w:r>
         <w:rPr>
@@ -13978,7 +19657,7 @@
     </w:p>
     <w:p>
       <w:pPr>
-        <w:pStyle w:val="Heading2"/>
+        <w:pStyle w:val="Heading3"/>
       </w:pPr>
       <w:r>
         <w:rPr>
@@ -14260,14 +19939,13 @@
     </w:p>
     <w:p>
       <w:pPr>
-        <w:pStyle w:val="Heading1"/>
-        <w:pageBreakBefore/>
-      </w:pPr>
-      <w:r>
-        <w:rPr>
-          <w:rtl w:val="false"/>
-        </w:rPr>
-        <w:t xml:space="preserve">10. Change record</w:t>
+        <w:pStyle w:val="Heading2"/>
+      </w:pPr>
+      <w:r>
+        <w:rPr>
+          <w:rtl w:val="false"/>
+        </w:rPr>
+        <w:t xml:space="preserve">§10. Change record</w:t>
       </w:r>
     </w:p>
     <w:tbl>
@@ -15860,7 +21538,7 @@
     </w:p>
     <w:p>
       <w:pPr>
-        <w:pStyle w:val="Heading2"/>
+        <w:pStyle w:val="Heading3"/>
       </w:pPr>
       <w:r>
         <w:rPr>
@@ -16443,14 +22121,13 @@
     </w:p>
     <w:p>
       <w:pPr>
-        <w:pStyle w:val="Heading1"/>
-        <w:pageBreakBefore/>
-      </w:pPr>
-      <w:r>
-        <w:rPr>
-          <w:rtl w:val="false"/>
-        </w:rPr>
-        <w:t xml:space="preserve">11. Implementation status</w:t>
+        <w:pStyle w:val="Heading2"/>
+      </w:pPr>
+      <w:r>
+        <w:rPr>
+          <w:rtl w:val="false"/>
+        </w:rPr>
+        <w:t xml:space="preserve">§11. Implementation status</w:t>
       </w:r>
     </w:p>
     <w:p>
@@ -16502,7 +22179,7 @@
     </w:p>
     <w:p>
       <w:pPr>
-        <w:pStyle w:val="Heading2"/>
+        <w:pStyle w:val="Heading3"/>
       </w:pPr>
       <w:r>
         <w:rPr>
@@ -18461,7 +24138,7 @@
     </w:p>
     <w:p>
       <w:pPr>
-        <w:pStyle w:val="Heading2"/>
+        <w:pStyle w:val="Heading3"/>
       </w:pPr>
       <w:r>
         <w:rPr>
@@ -18659,7 +24336,7 @@
     </w:p>
     <w:p>
       <w:pPr>
-        <w:pStyle w:val="Heading2"/>
+        <w:pStyle w:val="Heading3"/>
       </w:pPr>
       <w:r>
         <w:rPr>
@@ -19026,7 +24703,7 @@
     </w:p>
     <w:p>
       <w:pPr>
-        <w:pStyle w:val="Heading2"/>
+        <w:pStyle w:val="Heading3"/>
       </w:pPr>
       <w:r>
         <w:rPr>
@@ -19102,14 +24779,13 @@
     </w:p>
     <w:p>
       <w:pPr>
-        <w:pStyle w:val="Heading1"/>
-        <w:pageBreakBefore/>
-      </w:pPr>
-      <w:r>
-        <w:rPr>
-          <w:rtl w:val="false"/>
-        </w:rPr>
-        <w:t xml:space="preserve">12. GPT post-fix review — now including writing</w:t>
+        <w:pStyle w:val="Heading2"/>
+      </w:pPr>
+      <w:r>
+        <w:rPr>
+          <w:rtl w:val="false"/>
+        </w:rPr>
+        <w:t xml:space="preserve">§12. GPT post-fix review — now including writing</w:t>
       </w:r>
     </w:p>
     <w:p>
@@ -19215,7 +24891,7 @@
     </w:p>
     <w:p>
       <w:pPr>
-        <w:pStyle w:val="Heading2"/>
+        <w:pStyle w:val="Heading3"/>
       </w:pPr>
       <w:r>
         <w:rPr>
@@ -19958,7 +25634,7 @@
     </w:p>
     <w:p>
       <w:pPr>
-        <w:pStyle w:val="Heading2"/>
+        <w:pStyle w:val="Heading3"/>
       </w:pPr>
       <w:r>
         <w:rPr>
@@ -20147,7 +25823,7 @@
     </w:p>
     <w:p>
       <w:pPr>
-        <w:pStyle w:val="Heading2"/>
+        <w:pStyle w:val="Heading3"/>
       </w:pPr>
       <w:r>
         <w:rPr>
@@ -21000,7 +26676,7 @@
     </w:p>
     <w:p>
       <w:pPr>
-        <w:pStyle w:val="Heading2"/>
+        <w:pStyle w:val="Heading3"/>
       </w:pPr>
       <w:r>
         <w:rPr>
@@ -21191,14 +26867,13 @@
     </w:p>
     <w:p>
       <w:pPr>
-        <w:pStyle w:val="Heading1"/>
-        <w:pageBreakBefore/>
-      </w:pPr>
-      <w:r>
-        <w:rPr>
-          <w:rtl w:val="false"/>
-        </w:rPr>
-        <w:t xml:space="preserve">13. Claude post-fix review, round 6: Parts A, B, C and the exam quizzes</w:t>
+        <w:pStyle w:val="Heading2"/>
+      </w:pPr>
+      <w:r>
+        <w:rPr>
+          <w:rtl w:val="false"/>
+        </w:rPr>
+        <w:t xml:space="preserve">§13. Claude post-fix review, round 6: Parts A, B, C and the exam quizzes</w:t>
       </w:r>
     </w:p>
     <w:p>
@@ -21350,7 +27025,7 @@
     </w:p>
     <w:p>
       <w:pPr>
-        <w:pStyle w:val="Heading2"/>
+        <w:pStyle w:val="Heading3"/>
       </w:pPr>
       <w:r>
         <w:rPr>
@@ -23339,7 +29014,7 @@
     </w:p>
     <w:p>
       <w:pPr>
-        <w:pStyle w:val="Heading2"/>
+        <w:pStyle w:val="Heading3"/>
       </w:pPr>
       <w:r>
         <w:rPr>
@@ -23637,7 +29312,7 @@
     </w:p>
     <w:p>
       <w:pPr>
-        <w:pStyle w:val="Heading2"/>
+        <w:pStyle w:val="Heading3"/>
       </w:pPr>
       <w:r>
         <w:rPr>
@@ -24800,7 +30475,7 @@
     </w:p>
     <w:p>
       <w:pPr>
-        <w:pStyle w:val="Heading2"/>
+        <w:pStyle w:val="Heading3"/>
       </w:pPr>
       <w:r>
         <w:rPr>
@@ -25166,14 +30841,13 @@
     </w:p>
     <w:p>
       <w:pPr>
-        <w:pStyle w:val="Heading1"/>
-        <w:pageBreakBefore/>
-      </w:pPr>
-      <w:r>
-        <w:rPr>
-          <w:rtl w:val="false"/>
-        </w:rPr>
-        <w:t xml:space="preserve">14. GPT, round 7: response to Claude's post-fix review</w:t>
+        <w:pStyle w:val="Heading2"/>
+      </w:pPr>
+      <w:r>
+        <w:rPr>
+          <w:rtl w:val="false"/>
+        </w:rPr>
+        <w:t xml:space="preserve">§14. GPT, round 7: response to Claude's post-fix review</w:t>
       </w:r>
     </w:p>
     <w:p>
@@ -25280,7 +30954,7 @@
     </w:p>
     <w:p>
       <w:pPr>
-        <w:pStyle w:val="Heading2"/>
+        <w:pStyle w:val="Heading3"/>
       </w:pPr>
       <w:r>
         <w:rPr>
@@ -25572,7 +31246,7 @@
     </w:p>
     <w:p>
       <w:pPr>
-        <w:pStyle w:val="Heading2"/>
+        <w:pStyle w:val="Heading3"/>
       </w:pPr>
       <w:r>
         <w:rPr>
@@ -25667,7 +31341,7 @@
     </w:p>
     <w:p>
       <w:pPr>
-        <w:pStyle w:val="Heading2"/>
+        <w:pStyle w:val="Heading3"/>
       </w:pPr>
       <w:r>
         <w:rPr>
@@ -25856,7 +31530,7 @@
     </w:p>
     <w:p>
       <w:pPr>
-        <w:pStyle w:val="Heading2"/>
+        <w:pStyle w:val="Heading3"/>
       </w:pPr>
       <w:r>
         <w:rPr>
@@ -25976,14 +31650,13 @@
     </w:p>
     <w:p>
       <w:pPr>
-        <w:pStyle w:val="Heading1"/>
-        <w:pageBreakBefore/>
-      </w:pPr>
-      <w:r>
-        <w:rPr>
-          <w:rtl w:val="false"/>
-        </w:rPr>
-        <w:t xml:space="preserve">15. Claude, round 7: response to GPT's section 14</w:t>
+        <w:pStyle w:val="Heading2"/>
+      </w:pPr>
+      <w:r>
+        <w:rPr>
+          <w:rtl w:val="false"/>
+        </w:rPr>
+        <w:t xml:space="preserve">§15. Claude, round 7: response to GPT's section 14</w:t>
       </w:r>
     </w:p>
     <w:p>
@@ -26000,7 +31673,7 @@
     </w:p>
     <w:p>
       <w:pPr>
-        <w:pStyle w:val="Heading2"/>
+        <w:pStyle w:val="Heading3"/>
       </w:pPr>
       <w:r>
         <w:rPr>
@@ -26619,7 +32292,7 @@
     </w:p>
     <w:p>
       <w:pPr>
-        <w:pStyle w:val="Heading2"/>
+        <w:pStyle w:val="Heading3"/>
       </w:pPr>
       <w:r>
         <w:rPr>
@@ -26748,7 +32421,7 @@
     </w:p>
     <w:p>
       <w:pPr>
-        <w:pStyle w:val="Heading2"/>
+        <w:pStyle w:val="Heading3"/>
       </w:pPr>
       <w:r>
         <w:rPr>
@@ -26866,7 +32539,7 @@
     </w:p>
     <w:p>
       <w:pPr>
-        <w:pStyle w:val="Heading2"/>
+        <w:pStyle w:val="Heading3"/>
       </w:pPr>
       <w:r>
         <w:rPr>
